--- a/עבודה מסכמת - זואולוגיה.docx
+++ b/עבודה מסכמת - זואולוגיה.docx
@@ -513,7 +513,7 @@
           <w:szCs w:val="24"/>
           <w:rtl/>
         </w:rPr>
-        <w:t xml:space="preserve">הצרעה המזרחית נצפתה וצולמה בסביבת הבית [ציינו: היכן בדיוק, למשל ליד פח האשפה בחצר או על עץ פרי, ובאיזה תאריך]. השממית המצויה נצפתה [ציינו: היכן, למשל על קיר חיצוני סמוך למנורת כניסה, ובאיזה תאריך]. הבחירה בשממית נבעה גם מהיכרות ארוכה: היא מופיעה על אותו קיר בכל קיץ, ולאורך שנים היא נעשתה חלק קבוע מהנוף הביתי.</w:t>
+        <w:t xml:space="preserve">הצרעה המזרחית נצפתה בסביבת הבית [ציינו: היכן בדיוק, למשל ליד פח האשפה בחצר או על עץ פרי, ובאיזה תאריך]. השממית המצויה נצפתה [ציינו: היכן, למשל על קיר חיצוני סמוך למנורת כניסה, ובאיזה תאריך]. הבחירה בשממית נבעה גם מהיכרות ארוכה: היא מופיעה על אותו קיר בכל קיץ, ולאורך שנים היא נעשתה חלק קבוע מהנוף הביתי. שני התצלומים המובאים בעבודה אינם צילום עצמי אלא לקוחים ממאגר ויקישיתוף, ומקורם ורישיון השימוש בהם מצוינים תחת כל תמונה.</w:t>
       </w:r>
     </w:p>
     <w:p>
@@ -1504,7 +1504,7 @@
                 <w:szCs w:val="22"/>
                 <w:rtl/>
               </w:rPr>
-              <w:t xml:space="preserve">כאן יש להכניס את התצלום שצילמתם בעצמכם. מסגרת זו נועדה לסימון בלבד, יש למחוק אותה לאחר הכנסת התמונה.</w:t>
+              <w:t xml:space="preserve">כאן יש להכניס את התמונה. להוריד מהקישור שבשורת המקור למטה (בעמוד הקובץ בוויקישיתוף לוחצים על התמונה ואז על Original file), ולמחוק מסגרת זו.</w:t>
             </w:r>
           </w:p>
         </w:tc>
@@ -1513,9 +1513,55 @@
     <w:p>
       <w:pPr>
         <w:bidi/>
-        <w:spacing w:after="200" w:before="80" w:line="360"/>
-        <w:jc w:val="center"/>
-      </w:pPr>
+        <w:spacing w:after="40" w:before="120" w:line="300"/>
+        <w:jc w:val="right"/>
+      </w:pPr>
+      <w:r>
+        <w:rPr>
+          <w:rFonts w:ascii="Times New Roman" w:cs="David" w:eastAsia="David" w:hAnsi="Times New Roman"/>
+          <w:b/>
+          <w:bCs/>
+          <w:i w:val="false"/>
+          <w:iCs w:val="false"/>
+          <w:sz w:val="21"/>
+          <w:szCs w:val="21"/>
+          <w:rtl/>
+        </w:rPr>
+        <w:t xml:space="preserve">תמונה 1. </w:t>
+      </w:r>
+      <w:r>
+        <w:rPr>
+          <w:rFonts w:ascii="Times New Roman" w:cs="David" w:eastAsia="David" w:hAnsi="Times New Roman"/>
+          <w:b w:val="false"/>
+          <w:bCs w:val="false"/>
+          <w:i w:val="false"/>
+          <w:iCs w:val="false"/>
+          <w:sz w:val="21"/>
+          <w:szCs w:val="21"/>
+          <w:rtl/>
+        </w:rPr>
+        <w:t xml:space="preserve">צרעה מזרחית (Vespa orientalis) בוגרת. ניכרות בה הרצועה הצהובה הרחבה על טבעות הבטן והכתם הצהוב שבין העיניים.</w:t>
+      </w:r>
+    </w:p>
+    <w:p>
+      <w:pPr>
+        <w:bidi/>
+        <w:spacing w:after="200" w:before="0" w:line="300"/>
+        <w:jc w:val="right"/>
+      </w:pPr>
+      <w:r>
+        <w:rPr>
+          <w:rFonts w:ascii="Times New Roman" w:cs="David" w:eastAsia="David" w:hAnsi="Times New Roman"/>
+          <w:b w:val="false"/>
+          <w:bCs w:val="false"/>
+          <w:i w:val="false"/>
+          <w:iCs w:val="false"/>
+          <w:sz w:val="20"/>
+          <w:szCs w:val="20"/>
+          <w:rtl/>
+        </w:rPr>
+        <w:t xml:space="preserve">מתוך </w:t>
+      </w:r>
       <w:r>
         <w:rPr>
           <w:rFonts w:ascii="Times New Roman" w:cs="David" w:eastAsia="David" w:hAnsi="Times New Roman"/>
@@ -1523,11 +1569,50 @@
           <w:bCs w:val="false"/>
           <w:i/>
           <w:iCs/>
-          <w:sz w:val="21"/>
-          <w:szCs w:val="21"/>
-          <w:rtl/>
-        </w:rPr>
-        <w:t xml:space="preserve">תמונה 1: צרעה מזרחית (Vespa orientalis). צילום עצמי, [תאריך], [מקום].</w:t>
+          <w:sz w:val="20"/>
+          <w:szCs w:val="20"/>
+          <w:rtl/>
+        </w:rPr>
+        <w:t xml:space="preserve">Oriental hornet (Vespa orientalis)</w:t>
+      </w:r>
+      <w:r>
+        <w:rPr>
+          <w:rFonts w:ascii="Times New Roman" w:cs="David" w:eastAsia="David" w:hAnsi="Times New Roman"/>
+          <w:b w:val="false"/>
+          <w:bCs w:val="false"/>
+          <w:i w:val="false"/>
+          <w:iCs w:val="false"/>
+          <w:sz w:val="20"/>
+          <w:szCs w:val="20"/>
+          <w:rtl/>
+        </w:rPr>
+        <w:t xml:space="preserve"> [תצלום], מאת Charlesjsharp, ויקישיתוף (ל.ת.). </w:t>
+      </w:r>
+      <w:r>
+        <w:rPr>
+          <w:rFonts w:ascii="Times New Roman" w:cs="David" w:eastAsia="David" w:hAnsi="Times New Roman"/>
+          <w:b w:val="false"/>
+          <w:bCs w:val="false"/>
+          <w:i w:val="false"/>
+          <w:iCs w:val="false"/>
+          <w:sz w:val="20"/>
+          <w:szCs w:val="20"/>
+          <w:rtl/>
+        </w:rPr>
+        <w:t xml:space="preserve">https://commons.wikimedia.org/wiki/File:Oriental_hornet_(Vespa_orientalis).jpg</w:t>
+      </w:r>
+      <w:r>
+        <w:rPr>
+          <w:rFonts w:ascii="Times New Roman" w:cs="David" w:eastAsia="David" w:hAnsi="Times New Roman"/>
+          <w:b w:val="false"/>
+          <w:bCs w:val="false"/>
+          <w:i w:val="false"/>
+          <w:iCs w:val="false"/>
+          <w:sz w:val="20"/>
+          <w:szCs w:val="20"/>
+          <w:rtl/>
+        </w:rPr>
+        <w:t xml:space="preserve"> רישיון CC BY-SA 4.0.</w:t>
       </w:r>
     </w:p>
     <w:p>
@@ -2433,7 +2518,7 @@
                 <w:szCs w:val="22"/>
                 <w:rtl/>
               </w:rPr>
-              <w:t xml:space="preserve">כאן יש להכניס את התצלום. מסגרת זו נועדה לסימון בלבד, יש למחוק אותה לאחר הכנסת התמונה.</w:t>
+              <w:t xml:space="preserve">כאן יש להכניס את התמונה. להוריד מהקישור שבשורת המקור למטה, ולמחוק מסגרת זו.</w:t>
             </w:r>
           </w:p>
         </w:tc>
@@ -2442,9 +2527,55 @@
     <w:p>
       <w:pPr>
         <w:bidi/>
-        <w:spacing w:after="200" w:before="80" w:line="360"/>
-        <w:jc w:val="center"/>
-      </w:pPr>
+        <w:spacing w:after="40" w:before="120" w:line="300"/>
+        <w:jc w:val="right"/>
+      </w:pPr>
+      <w:r>
+        <w:rPr>
+          <w:rFonts w:ascii="Times New Roman" w:cs="David" w:eastAsia="David" w:hAnsi="Times New Roman"/>
+          <w:b/>
+          <w:bCs/>
+          <w:i w:val="false"/>
+          <w:iCs w:val="false"/>
+          <w:sz w:val="21"/>
+          <w:szCs w:val="21"/>
+          <w:rtl/>
+        </w:rPr>
+        <w:t xml:space="preserve">תמונה 2. </w:t>
+      </w:r>
+      <w:r>
+        <w:rPr>
+          <w:rFonts w:ascii="Times New Roman" w:cs="David" w:eastAsia="David" w:hAnsi="Times New Roman"/>
+          <w:b w:val="false"/>
+          <w:bCs w:val="false"/>
+          <w:i w:val="false"/>
+          <w:iCs w:val="false"/>
+          <w:sz w:val="21"/>
+          <w:szCs w:val="21"/>
+          <w:rtl/>
+        </w:rPr>
+        <w:t xml:space="preserve">שממית מצויה (Hemidactylus turcicus). ניכרים בה האישון האנכי, היבלות הקרניות על הגב וכריות ההיצמדות בכפות הרגליים.</w:t>
+      </w:r>
+    </w:p>
+    <w:p>
+      <w:pPr>
+        <w:bidi/>
+        <w:spacing w:after="200" w:before="0" w:line="300"/>
+        <w:jc w:val="right"/>
+      </w:pPr>
+      <w:r>
+        <w:rPr>
+          <w:rFonts w:ascii="Times New Roman" w:cs="David" w:eastAsia="David" w:hAnsi="Times New Roman"/>
+          <w:b w:val="false"/>
+          <w:bCs w:val="false"/>
+          <w:i w:val="false"/>
+          <w:iCs w:val="false"/>
+          <w:sz w:val="20"/>
+          <w:szCs w:val="20"/>
+          <w:rtl/>
+        </w:rPr>
+        <w:t xml:space="preserve">מתוך </w:t>
+      </w:r>
       <w:r>
         <w:rPr>
           <w:rFonts w:ascii="Times New Roman" w:cs="David" w:eastAsia="David" w:hAnsi="Times New Roman"/>
@@ -2452,11 +2583,50 @@
           <w:bCs w:val="false"/>
           <w:i/>
           <w:iCs/>
-          <w:sz w:val="21"/>
-          <w:szCs w:val="21"/>
-          <w:rtl/>
-        </w:rPr>
-        <w:t xml:space="preserve">תמונה 2: שממית מצויה (Hemidactylus turcicus). צילום עצמי, [תאריך], [מקום]. אם לא צולמה בעצמכם, יש לציין את מקור התמונה.</w:t>
+          <w:sz w:val="20"/>
+          <w:szCs w:val="20"/>
+          <w:rtl/>
+        </w:rPr>
+        <w:t xml:space="preserve">Hemidactylus turcicus (Mediterranean house gecko)</w:t>
+      </w:r>
+      <w:r>
+        <w:rPr>
+          <w:rFonts w:ascii="Times New Roman" w:cs="David" w:eastAsia="David" w:hAnsi="Times New Roman"/>
+          <w:b w:val="false"/>
+          <w:bCs w:val="false"/>
+          <w:i w:val="false"/>
+          <w:iCs w:val="false"/>
+          <w:sz w:val="20"/>
+          <w:szCs w:val="20"/>
+          <w:rtl/>
+        </w:rPr>
+        <w:t xml:space="preserve"> [תצלום], מאת מ' זכריאדזה, ויקישיתוף (ל.ת.). </w:t>
+      </w:r>
+      <w:r>
+        <w:rPr>
+          <w:rFonts w:ascii="Times New Roman" w:cs="David" w:eastAsia="David" w:hAnsi="Times New Roman"/>
+          <w:b w:val="false"/>
+          <w:bCs w:val="false"/>
+          <w:i w:val="false"/>
+          <w:iCs w:val="false"/>
+          <w:sz w:val="20"/>
+          <w:szCs w:val="20"/>
+          <w:rtl/>
+        </w:rPr>
+        <w:t xml:space="preserve">https://commons.wikimedia.org/wiki/File:Hemidactylus_turcicus_(Mediterranean_house_gecko).jpg</w:t>
+      </w:r>
+      <w:r>
+        <w:rPr>
+          <w:rFonts w:ascii="Times New Roman" w:cs="David" w:eastAsia="David" w:hAnsi="Times New Roman"/>
+          <w:b w:val="false"/>
+          <w:bCs w:val="false"/>
+          <w:i w:val="false"/>
+          <w:iCs w:val="false"/>
+          <w:sz w:val="20"/>
+          <w:szCs w:val="20"/>
+          <w:rtl/>
+        </w:rPr>
+        <w:t xml:space="preserve"> רישיון CC BY-SA 4.0.</w:t>
       </w:r>
     </w:p>
     <w:p>
@@ -6053,7 +6223,7 @@
           <w:szCs w:val="24"/>
           <w:rtl w:val="false"/>
         </w:rPr>
-        <w:t xml:space="preserve">Ishay, J., &amp; Ikan, R. (1968). Gluconeogenesis in the oriental hornet Vespa orientalis F. </w:t>
+        <w:t xml:space="preserve">Charlesjsharp. (n.d.). </w:t>
       </w:r>
       <w:r>
         <w:rPr>
@@ -6066,7 +6236,7 @@
           <w:szCs w:val="24"/>
           <w:rtl w:val="false"/>
         </w:rPr>
-        <w:t xml:space="preserve">Ecology, 49</w:t>
+        <w:t xml:space="preserve">Oriental hornet (Vespa orientalis)</w:t>
       </w:r>
       <w:r>
         <w:rPr>
@@ -6079,7 +6249,7 @@
           <w:szCs w:val="24"/>
           <w:rtl w:val="false"/>
         </w:rPr>
-        <w:t xml:space="preserve">(1), 169-171. https://doi.org/10.2307/1933576</w:t>
+        <w:t xml:space="preserve"> [Photograph]. Wikimedia Commons. https://commons.wikimedia.org/wiki/File:Oriental_hornet_(Vespa_orientalis).jpg</w:t>
       </w:r>
     </w:p>
     <w:p>
@@ -6100,7 +6270,7 @@
           <w:szCs w:val="24"/>
           <w:rtl w:val="false"/>
         </w:rPr>
-        <w:t xml:space="preserve">Plotkin, M., Hod, I., Zaban, A., Boden, S. A., Bagnall, D. M., Galushko, D., &amp; Bergman, D. J. (2010). Solar energy harvesting in the epicuticle of the oriental hornet (Vespa orientalis). </w:t>
+        <w:t xml:space="preserve">Ishay, J., &amp; Ikan, R. (1968). Gluconeogenesis in the oriental hornet Vespa orientalis F. </w:t>
       </w:r>
       <w:r>
         <w:rPr>
@@ -6113,7 +6283,7 @@
           <w:szCs w:val="24"/>
           <w:rtl w:val="false"/>
         </w:rPr>
-        <w:t xml:space="preserve">Naturwissenschaften, 97</w:t>
+        <w:t xml:space="preserve">Ecology, 49</w:t>
       </w:r>
       <w:r>
         <w:rPr>
@@ -6126,7 +6296,7 @@
           <w:szCs w:val="24"/>
           <w:rtl w:val="false"/>
         </w:rPr>
-        <w:t xml:space="preserve">(12), 1067-1076. https://doi.org/10.1007/s00114-010-0728-1</w:t>
+        <w:t xml:space="preserve">(1), 169-171. https://doi.org/10.2307/1933576</w:t>
       </w:r>
     </w:p>
     <w:p>
@@ -6147,7 +6317,7 @@
           <w:szCs w:val="24"/>
           <w:rtl w:val="false"/>
         </w:rPr>
-        <w:t xml:space="preserve">Roth, L. S. V., &amp; Kelber, A. (2004). Nocturnal colour vision in geckos. </w:t>
+        <w:t xml:space="preserve">Plotkin, M., Hod, I., Zaban, A., Boden, S. A., Bagnall, D. M., Galushko, D., &amp; Bergman, D. J. (2010). Solar energy harvesting in the epicuticle of the oriental hornet (Vespa orientalis). </w:t>
       </w:r>
       <w:r>
         <w:rPr>
@@ -6160,7 +6330,7 @@
           <w:szCs w:val="24"/>
           <w:rtl w:val="false"/>
         </w:rPr>
-        <w:t xml:space="preserve">Proceedings of the Royal Society B: Biological Sciences, 271</w:t>
+        <w:t xml:space="preserve">Naturwissenschaften, 97</w:t>
       </w:r>
       <w:r>
         <w:rPr>
@@ -6173,7 +6343,7 @@
           <w:szCs w:val="24"/>
           <w:rtl w:val="false"/>
         </w:rPr>
-        <w:t xml:space="preserve">(Suppl. 6), S485-S487. https://doi.org/10.1098/rsbl.2004.0227</w:t>
+        <w:t xml:space="preserve">(12), 1067-1076. https://doi.org/10.1007/s00114-010-0728-1</w:t>
       </w:r>
     </w:p>
     <w:p>
@@ -6194,7 +6364,7 @@
           <w:szCs w:val="24"/>
           <w:rtl w:val="false"/>
         </w:rPr>
-        <w:t xml:space="preserve">Selcer, K. W. (1986). Life history of a successful colonizer: The Mediterranean gecko, Hemidactylus turcicus, in southern Texas. </w:t>
+        <w:t xml:space="preserve">Roth, L. S. V., &amp; Kelber, A. (2004). Nocturnal colour vision in geckos. </w:t>
       </w:r>
       <w:r>
         <w:rPr>
@@ -6207,7 +6377,7 @@
           <w:szCs w:val="24"/>
           <w:rtl w:val="false"/>
         </w:rPr>
-        <w:t xml:space="preserve">Copeia, 1986</w:t>
+        <w:t xml:space="preserve">Proceedings of the Royal Society B: Biological Sciences, 271</w:t>
       </w:r>
       <w:r>
         <w:rPr>
@@ -6220,7 +6390,7 @@
           <w:szCs w:val="24"/>
           <w:rtl w:val="false"/>
         </w:rPr>
-        <w:t xml:space="preserve">(4), 956-962. https://doi.org/10.2307/1445291</w:t>
+        <w:t xml:space="preserve">(Suppl. 6), S485-S487. https://doi.org/10.1098/rsbl.2004.0227</w:t>
       </w:r>
     </w:p>
     <w:p>
@@ -6241,7 +6411,7 @@
           <w:szCs w:val="24"/>
           <w:rtl w:val="false"/>
         </w:rPr>
-        <w:t xml:space="preserve">Spradbery, J. P. (1973). </w:t>
+        <w:t xml:space="preserve">Selcer, K. W. (1986). Life history of a successful colonizer: The Mediterranean gecko, Hemidactylus turcicus, in southern Texas. </w:t>
       </w:r>
       <w:r>
         <w:rPr>
@@ -6254,7 +6424,7 @@
           <w:szCs w:val="24"/>
           <w:rtl w:val="false"/>
         </w:rPr>
-        <w:t xml:space="preserve">Wasps: An account of the biology and natural history of solitary and social wasps</w:t>
+        <w:t xml:space="preserve">Copeia, 1986</w:t>
       </w:r>
       <w:r>
         <w:rPr>
@@ -6267,7 +6437,7 @@
           <w:szCs w:val="24"/>
           <w:rtl w:val="false"/>
         </w:rPr>
-        <w:t xml:space="preserve">. Sidgwick &amp; Jackson.</w:t>
+        <w:t xml:space="preserve">(4), 956-962. https://doi.org/10.2307/1445291</w:t>
       </w:r>
     </w:p>
     <w:p>
@@ -6288,7 +6458,7 @@
           <w:szCs w:val="24"/>
           <w:rtl w:val="false"/>
         </w:rPr>
-        <w:t xml:space="preserve">Werenkraut, V., Arbetman, M. P., &amp; Fergnani, P. N. (2022). The oriental hornet (Vespa orientalis L.): A threat to the Americas? </w:t>
+        <w:t xml:space="preserve">Spradbery, J. P. (1973). </w:t>
       </w:r>
       <w:r>
         <w:rPr>
@@ -6301,7 +6471,7 @@
           <w:szCs w:val="24"/>
           <w:rtl w:val="false"/>
         </w:rPr>
-        <w:t xml:space="preserve">Neotropical Entomology, 51</w:t>
+        <w:t xml:space="preserve">Wasps: An account of the biology and natural history of solitary and social wasps</w:t>
       </w:r>
       <w:r>
         <w:rPr>
@@ -6314,7 +6484,7 @@
           <w:szCs w:val="24"/>
           <w:rtl w:val="false"/>
         </w:rPr>
-        <w:t xml:space="preserve">(2), 330-338. https://doi.org/10.1007/s13744-021-00929-4</w:t>
+        <w:t xml:space="preserve">. Sidgwick &amp; Jackson.</w:t>
       </w:r>
     </w:p>
     <w:p>
@@ -6335,7 +6505,7 @@
           <w:szCs w:val="24"/>
           <w:rtl w:val="false"/>
         </w:rPr>
-        <w:t xml:space="preserve">Werner, Y. L. (2016). </w:t>
+        <w:t xml:space="preserve">Werenkraut, V., Arbetman, M. P., &amp; Fergnani, P. N. (2022). The oriental hornet (Vespa orientalis L.): A threat to the Americas? </w:t>
       </w:r>
       <w:r>
         <w:rPr>
@@ -6348,6 +6518,53 @@
           <w:szCs w:val="24"/>
           <w:rtl w:val="false"/>
         </w:rPr>
+        <w:t xml:space="preserve">Neotropical Entomology, 51</w:t>
+      </w:r>
+      <w:r>
+        <w:rPr>
+          <w:rFonts w:ascii="Times New Roman" w:cs="David" w:eastAsia="David" w:hAnsi="Times New Roman"/>
+          <w:b w:val="false"/>
+          <w:bCs w:val="false"/>
+          <w:i w:val="false"/>
+          <w:iCs w:val="false"/>
+          <w:sz w:val="24"/>
+          <w:szCs w:val="24"/>
+          <w:rtl w:val="false"/>
+        </w:rPr>
+        <w:t xml:space="preserve">(2), 330-338. https://doi.org/10.1007/s13744-021-00929-4</w:t>
+      </w:r>
+    </w:p>
+    <w:p>
+      <w:pPr>
+        <w:bidi w:val="false"/>
+        <w:spacing w:after="0" w:line="480"/>
+        <w:ind w:left="709" w:hanging="709"/>
+        <w:jc w:val="left"/>
+      </w:pPr>
+      <w:r>
+        <w:rPr>
+          <w:rFonts w:ascii="Times New Roman" w:cs="David" w:eastAsia="David" w:hAnsi="Times New Roman"/>
+          <w:b w:val="false"/>
+          <w:bCs w:val="false"/>
+          <w:i w:val="false"/>
+          <w:iCs w:val="false"/>
+          <w:sz w:val="24"/>
+          <w:szCs w:val="24"/>
+          <w:rtl w:val="false"/>
+        </w:rPr>
+        <w:t xml:space="preserve">Werner, Y. L. (2016). </w:t>
+      </w:r>
+      <w:r>
+        <w:rPr>
+          <w:rFonts w:ascii="Times New Roman" w:cs="David" w:eastAsia="David" w:hAnsi="Times New Roman"/>
+          <w:b w:val="false"/>
+          <w:bCs w:val="false"/>
+          <w:i/>
+          <w:iCs/>
+          <w:sz w:val="24"/>
+          <w:szCs w:val="24"/>
+          <w:rtl w:val="false"/>
+        </w:rPr>
         <w:t xml:space="preserve">Reptile life in the land of Israel, with comments on adjacent regions</w:t>
       </w:r>
       <w:r>
@@ -6362,6 +6579,53 @@
           <w:rtl w:val="false"/>
         </w:rPr>
         <w:t xml:space="preserve">. Edition Chimaira.</w:t>
+      </w:r>
+    </w:p>
+    <w:p>
+      <w:pPr>
+        <w:bidi w:val="false"/>
+        <w:spacing w:after="0" w:line="480"/>
+        <w:ind w:left="709" w:hanging="709"/>
+        <w:jc w:val="left"/>
+      </w:pPr>
+      <w:r>
+        <w:rPr>
+          <w:rFonts w:ascii="Times New Roman" w:cs="David" w:eastAsia="David" w:hAnsi="Times New Roman"/>
+          <w:b w:val="false"/>
+          <w:bCs w:val="false"/>
+          <w:i w:val="false"/>
+          <w:iCs w:val="false"/>
+          <w:sz w:val="24"/>
+          <w:szCs w:val="24"/>
+          <w:rtl w:val="false"/>
+        </w:rPr>
+        <w:t xml:space="preserve">Zakariadze, M. (n.d.). </w:t>
+      </w:r>
+      <w:r>
+        <w:rPr>
+          <w:rFonts w:ascii="Times New Roman" w:cs="David" w:eastAsia="David" w:hAnsi="Times New Roman"/>
+          <w:b w:val="false"/>
+          <w:bCs w:val="false"/>
+          <w:i/>
+          <w:iCs/>
+          <w:sz w:val="24"/>
+          <w:szCs w:val="24"/>
+          <w:rtl w:val="false"/>
+        </w:rPr>
+        <w:t xml:space="preserve">Hemidactylus turcicus (Mediterranean house gecko)</w:t>
+      </w:r>
+      <w:r>
+        <w:rPr>
+          <w:rFonts w:ascii="Times New Roman" w:cs="David" w:eastAsia="David" w:hAnsi="Times New Roman"/>
+          <w:b w:val="false"/>
+          <w:bCs w:val="false"/>
+          <w:i w:val="false"/>
+          <w:iCs w:val="false"/>
+          <w:sz w:val="24"/>
+          <w:szCs w:val="24"/>
+          <w:rtl w:val="false"/>
+        </w:rPr>
+        <w:t xml:space="preserve"> [Photograph]. Wikimedia Commons. https://commons.wikimedia.org/wiki/File:Hemidactylus_turcicus_(Mediterranean_house_gecko).jpg</w:t>
       </w:r>
     </w:p>
     <w:p>
@@ -6429,7 +6693,49 @@
           <w:szCs w:val="22"/>
           <w:rtl/>
         </w:rPr>
-        <w:t xml:space="preserve">2. להכניס שני תצלומים במקומות המסומנים במסגרת אדומה, ולמחוק את המסגרות. לפי ההנחיה, את בעל החיים שנמצא בסביבת הבית יש לצלם בעצמכם. לתמונה שנלקחה מהרשת חובה לציין מקור.</w:t>
+        <w:t xml:space="preserve">2. להכניס שתי תמונות במקומות המסומנים במסגרת אדומה, ולמחוק את המסגרות. הקישורים לשתי התמונות מופיעים בשורת המקור שמתחת לכל מסגרת. שתיהן ברישיון CC BY-SA 4.0 המתיר שימוש בתנאי ייחוס, והייחוס כבר כתוב במקומו.</w:t>
+      </w:r>
+    </w:p>
+    <w:p>
+      <w:pPr>
+        <w:bidi/>
+        <w:spacing w:after="100" w:line="300"/>
+        <w:jc w:val="right"/>
+      </w:pPr>
+      <w:r>
+        <w:rPr>
+          <w:rFonts w:ascii="Times New Roman" w:cs="David" w:eastAsia="David" w:hAnsi="Times New Roman"/>
+          <w:b w:val="false"/>
+          <w:bCs w:val="false"/>
+          <w:i w:val="false"/>
+          <w:iCs w:val="false"/>
+          <w:color w:val="C00000"/>
+          <w:sz w:val="22"/>
+          <w:szCs w:val="22"/>
+          <w:rtl/>
+        </w:rPr>
+        <w:t xml:space="preserve">2א. שימו לב: ההנחיה במטלה מבקשת שאת בעל החיים שנמצא בסביבת הבית תצלמו בעצמכם. שתי התמונות כאן לקוחות מהרשת, וצוין כך במפורש במבוא ותחת כל תמונה. אם תוכלו לצלם ולו את אחת מהן בעצמכם, עדיף, ואז יש להחליף את שורת המקור ב"צילום עצמי, [תאריך], [מקום]" ולהסיר את הפריט המתאים מרשימת המקורות.</w:t>
+      </w:r>
+    </w:p>
+    <w:p>
+      <w:pPr>
+        <w:bidi/>
+        <w:spacing w:after="100" w:line="300"/>
+        <w:jc w:val="right"/>
+      </w:pPr>
+      <w:r>
+        <w:rPr>
+          <w:rFonts w:ascii="Times New Roman" w:cs="David" w:eastAsia="David" w:hAnsi="Times New Roman"/>
+          <w:b w:val="false"/>
+          <w:bCs w:val="false"/>
+          <w:i w:val="false"/>
+          <w:iCs w:val="false"/>
+          <w:color w:val="C00000"/>
+          <w:sz w:val="22"/>
+          <w:szCs w:val="22"/>
+          <w:rtl/>
+        </w:rPr>
+        <w:t xml:space="preserve">2ב. בשתי התמונות רשום (ל.ת.) משום שלא אומת תאריך הצילום. בעמוד הקובץ בוויקישיתוף מופיע תאריך תחת Date; אם הוא ברור, יש להחליף בו את (ל.ת.) גם בשורת המקור וגם ברשימת המקורות.</w:t>
       </w:r>
     </w:p>
     <w:p>

--- a/עבודה מסכמת - זואולוגיה.docx
+++ b/עבודה מסכמת - זואולוגיה.docx
@@ -513,7 +513,7 @@
           <w:szCs w:val="24"/>
           <w:rtl/>
         </w:rPr>
-        <w:t xml:space="preserve">הצרעה המזרחית נצפתה בסביבת הבית [ציינו: היכן בדיוק, למשל ליד פח האשפה בחצר או על עץ פרי, ובאיזה תאריך]. השממית המצויה נצפתה [ציינו: היכן, למשל על קיר חיצוני סמוך למנורת כניסה, ובאיזה תאריך]. הבחירה בשממית נבעה גם מהיכרות ארוכה: היא מופיעה על אותו קיר בכל קיץ, ולאורך שנים היא נעשתה חלק קבוע מהנוף הביתי. שני התצלומים המובאים בעבודה אינם צילום עצמי אלא לקוחים ממאגר ויקישיתוף, ומקורם ורישיון השימוש בהם מצוינים תחת כל תמונה.</w:t>
+        <w:t xml:space="preserve">הצרעה המזרחית נצפתה בסביבת הבית [ציינו: היכן בדיוק, למשל ליד פח האשפה בחצר או על עץ פרי, ובאיזה תאריך]. השממית המצויה נצפתה [ציינו: היכן, למשל על קיר חיצוני סמוך למנורת כניסה, ובאיזה תאריך]. הבחירה בשממית נבעה גם מהיכרות ארוכה: היא מופיעה על אותו קיר בכל קיץ, ולאורך שנים היא נעשתה חלק קבוע מהנוף הביתי. שני התצלומים המובאים בעבודה אינם צילום עצמי אלא לקוחים ממאגר ויקישיתוף, בהתאם לאפשרות שניתנה במטלה לצרף תמונה מהרשת בציון מקורה. מקור כל תמונה, שם הצלם ורישיון השימוש מצוינים תחתיה.</w:t>
       </w:r>
     </w:p>
     <w:p>
@@ -6714,7 +6714,7 @@
           <w:szCs w:val="22"/>
           <w:rtl/>
         </w:rPr>
-        <w:t xml:space="preserve">2א. שימו לב: ההנחיה במטלה מבקשת שאת בעל החיים שנמצא בסביבת הבית תצלמו בעצמכם. שתי התמונות כאן לקוחות מהרשת, וצוין כך במפורש במבוא ותחת כל תמונה. אם תוכלו לצלם ולו את אחת מהן בעצמכם, עדיף, ואז יש להחליף את שורת המקור ב"צילום עצמי, [תאריך], [מקום]" ולהסיר את הפריט המתאים מרשימת המקורות.</w:t>
+        <w:t xml:space="preserve">2א. תמונה מהרשת מותרת במפורש לפי סעיף 2c במטלה: "אם אין באפשרותכם לצלם את בעל החיים השני, הוסיפו תמונה/ות שבחרתם מהרשת (ציינו את המקור לתמונה)". דרישת ציון המקור מולאה במלואה תחת כל תמונה וברשימת המקורות.</w:t>
       </w:r>
     </w:p>
     <w:p>
@@ -6735,7 +6735,28 @@
           <w:szCs w:val="22"/>
           <w:rtl/>
         </w:rPr>
-        <w:t xml:space="preserve">2ב. בשתי התמונות רשום (ל.ת.) משום שלא אומת תאריך הצילום. בעמוד הקובץ בוויקישיתוף מופיע תאריך תחת Date; אם הוא ברור, יש להחליף בו את (ל.ת.) גם בשורת המקור וגם ברשימת המקורות.</w:t>
+        <w:t xml:space="preserve">2ב. עם זאת, ההיתר מנוסח לגבי בעל החיים השני, ואילו לגבי בעל החיים שנמצא בסביבת הבית מבקשת ההנחיה צילום עצמי. לכן, אם תוכלו לצלם ולו אחד מהשניים, עדיף. ההחלפה פשוטה: מוחקים את שורת המקור, כותבים במקומה "צילום עצמי, [תאריך], [מקום]", ומסירים את הפריט המתאים מרשימת המקורות.</w:t>
+      </w:r>
+    </w:p>
+    <w:p>
+      <w:pPr>
+        <w:bidi/>
+        <w:spacing w:after="100" w:line="300"/>
+        <w:jc w:val="right"/>
+      </w:pPr>
+      <w:r>
+        <w:rPr>
+          <w:rFonts w:ascii="Times New Roman" w:cs="David" w:eastAsia="David" w:hAnsi="Times New Roman"/>
+          <w:b w:val="false"/>
+          <w:bCs w:val="false"/>
+          <w:i w:val="false"/>
+          <w:iCs w:val="false"/>
+          <w:color w:val="C00000"/>
+          <w:sz w:val="22"/>
+          <w:szCs w:val="22"/>
+          <w:rtl/>
+        </w:rPr>
+        <w:t xml:space="preserve">2ג. בשתי התמונות רשום (ל.ת.) משום שלא אומת תאריך הצילום. בעמוד הקובץ בוויקישיתוף מופיע תאריך תחת Date; אם הוא ברור, יש להחליף בו את (ל.ת.) גם בשורת המקור וגם ברשימת המקורות.</w:t>
       </w:r>
     </w:p>
     <w:p>

--- a/עבודה מסכמת - זואולוגיה.docx
+++ b/עבודה מסכמת - זואולוגיה.docx
@@ -223,12 +223,8 @@
       </w:r>
     </w:p>
     <w:p>
-      <w:r>
-        <w:br w:type="page"/>
-      </w:r>
-    </w:p>
-    <w:p>
-      <w:pPr>
+      <w:pPr>
+        <w:pageBreakBefore/>
         <w:bidi/>
         <w:spacing w:after="240" w:before="0" w:line="360"/>
         <w:jc w:val="right"/>
@@ -432,12 +428,8 @@
       </w:r>
     </w:p>
     <w:p>
-      <w:r>
-        <w:br w:type="page"/>
-      </w:r>
-    </w:p>
-    <w:p>
-      <w:pPr>
+      <w:pPr>
+        <w:pageBreakBefore/>
         <w:bidi/>
         <w:spacing w:after="240" w:before="0" w:line="360"/>
         <w:jc w:val="right"/>
@@ -537,12 +529,8 @@
       </w:r>
     </w:p>
     <w:p>
-      <w:r>
-        <w:br w:type="page"/>
-      </w:r>
-    </w:p>
-    <w:p>
-      <w:pPr>
+      <w:pPr>
+        <w:pageBreakBefore/>
         <w:bidi/>
         <w:spacing w:after="240" w:before="0" w:line="360"/>
         <w:jc w:val="right"/>
@@ -1616,12 +1604,8 @@
       </w:r>
     </w:p>
     <w:p>
-      <w:r>
-        <w:br w:type="page"/>
-      </w:r>
-    </w:p>
-    <w:p>
-      <w:pPr>
+      <w:pPr>
+        <w:pageBreakBefore/>
         <w:bidi/>
         <w:spacing w:after="120" w:before="200" w:line="360"/>
         <w:jc w:val="right"/>
@@ -2473,6 +2457,26 @@
         <w:t xml:space="preserve">הקשר בין השממית המצויה לאדם הדוק במיוחד. היא מין קומנסלי מובהק הנהנה ממבנים, מסדקים ומתאורה מלאכותית, ודרך הסעה אקראית במטענים ובמשלוחי סחורה היא התפשטה מאגן הים התיכון לחלקים נרחבים בעולם, ובהם דרום ארצות הברית ומרכז אמריקה (Selcer, 1986). בישראל היא נפוצה מאוד ואינה מוגדרת במצב שימור בעייתי, והיא נחשבת מועילה לאדם משום שהיא ניזונה מיתושים ומחרקים ביתיים אחרים.</w:t>
       </w:r>
     </w:p>
+    <w:p>
+      <w:pPr>
+        <w:bidi/>
+        <w:spacing w:after="120" w:before="0" w:line="360"/>
+        <w:jc w:val="both"/>
+      </w:pPr>
+      <w:r>
+        <w:rPr>
+          <w:rFonts w:ascii="Times New Roman" w:cs="David" w:eastAsia="David" w:hAnsi="Times New Roman"/>
+          <w:b w:val="false"/>
+          <w:bCs w:val="false"/>
+          <w:i w:val="false"/>
+          <w:iCs w:val="false"/>
+          <w:sz w:val="24"/>
+          <w:szCs w:val="24"/>
+          <w:rtl/>
+        </w:rPr>
+        <w:t xml:space="preserve">אלא שאותה תשתית אנושית פועלת גם בכיוון ההפוך. בשנת 2012 זוהתה בישראל לראשונה שממית החומות המצרית, מין פולש גדול בהרבה שהגיע ככל הנראה בהסעה אקראית, ומאז תועד גם ביישובים נוספים בערבה. היא ניזונה מכל בעל חיים קטן ממנה, ובכלל זה משממיות אחרות, ובאתר שבו נמצאה בעין גדי לא נותרו שממיות מקומיות (רשות הטבע והגנים, 2024). מכאן שאותם קירות, סדקים ופנסים שמיטיבים עם השממית המצויה עלולים גם להביא אליה מתחרה שתדחק אותה.</w:t>
+      </w:r>
+    </w:p>
     <w:tbl>
       <w:tblPr>
         <w:bidiVisual/>
@@ -2630,12 +2634,8 @@
       </w:r>
     </w:p>
     <w:p>
-      <w:r>
-        <w:br w:type="page"/>
-      </w:r>
-    </w:p>
-    <w:p>
-      <w:pPr>
+      <w:pPr>
+        <w:pageBreakBefore/>
         <w:bidi/>
         <w:spacing w:after="240" w:before="0" w:line="360"/>
         <w:jc w:val="right"/>
@@ -3632,6 +3632,26 @@
               <w:t xml:space="preserve">בגלל האדם: הועברה במטענים והתבססה בדרום ארה"ב, במקסיקו ובאיים בקריביים (Selcer, 1986).</w:t>
             </w:r>
           </w:p>
+          <w:p>
+            <w:pPr>
+              <w:bidi/>
+              <w:spacing w:after="40" w:before="40" w:line="240"/>
+              <w:jc w:val="right"/>
+            </w:pPr>
+            <w:r>
+              <w:rPr>
+                <w:rFonts w:ascii="Times New Roman" w:cs="David" w:eastAsia="David" w:hAnsi="Times New Roman"/>
+                <w:b w:val="false"/>
+                <w:bCs w:val="false"/>
+                <w:i w:val="false"/>
+                <w:iCs w:val="false"/>
+                <w:sz w:val="21"/>
+                <w:szCs w:val="21"/>
+                <w:rtl/>
+              </w:rPr>
+              <w:t xml:space="preserve">בכיוון ההפוך: שממית החומות המצרית, מין פולש שזוהה בארץ ב-2012, טורפת שממיות מקומיות ומאיימת עליהן (רשות הטבע והגנים, 2024).</w:t>
+            </w:r>
+          </w:p>
         </w:tc>
       </w:tr>
       <w:tr>
@@ -5696,12 +5716,8 @@
       </w:tr>
     </w:tbl>
     <w:p>
-      <w:r>
-        <w:br w:type="page"/>
-      </w:r>
-    </w:p>
-    <w:p>
-      <w:pPr>
+      <w:pPr>
+        <w:pageBreakBefore/>
         <w:bidi/>
         <w:spacing w:after="240" w:before="0" w:line="360"/>
         <w:jc w:val="right"/>
@@ -5797,7 +5813,7 @@
           <w:szCs w:val="24"/>
           <w:rtl/>
         </w:rPr>
-        <w:t xml:space="preserve">נקודה שלישית שעולה מן ההשוואה היא מידת התלות באדם. שני המינים הם מקומיים, אך שניהם הרוויחו מהסביבה הבנויה, ובשניהם הרווח הזה הוביל להתפשטות רחוקה מתחום התפוצה המקורי בעזרת תחבורה אנושית (Selcer, 1986; Werenkraut et al., 2022). התוצאה שונה: השממית נחשבת ברוב האזורים לחסרת נזק ואף מועילה, ואילו הצרעה המזרחית הוגדרה מין פולש בעל פוטנציאל נזק לענף הדבורים ולמערכות מקומיות.</w:t>
+        <w:t xml:space="preserve">נקודה שלישית שעולה מן ההשוואה היא מידת התלות באדם. שני המינים הם מקומיים, אך שניהם הרוויחו מהסביבה הבנויה, ובשניהם הרווח הזה הוביל להתפשטות רחוקה מתחום התפוצה המקורי בעזרת תחבורה אנושית (Selcer, 1986; Werenkraut et al., 2022). התוצאה שונה: השממית נחשבת ברוב האזורים לחסרת נזק ואף מועילה, ואילו הצרעה המזרחית הוגדרה מין פולש בעל פוטנציאל נזק לענף הדבורים ולמערכות מקומיות. התנועה הזו פועלת גם פנימה ולא רק החוצה. שממית החומות המצרית, שהגיעה לישראל בהסעה אקראית ודוחקת שממיות מקומיות עד להיעלמותן מאתר שלם (רשות הטבע והגנים, 2024), היא הצד השני של אותו מטבע: אותה תחבורה שהפיצה את השממית המצויה בעולם מביאה אל מולה מתחרים.</w:t>
       </w:r>
     </w:p>
     <w:p>
@@ -5817,16 +5833,12 @@
           <w:szCs w:val="24"/>
           <w:rtl/>
         </w:rPr>
-        <w:t xml:space="preserve">מן ההשוואה עולות כמה מסקנות מעשיות. ראשית, קן צרעים בחצר אינו מטרד שיש לטפל בו לבד: ריסוס עצמאי מגרה את פרומון האזעקה ומגדיל את הסיכון לעקיצות המוניות, ולכן יש לפנות למדביר מוסמך או לרשות המקומית, ורצוי בשעות החושך שבהן הפועלות בקן. שנית, פחי אשפה סגורים והרחקת פירות נשירה מן החצר מפחיתים את מספר הצרעות סביב הבית יותר מכל אמצעי אחר, משום שהם מסלקים את מקור הפחמימות. שלישית, שממית על קיר הבית אינה מצריכה טיפול כלל, ומי שמעוניין למעט ביתושים יפיק תועלת מהשארתה במקומה. רביעית, החלפת תאורת חוץ לבנה בתאורה חמה מצמצמת את כמות החרקים הנמשכים לבית, ומשנה בעקיפין את פעילות שני המינים סביבו.</w:t>
-      </w:r>
-    </w:p>
-    <w:p>
-      <w:r>
-        <w:br w:type="page"/>
-      </w:r>
-    </w:p>
-    <w:p>
-      <w:pPr>
+        <w:t xml:space="preserve">מן ההשוואה עולות כמה מסקנות מעשיות. ראשית, קן צרעים בחצר אינו מטרד שיש לטפל בו לבד: ריסוס עצמאי מגרה את פרומון האזעקה ומגדיל את הסיכון לעקיצות המוניות, ולכן יש לפנות למדביר מוסמך או לרשות המקומית, ורצוי בשעות החושך שבהן הפועלות בקן. שנית, פחי אשפה סגורים והרחקת פירות נשירה מן החצר מפחיתים את מספר הצרעות סביב הבית יותר מכל אמצעי אחר, משום שהם מסלקים את מקור הפחמימות. שלישית, שממית על קיר הבית אינה מצריכה טיפול כלל, ומי שמעוניין למעט ביתושים יפיק תועלת מהשארתה במקומה. רביעית, החלפת תאורת חוץ לבנה בתאורה חמה מצמצמת את כמות החרקים הנמשכים לבית, ומשנה בעקיפין את פעילות שני המינים סביבו. חמישית, שממית גדולה במיוחד הנושאת ארבעה כתמים לבנים על הגב אינה השממית המצויה אלא המין הפולש, ומי שמזהה אותה בערבה או בדרום הארץ מתבקש לצלם, לדווח לרשות הטבע והגנים ולא לגעת בה (רשות הטבע והגנים, 2024).</w:t>
+      </w:r>
+    </w:p>
+    <w:p>
+      <w:pPr>
+        <w:pageBreakBefore/>
         <w:bidi/>
         <w:spacing w:after="240" w:before="0" w:line="360"/>
         <w:jc w:val="right"/>
@@ -5946,12 +5958,8 @@
       </w:r>
     </w:p>
     <w:p>
-      <w:r>
-        <w:br w:type="page"/>
-      </w:r>
-    </w:p>
-    <w:p>
-      <w:pPr>
+      <w:pPr>
+        <w:pageBreakBefore/>
         <w:bidi/>
         <w:spacing w:after="240" w:before="0" w:line="360"/>
         <w:jc w:val="right"/>
@@ -6062,6 +6070,53 @@
           <w:rtl/>
         </w:rPr>
         <w:t xml:space="preserve"> [מצגת הרצאה]. [שם הקורס], [שם המוסד האקדמי].</w:t>
+      </w:r>
+    </w:p>
+    <w:p>
+      <w:pPr>
+        <w:bidi/>
+        <w:spacing w:after="0" w:line="480"/>
+        <w:ind w:right="709" w:hanging="709"/>
+        <w:jc w:val="right"/>
+      </w:pPr>
+      <w:r>
+        <w:rPr>
+          <w:rFonts w:ascii="Times New Roman" w:cs="David" w:eastAsia="David" w:hAnsi="Times New Roman"/>
+          <w:b w:val="false"/>
+          <w:bCs w:val="false"/>
+          <w:i w:val="false"/>
+          <w:iCs w:val="false"/>
+          <w:sz w:val="24"/>
+          <w:szCs w:val="24"/>
+          <w:rtl/>
+        </w:rPr>
+        <w:t xml:space="preserve">רשות הטבע והגנים. (2024, 21 ביולי). </w:t>
+      </w:r>
+      <w:r>
+        <w:rPr>
+          <w:rFonts w:ascii="Times New Roman" w:cs="David" w:eastAsia="David" w:hAnsi="Times New Roman"/>
+          <w:b w:val="false"/>
+          <w:bCs w:val="false"/>
+          <w:i/>
+          <w:iCs/>
+          <w:sz w:val="24"/>
+          <w:szCs w:val="24"/>
+          <w:rtl/>
+        </w:rPr>
+        <w:t xml:space="preserve">השממית המצרית שמאיימת על ישראל</w:t>
+      </w:r>
+      <w:r>
+        <w:rPr>
+          <w:rFonts w:ascii="Times New Roman" w:cs="David" w:eastAsia="David" w:hAnsi="Times New Roman"/>
+          <w:b w:val="false"/>
+          <w:bCs w:val="false"/>
+          <w:i w:val="false"/>
+          <w:iCs w:val="false"/>
+          <w:sz w:val="24"/>
+          <w:szCs w:val="24"/>
+          <w:rtl/>
+        </w:rPr>
+        <w:t xml:space="preserve">. https://www.parks.org.il/new/smamit/</w:t>
       </w:r>
     </w:p>
     <w:p>
@@ -6629,12 +6684,8 @@
       </w:r>
     </w:p>
     <w:p>
-      <w:r>
-        <w:br w:type="page"/>
-      </w:r>
-    </w:p>
-    <w:p>
-      <w:pPr>
+      <w:pPr>
+        <w:pageBreakBefore/>
         <w:bidi/>
         <w:spacing w:after="200" w:line="360"/>
         <w:jc w:val="right"/>

--- a/עבודה מסכמת - זואולוגיה.docx
+++ b/עבודה מסכמת - זואולוגיה.docx
@@ -1384,7 +1384,7 @@
           <w:szCs w:val="24"/>
           <w:rtl/>
         </w:rPr>
-        <w:t xml:space="preserve">המושבה חד-שנתית. מלכה מופרית עוברת את החורף בתרדמה בסדק מוגן, ובאביב היא מקימה לבדה קן קטן ומגדלת בעצמה דור ראשון של פועלות. הקן נבנה מסיבי עץ ומאדמה שנלעסו ומעורבבו ברוק, ובישראל הוא נמצא לרוב מתחת לפני הקרקע, בחללי קירות, בין אבנים או בארגזי כוורות נטושים. משהוקם הדור הראשון עוברת המלכה להטלה בלבד, והפועלות נוטלות על עצמן את ההזנה, הבנייה וההגנה. בשלהי הקיץ ובסתיו מגיעה המושבה לשיאה ומייצרת זכרים ומלכות חדשות; לאחר ההזדווגות המושבה מתפרקת, וכל פרטיה מתים למעט המלכות המופרות (Spradbery, 1973).</w:t>
+        <w:t xml:space="preserve">המושבה חד-שנתית. מלכה מופרית עוברת את החורף בתרדמה בסדק מוגן, ובאביב היא מקימה לבדה קן קטן ומגדלת בעצמה דור ראשון של פועלות. הקן נבנה מסיבי עץ ומאדמה שנלעסו ומעורבבו ברוק, ובישראל הוא נמצא לרוב מתחת לפני הקרקע, בחללי קירות, בין אבנים או בארגזי כוורות נטושים. משהוקם הדור הראשון עוברת המלכה להטלה בלבד, והפועלות נוטלות על עצמן את ההזנה, הבנייה וההגנה. בשלהי הקיץ ובסתיו מגיעה המושבה לשיאה ומייצרת זכרים ומלכות חדשות; לאחר ההזדווגות המושבה מתפרקת, וכל פרטיה מתים למעט המלכות המופרות (Spradbery, 1973). המושבה עונה על שלושת הקריטריונים של אוסוציאליות, רמת הארגון החברתי הגבוהה ביותר הידועה בקרב חרקים: חלוקת תפקידים רבייתית בין קסטה עקרה של פועלות לקסטה רבייתית של מלכה וזכרים, דורות חופפים החיים יחד באותו קן, וטיפול בצאצאים המוטל על הפועלות ולא על האם בלבד (ויינברגר, 2025).</w:t>
       </w:r>
     </w:p>
     <w:p>
@@ -1404,7 +1404,7 @@
           <w:szCs w:val="24"/>
           <w:rtl/>
         </w:rPr>
-        <w:t xml:space="preserve">חלוקת התזונה בין הדורות היא מאפיין מרכזי בביולוגיה של המין. הפועלות הבוגרות ניזונות בעיקר מפחמימות: צוף, פירות בשלים וטל דבש. הזחלים, לעומת זאת, מקבלים מזון חלבוני שהפועלות צדות עבורם, ובכלל זה חרקים, נבלות ושאריות בשר. בתמורה מפרישים הזחלים נוזל עשיר בסוכרים שהבוגרות לוקקות ממנו, תופעה שנחקרה בישראל והוסברה כמסלול שבו הזחל מייצר סוכר מחומצות אמינו (Ishay &amp; Ikan, 1968). התלות ההדדית הזו מסבירה מדוע מושבה שאיבדה את הזחלים שלה מתמוטטת במהירות.</w:t>
+        <w:t xml:space="preserve">חלוקת התזונה בין הדורות היא מאפיין מרכזי בביולוגיה של המין. הפועלות הבוגרות ניזונות בעיקר מפחמימות: צוף, פירות בשלים וטל דבש. הזחלים, לעומת זאת, מקבלים מזון חלבוני שהפועלות צדות עבורם, ובכלל זה חרקים, נבלות ושאריות בשר. בתמורה מפרישים הזחלים נוזל עשיר בסוכרים שהבוגרות לוקקות ממנו, תופעה שנחקרה בישראל והוסברה כמסלול שבו הזחל מייצר סוכר מחומצות אמינו (Ishay &amp; Ikan, 1968). מחקר ישראלי עדכני מצא כי דווקא התלות ההפוכה הזו, שבה הבוגרות ניזונות מהפרשות הצעירים, היא שמחזיקה את המבנה החברתי של המושבה (ויינברגר, 2025). זה גם מסביר מדוע מושבה שאיבדה את הזחלים שלה מתמוטטת במהירות.</w:t>
       </w:r>
     </w:p>
     <w:p>
@@ -1424,7 +1424,7 @@
           <w:szCs w:val="24"/>
           <w:rtl/>
         </w:rPr>
-        <w:t xml:space="preserve">תכונה ייחודית שזכתה לתשומת לב מחקרית היא הרצועה הצהובה. בדיקה של שכבת החוץ בשלד החיצוני מצאה בה את הפיגמנט קסנתופטרין ומבנה חוזר של חריצים זעירים, ולצדם הפרש מתח קטן שנמדד בתנאי תאורה. החוקרים הציעו כי מדובר במנגנון הקוצר אנרגיה מאור השמש (Plotkin et al., 2010). ההסבר הזה שנוי במחלוקת ולא התקבל כמוסכמה, אך התופעה שהוא בא להסביר אינה שנויה במחלוקת: בשונה מרוב הצרעיים, שיא הפעילות של הצרעה המזרחית חל דווקא בשעות החמות של היום.</w:t>
+        <w:t xml:space="preserve">תכונה ייחודית שזכתה לתשומת לב מחקרית היא הרצועה הצהובה. בדיקה של שכבת החוץ בשלד החיצוני מצאה בה את הפיגמנט קסנתופטרין ומבנה חוזר של חריצים זעירים, ולצדם הפרש מתח קטן שנמדד בתנאי תאורה. החוקרים הציעו כי מדובר במנגנון הקוצר אנרגיה מאור השמש (Plotkin et al., 2010). ההסבר הזה שנוי במחלוקת ולא התקבל כמוסכמה, אך התופעה שהוא בא להסביר אינה שנויה במחלוקת: בשונה מרוב הצרעיים, שיא הפעילות של הצרעה המזרחית חל דווקא בשעות החמות של היום. ויסות החום ברמת הקן מדויק אף יותר: המושבה מחממת את הקן כשקר ומקררת אותו כשחם, ומחזיקה אותו בטווח של מעלות בודדות, כ-28 מעלות בתל אביב וכ-35 מעלות בים המלח, ביום ובלילה כאחד (ויינברגר, 2025).</w:t>
       </w:r>
     </w:p>
     <w:p>
@@ -1444,7 +1444,27 @@
           <w:szCs w:val="24"/>
           <w:rtl/>
         </w:rPr>
-        <w:t xml:space="preserve">מבחינת האדם מדובר בבעל חיים דו-פרצופי. מצד אחד היא טורפת כמויות גדולות של חרקים ומשמשת מאביקה מזדמנת. מצד שני היא תוקפת כוורות דבורים וגורמת נזק כלכלי ניכר לענף הדבש, ועקיצתה כואבת ועלולה לגרום לתגובה אלרגית מסכנת חיים אצל אנשים רגישים. בשנים האחרונות התבססה הצרעה המזרחית גם מחוץ לתחום תפוצתה המקורי, בין השאר בדרום אמריקה ובאגן הים התיכון המערבי, ומקובל לראות בה מין פולש בעל פוטנציאל נזק (Werenkraut et al., 2022).</w:t>
+        <w:t xml:space="preserve">מבחינת האדם מדובר בבעל חיים דו-פרצופי. בישראל היא נפוצה כמעט בכל חלקי הארץ, ממורדות החרמון בגובה 1,400 מטר ועד אילת, ועמידותה בתנאי מדבר קיצוניים היא חלק מההסבר לכך (ויינברגר, 2025). מצד אחד היא טורפת כמויות גדולות של חרקים, מסלקת פגרים ומאביקה פרחים. תפקיד נוסף ופחות מוכר הוא הפצת שמרים: הצרעות נושאות בגופן זנים רבים של שמרי יין ומעבירות אותם אל הענבים בסתיו, ובלעדיהן כמעט שלא היו מגיעים שמרים טבעיים אל הפרי. באותו הקשר נמצאה אצלן עמידות חריגה לאלכוהול, וצרעות שגודלו במעבדה על אלכוהול בריכוז 80 אחוז כמקור האנרגיה היחיד שלהן לא הראו פגיעה בתוחלת החיים או בהתנהגות (ויינברגר, 2025).</w:t>
+      </w:r>
+    </w:p>
+    <w:p>
+      <w:pPr>
+        <w:bidi/>
+        <w:spacing w:after="120" w:before="0" w:line="360"/>
+        <w:jc w:val="both"/>
+      </w:pPr>
+      <w:r>
+        <w:rPr>
+          <w:rFonts w:ascii="Times New Roman" w:cs="David" w:eastAsia="David" w:hAnsi="Times New Roman"/>
+          <w:b w:val="false"/>
+          <w:bCs w:val="false"/>
+          <w:i w:val="false"/>
+          <w:iCs w:val="false"/>
+          <w:sz w:val="24"/>
+          <w:szCs w:val="24"/>
+          <w:rtl/>
+        </w:rPr>
+        <w:t xml:space="preserve">מצד שני היא תוקפת כוורות דבורים וגורמת נזק כלכלי ניכר לענף הדבש, ועקיצתה כואבת ועלולה לגרום לתגובה אלרגית מסכנת חיים אצל אנשים רגישים, אף שהיא אינה נוטה לתקוף ועוקצת בעיקר בהגנה. האדם אינו מאיים עליה ממש, ובשנים האחרונות, בין השאר בשל התחממות האקלים, היא מרחיבה את תפוצתה אל אזורים שלא התאימו לה בעבר. כך התבססה גם מחוץ לתחום תפוצתה המקורי, בין השאר בדרום אמריקה ובאגן הים התיכון המערבי, ומקובל לראות בה מין פולש בעל פוטנציאל נזק (ויינברגר, 2025; Werenkraut et al., 2022).</w:t>
       </w:r>
     </w:p>
     <w:tbl>
@@ -3361,6 +3381,26 @@
               <w:t xml:space="preserve">פעילה ביום, שיא בשעות החמות.</w:t>
             </w:r>
           </w:p>
+          <w:p>
+            <w:pPr>
+              <w:bidi/>
+              <w:spacing w:after="40" w:before="40" w:line="240"/>
+              <w:jc w:val="right"/>
+            </w:pPr>
+            <w:r>
+              <w:rPr>
+                <w:rFonts w:ascii="Times New Roman" w:cs="David" w:eastAsia="David" w:hAnsi="Times New Roman"/>
+                <w:b w:val="false"/>
+                <w:bCs w:val="false"/>
+                <w:i w:val="false"/>
+                <w:iCs w:val="false"/>
+                <w:sz w:val="21"/>
+                <w:szCs w:val="21"/>
+                <w:rtl/>
+              </w:rPr>
+              <w:t xml:space="preserve">המושבה מווסתת את חום הקן ומחזיקה אותו בטווח צר: כ-28 מעלות בתל אביב וכ-35 בים המלח (ויינברגר, 2025).</w:t>
+            </w:r>
+          </w:p>
         </w:tc>
         <w:tc>
           <w:tcPr>
@@ -3518,7 +3558,7 @@
                 <w:szCs w:val="21"/>
                 <w:rtl/>
               </w:rPr>
-              <w:t xml:space="preserve">בארץ: כל האזורים הים תיכוניים, כולל ערים ויישובים.</w:t>
+              <w:t xml:space="preserve">בארץ: כמעט בכל הארץ, ממורדות החרמון (1,400 מ') ועד אילת (ויינברגר, 2025).</w:t>
             </w:r>
           </w:p>
           <w:p>
@@ -5158,7 +5198,7 @@
                 <w:szCs w:val="21"/>
                 <w:rtl/>
               </w:rPr>
-              <w:t xml:space="preserve">חלוקת מעמדות: מלכה פורייה, פועלות עקרות, וזכרים בסוף העונה.</w:t>
+              <w:t xml:space="preserve">אוסוציאליות: חלוקת תפקידים רבייתית (מלכה אחת פורייה מול פועלות עקרות), דורות חופפים בקן, וטיפול משותף בצאצאים (ויינברגר, 2025).</w:t>
             </w:r>
           </w:p>
           <w:p>
@@ -5598,7 +5638,27 @@
                 <w:szCs w:val="21"/>
                 <w:rtl/>
               </w:rPr>
-              <w:t xml:space="preserve">מועילה בטריפת חרקים ובהאבקה מזדמנת.</w:t>
+              <w:t xml:space="preserve">מועילה בטריפת חרקים, בסילוק פגרים ובהאבקה.</w:t>
+            </w:r>
+          </w:p>
+          <w:p>
+            <w:pPr>
+              <w:bidi/>
+              <w:spacing w:after="40" w:before="40" w:line="240"/>
+              <w:jc w:val="right"/>
+            </w:pPr>
+            <w:r>
+              <w:rPr>
+                <w:rFonts w:ascii="Times New Roman" w:cs="David" w:eastAsia="David" w:hAnsi="Times New Roman"/>
+                <w:b w:val="false"/>
+                <w:bCs w:val="false"/>
+                <w:i w:val="false"/>
+                <w:iCs w:val="false"/>
+                <w:sz w:val="21"/>
+                <w:szCs w:val="21"/>
+                <w:rtl/>
+              </w:rPr>
+              <w:t xml:space="preserve">מפיצה שמרי יין אל הענבים בסתיו, תפקיד בעל חשיבות לתעשיית היין (ויינברגר, 2025).</w:t>
             </w:r>
           </w:p>
           <w:p>
@@ -5753,7 +5813,7 @@
           <w:szCs w:val="24"/>
           <w:rtl/>
         </w:rPr>
-        <w:t xml:space="preserve">ההשוואה בין הצרעה המזרחית לשממית המצויה מציבה זו מול זו שתי ארכיטקטורות שונות בתכלית. אצל הצרעה השלד החיצוני מספק הגנה טובה ומונע איבוד מים, אך הוא כלוב: הגדילה אפשרית רק בהתנשלות, והמשקל שהוא מוסיף עולה מהר יותר מן הנפח שהוא עוטף. לצדו פועלות מערכת דם פתוחה שאינה מובילה חמצן ומערכת קנימים המספקת חמצן בדיפוזיה, ושתיהן יעילות רק במרחקים קצרים. שלוש המגבלות האלה יחד מסבירות מדוע חרק גדול במיוחד אינו קיים, ומדוע 35 מ"מ הם כמעט התקרה של המין הזה.</w:t>
+        <w:t xml:space="preserve">ההשוואה בין הצרעה המזרחית לשממית המצויה מציבה זו מול זו שתי ארכיטקטורות שונות בתכלית. אצל הצרעה השלד החיצוני מספק הגנה טובה ומונע איבוד מים, אך הוא כלוב: הגדילה אפשרית רק בהתנשלות, והמשקל שהוא מוסיף עולה מהר יותר מן הנפח שהוא עוטף. לצדו פועלות מערכת דם פתוחה שאינה מובילה חמצן ומערכת קנימים המספקת חמצן בדיפוזיה, ושתיהן יעילות רק במרחקים קצרים. יחד, שלוש המגבלות האלה מסבירות מדוע 35 מ"מ הם כמעט התקרה של המין הזה.</w:t>
       </w:r>
     </w:p>
     <w:p>
@@ -5773,7 +5833,7 @@
           <w:szCs w:val="24"/>
           <w:rtl/>
         </w:rPr>
-        <w:t xml:space="preserve">השממית פתרה את אותן דרישות אחרת. השלד הפנימי גדל יחד עם בעל החיים ואינו מחייב החלפה, מערכת הדם הסגורה מובילה חמצן בהמוגלובין ומאפשרת בקרה על לחץ ועל קצב האספקה, והריאות מאווררות באופן אקטיבי. הפתרון הזה יקר יותר מבחינה אנרגטית, אך הוא מסיר את התקרה על גודל הגוף ומאפשר פעילות ממושכת. שתיהן, יש להדגיש, בעלות חום גוף משתנה, ולכן שתיהן תלויות בטמפרטורת הסביבה ומווסתות אותה בהתנהגות ולא בייצור חום פנימי.</w:t>
+        <w:t xml:space="preserve">השממית פתרה את אותן דרישות אחרת. השלד הפנימי גדל יחד עם בעל החיים ואינו מחייב החלפה, מערכת הדם הסגורה מובילה חמצן בהמוגלובין ומאפשרת בקרה על לחץ ועל קצב האספקה, והריאות מאווררות באופן אקטיבי. הפתרון הזה יקר יותר מבחינה אנרגטית, אך הוא מסיר את התקרה על גודל הגוף ומאפשר פעילות ממושכת. עם זאת, שתיהן בעלות חום גוף משתנה ותלויות בטמפרטורת הסביבה.</w:t>
       </w:r>
     </w:p>
     <w:p>
@@ -5793,7 +5853,7 @@
           <w:szCs w:val="24"/>
           <w:rtl/>
         </w:rPr>
-        <w:t xml:space="preserve">ההבדל השני שעלה בבירור נוגע למקום שבו נמצאת המורכבות. אצל הצרעה המוח קטן ופשוט, ורוב היכולת המרשימה נמצאת ברמת המושבה: חלוקת תפקידים, בנייה משותפת, גיוס מהיר להגנה והזנה הדדית בין דורות. אצל השממית המורכבות נמצאת כולה בפרט: מוח מפותח, למידה של מפת המחייה, תקשורת קולית וזיהוי מחסות. שתי הדרכים מובילות להתנהגות מתוחכמת, אבל היחידה שנושאת אותה שונה לגמרי.</w:t>
+        <w:t xml:space="preserve">ההבדל השני שעלה בבירור נוגע למקום שבו נמצאת המורכבות. אצל הצרעה המוח קטן ופשוט, ורוב היכולת המרשימה נמצאת ברמת המושבה: חלוקת תפקידים, בנייה משותפת, גיוס מהיר להגנה והזנה הדדית בין דורות. אצל השממית המורכבות נמצאת כולה בפרט: מוח מפותח, למידה של מפת המחייה, תקשורת קולית וזיהוי מחסות. שתי הדרכים מובילות להתנהגות מתוחכמת, אבל היחידה שנושאת אותה שונה לגמרי. הדוגמה החדה ביותר היא ויסות חום: השממית מווסתת את חומה בבחירת מקום על הקיר, ואילו מושבת הצרעות מווסתת את חום הקן כולו ומחזיקה אותו בטווח של מעלות בודדות (ויינברגר, 2025). זו יכולת של קבוצה, לא של פרט.</w:t>
       </w:r>
     </w:p>
     <w:p>
@@ -5813,7 +5873,7 @@
           <w:szCs w:val="24"/>
           <w:rtl/>
         </w:rPr>
-        <w:t xml:space="preserve">נקודה שלישית שעולה מן ההשוואה היא מידת התלות באדם. שני המינים הם מקומיים, אך שניהם הרוויחו מהסביבה הבנויה, ובשניהם הרווח הזה הוביל להתפשטות רחוקה מתחום התפוצה המקורי בעזרת תחבורה אנושית (Selcer, 1986; Werenkraut et al., 2022). התוצאה שונה: השממית נחשבת ברוב האזורים לחסרת נזק ואף מועילה, ואילו הצרעה המזרחית הוגדרה מין פולש בעל פוטנציאל נזק לענף הדבורים ולמערכות מקומיות. התנועה הזו פועלת גם פנימה ולא רק החוצה. שממית החומות המצרית, שהגיעה לישראל בהסעה אקראית ודוחקת שממיות מקומיות עד להיעלמותן מאתר שלם (רשות הטבע והגנים, 2024), היא הצד השני של אותו מטבע: אותה תחבורה שהפיצה את השממית המצויה בעולם מביאה אל מולה מתחרים.</w:t>
+        <w:t xml:space="preserve">נקודה שלישית שעולה מן ההשוואה היא מידת התלות באדם. שני המינים הם מקומיים, אך שניהם הרוויחו מהסביבה הבנויה, ובשניהם הרווח הזה הוביל להתפשטות רחוקה מתחום התפוצה המקורי בעזרת תחבורה אנושית (Selcer, 1986; Werenkraut et al., 2022). התוצאה שונה: השממית נחשבת ברוב האזורים לחסרת נזק ואף מועילה, ואילו הצרעה המזרחית הוגדרה מין פולש בעל פוטנציאל נזק לענף הדבורים ולמערכות מקומיות. התנועה פועלת גם פנימה: שממית החומות המצרית, שהגיעה לישראל בהסעה אקראית ודחקה שממיות מקומיות עד להיעלמותן מאתר שלם, היא הצד השני של אותו מטבע (רשות הטבע והגנים, 2024).</w:t>
       </w:r>
     </w:p>
     <w:p>
@@ -5833,7 +5893,7 @@
           <w:szCs w:val="24"/>
           <w:rtl/>
         </w:rPr>
-        <w:t xml:space="preserve">מן ההשוואה עולות כמה מסקנות מעשיות. ראשית, קן צרעים בחצר אינו מטרד שיש לטפל בו לבד: ריסוס עצמאי מגרה את פרומון האזעקה ומגדיל את הסיכון לעקיצות המוניות, ולכן יש לפנות למדביר מוסמך או לרשות המקומית, ורצוי בשעות החושך שבהן הפועלות בקן. שנית, פחי אשפה סגורים והרחקת פירות נשירה מן החצר מפחיתים את מספר הצרעות סביב הבית יותר מכל אמצעי אחר, משום שהם מסלקים את מקור הפחמימות. שלישית, שממית על קיר הבית אינה מצריכה טיפול כלל, ומי שמעוניין למעט ביתושים יפיק תועלת מהשארתה במקומה. רביעית, החלפת תאורת חוץ לבנה בתאורה חמה מצמצמת את כמות החרקים הנמשכים לבית, ומשנה בעקיפין את פעילות שני המינים סביבו. חמישית, שממית גדולה במיוחד הנושאת ארבעה כתמים לבנים על הגב אינה השממית המצויה אלא המין הפולש, ומי שמזהה אותה בערבה או בדרום הארץ מתבקש לצלם, לדווח לרשות הטבע והגנים ולא לגעת בה (רשות הטבע והגנים, 2024).</w:t>
+        <w:t xml:space="preserve">מן ההשוואה עולות כמה מסקנות מעשיות. ראשית, קן צרעים בחצר אינו מטרד שיש לטפל בו לבד: ריסוס עצמאי מגרה את פרומון האזעקה ומגדיל את הסיכון לעקיצות המוניות, ולכן יש לפנות למדביר מוסמך או לרשות המקומית, ורצוי בשעות החושך שבהן הפועלות בקן. שנית, פחי אשפה סגורים והרחקת פירות נשירה מן החצר מפחיתים את מספר הצרעות סביב הבית יותר מכל אמצעי אחר, משום שהם מסלקים את מקור הפחמימות. שלישית, שממית על קיר הבית אינה מצריכה טיפול, ומי שמעוניין למעט ביתושים יפיק תועלת מהשארתה במקומה, ואילו החלפת תאורת חוץ לבנה בתאורה חמה מצמצמת את כמות החרקים הנמשכים לבית ומשנה בעקיפין את פעילות שני המינים. רביעית, שממית גדולה במיוחד הנושאת ארבעה כתמים לבנים על הגב אינה השממית המצויה אלא המין הפולש, ומי שמזהה אותה בערבה או בדרום מתבקש לצלם, לדווח לרשות הטבע והגנים ולא לגעת בה (רשות הטבע והגנים, 2024).</w:t>
       </w:r>
     </w:p>
     <w:p>
@@ -6043,7 +6103,7 @@
           <w:szCs w:val="24"/>
           <w:rtl/>
         </w:rPr>
-        <w:t xml:space="preserve">לוטן, א' (ל.ת.). </w:t>
+        <w:t xml:space="preserve">ויינברגר, ע' (2025, 22 בדצמבר). חיות את הרגע: צרעה מזרחית. </w:t>
       </w:r>
       <w:r>
         <w:rPr>
@@ -6056,20 +6116,20 @@
           <w:szCs w:val="24"/>
           <w:rtl/>
         </w:rPr>
-        <w:t xml:space="preserve">ממלכת בעלי החיים: רקע כללי</w:t>
-      </w:r>
-      <w:r>
-        <w:rPr>
-          <w:rFonts w:ascii="Times New Roman" w:cs="David" w:eastAsia="David" w:hAnsi="Times New Roman"/>
-          <w:b w:val="false"/>
-          <w:bCs w:val="false"/>
-          <w:i w:val="false"/>
-          <w:iCs w:val="false"/>
-          <w:sz w:val="24"/>
-          <w:szCs w:val="24"/>
-          <w:rtl/>
-        </w:rPr>
-        <w:t xml:space="preserve"> [מצגת הרצאה]. [שם הקורס], [שם המוסד האקדמי].</w:t>
+        <w:t xml:space="preserve">זווית: סוכנות ידיעות למדע ולסביבה</w:t>
+      </w:r>
+      <w:r>
+        <w:rPr>
+          <w:rFonts w:ascii="Times New Roman" w:cs="David" w:eastAsia="David" w:hAnsi="Times New Roman"/>
+          <w:b w:val="false"/>
+          <w:bCs w:val="false"/>
+          <w:i w:val="false"/>
+          <w:iCs w:val="false"/>
+          <w:sz w:val="24"/>
+          <w:szCs w:val="24"/>
+          <w:rtl/>
+        </w:rPr>
+        <w:t xml:space="preserve">. https://www.zavit.org.il/חיות-את-הרגע-צרעה-מזרחית</w:t>
       </w:r>
     </w:p>
     <w:p>
@@ -6090,7 +6150,7 @@
           <w:szCs w:val="24"/>
           <w:rtl/>
         </w:rPr>
-        <w:t xml:space="preserve">רשות הטבע והגנים. (2024, 21 ביולי). </w:t>
+        <w:t xml:space="preserve">לוטן, א' (ל.ת.). </w:t>
       </w:r>
       <w:r>
         <w:rPr>
@@ -6103,6 +6163,53 @@
           <w:szCs w:val="24"/>
           <w:rtl/>
         </w:rPr>
+        <w:t xml:space="preserve">ממלכת בעלי החיים: רקע כללי</w:t>
+      </w:r>
+      <w:r>
+        <w:rPr>
+          <w:rFonts w:ascii="Times New Roman" w:cs="David" w:eastAsia="David" w:hAnsi="Times New Roman"/>
+          <w:b w:val="false"/>
+          <w:bCs w:val="false"/>
+          <w:i w:val="false"/>
+          <w:iCs w:val="false"/>
+          <w:sz w:val="24"/>
+          <w:szCs w:val="24"/>
+          <w:rtl/>
+        </w:rPr>
+        <w:t xml:space="preserve"> [מצגת הרצאה]. [שם הקורס], [שם המוסד האקדמי].</w:t>
+      </w:r>
+    </w:p>
+    <w:p>
+      <w:pPr>
+        <w:bidi/>
+        <w:spacing w:after="0" w:line="480"/>
+        <w:ind w:right="709" w:hanging="709"/>
+        <w:jc w:val="right"/>
+      </w:pPr>
+      <w:r>
+        <w:rPr>
+          <w:rFonts w:ascii="Times New Roman" w:cs="David" w:eastAsia="David" w:hAnsi="Times New Roman"/>
+          <w:b w:val="false"/>
+          <w:bCs w:val="false"/>
+          <w:i w:val="false"/>
+          <w:iCs w:val="false"/>
+          <w:sz w:val="24"/>
+          <w:szCs w:val="24"/>
+          <w:rtl/>
+        </w:rPr>
+        <w:t xml:space="preserve">רשות הטבע והגנים. (2024, 21 ביולי). </w:t>
+      </w:r>
+      <w:r>
+        <w:rPr>
+          <w:rFonts w:ascii="Times New Roman" w:cs="David" w:eastAsia="David" w:hAnsi="Times New Roman"/>
+          <w:b w:val="false"/>
+          <w:bCs w:val="false"/>
+          <w:i/>
+          <w:iCs/>
+          <w:sz w:val="24"/>
+          <w:szCs w:val="24"/>
+          <w:rtl/>
+        </w:rPr>
         <w:t xml:space="preserve">השממית המצרית שמאיימת על ישראל</w:t>
       </w:r>
       <w:r>
@@ -6116,7 +6223,7 @@
           <w:szCs w:val="24"/>
           <w:rtl/>
         </w:rPr>
-        <w:t xml:space="preserve">. https://www.parks.org.il/new/smamit/</w:t>
+        <w:t xml:space="preserve">. https://www.parks.org.il/new/smamit</w:t>
       </w:r>
     </w:p>
     <w:p>

--- a/עבודה מסכמת - זואולוגיה.docx
+++ b/עבודה מסכמת - זואולוגיה.docx
@@ -5995,6 +5995,26 @@
           <w:rtl/>
         </w:rPr>
         <w:t xml:space="preserve">היה גם קושי שלא ציפיתי לו במציאת מידע אמין. על השממית המצויה יש ספרות מסודרת וזמינה, ואילו על הצרעה המזרחית מצאתי הרבה מאוד תוכן ברשת שסותר את עצמו, בעיקר בכל הנוגע להסבר על הרצועה הצהובה. בסופו של דבר בחרתי להציג את הממצא ולציין שההסבר שנוי במחלוקת, במקום לכתוב אותו כעובדה. זו הייתה הבחירה הנכונה, אבל לקח לי זמן להגיע אליה, ולפני כן כתבתי פסקה בטוחה מדי שהייתי צריכה למחוק.</w:t>
+      </w:r>
+    </w:p>
+    <w:p>
+      <w:pPr>
+        <w:bidi/>
+        <w:spacing w:after="120" w:before="0" w:line="360"/>
+        <w:jc w:val="both"/>
+      </w:pPr>
+      <w:r>
+        <w:rPr>
+          <w:rFonts w:ascii="Times New Roman" w:cs="David" w:eastAsia="David" w:hAnsi="Times New Roman"/>
+          <w:b w:val="false"/>
+          <w:bCs w:val="false"/>
+          <w:i w:val="false"/>
+          <w:iCs w:val="false"/>
+          <w:sz w:val="24"/>
+          <w:szCs w:val="24"/>
+          <w:rtl/>
+        </w:rPr>
+        <w:t xml:space="preserve">ואמירה אישית לסיום. עד העבודה הזו הרגתי צרעות בלי לחשוב פעמיים, ואת השממית סבלתי בקושי. אחרי שקראתי איך מושבה שלמה מחזיקה את עצמה על טיפת נוזל שמפרישים הזחלים, ואיך אותה צרעה שאני מגרשת מהשולחן היא זו שמעבירה שמרים אל הענבים בסתיו, קשה לי לחזור לאותה תגובה אוטומטית. אני לא הופכת לאדם שמאמץ קן צרעים בחצר, וגם לא צריך. אבל למדתי שהמרחק בין "מטרד" לבין "מין שלא ידעתי עליו דבר" הוא בעיקר מרחק של בורות, ושהוא נסגר בשעה של קריאה. זה מה שאני לוקחת מהעבודה הזו הלאה, יותר מכל פרט אנטומי שרשמתי בטבלה.</w:t>
       </w:r>
     </w:p>
     <w:p>

--- a/עבודה מסכמת - זואולוגיה.docx
+++ b/עבודה מסכמת - זואולוגיה.docx
@@ -425,6 +425,29 @@
           <w:rtl/>
         </w:rPr>
         <w:t xml:space="preserve">רשימת מקורות	13</w:t>
+      </w:r>
+    </w:p>
+    <w:p>
+      <w:pPr>
+        <w:tabs>
+          <w:tab w:val="left" w:pos="8500"/>
+        </w:tabs>
+        <w:bidi/>
+        <w:spacing w:after="60" w:line="360"/>
+        <w:jc w:val="right"/>
+      </w:pPr>
+      <w:r>
+        <w:rPr>
+          <w:rFonts w:ascii="Times New Roman" w:cs="David" w:eastAsia="David" w:hAnsi="Times New Roman"/>
+          <w:b w:val="false"/>
+          <w:bCs w:val="false"/>
+          <w:i w:val="false"/>
+          <w:iCs w:val="false"/>
+          <w:sz w:val="24"/>
+          <w:szCs w:val="24"/>
+          <w:rtl/>
+        </w:rPr>
+        <w:t xml:space="preserve">נספח א': שממית החומות המצרית, המין הפולש	15</w:t>
       </w:r>
     </w:p>
     <w:p>
@@ -2494,7 +2517,7 @@
           <w:szCs w:val="24"/>
           <w:rtl/>
         </w:rPr>
-        <w:t xml:space="preserve">אלא שאותה תשתית אנושית פועלת גם בכיוון ההפוך. בשנת 2012 זוהתה בישראל לראשונה שממית החומות המצרית, מין פולש גדול בהרבה שהגיע ככל הנראה בהסעה אקראית, ומאז תועד גם ביישובים נוספים בערבה. היא ניזונה מכל בעל חיים קטן ממנה, ובכלל זה משממיות אחרות, ובאתר שבו נמצאה בעין גדי לא נותרו שממיות מקומיות (רשות הטבע והגנים, 2024). מכאן שאותם קירות, סדקים ופנסים שמיטיבים עם השממית המצויה עלולים גם להביא אליה מתחרה שתדחק אותה.</w:t>
+        <w:t xml:space="preserve">אלא שאותה תשתית אנושית פועלת גם בכיוון ההפוך. בשנת 2012 זוהתה בישראל לראשונה שממית החומות המצרית, מין פולש גדול בהרבה שהגיע ככל הנראה בהסעה אקראית, ומאז תועד גם ביישובים נוספים בערבה. היא ניזונה מכל בעל חיים קטן ממנה, ובכלל זה משממיות אחרות, ובאתר שבו נמצאה בעין גדי לא נותרו שממיות מקומיות (רשות הטבע והגנים, 2024; ראו נספח א'). מכאן שאותם קירות, סדקים ופנסים שמיטיבים עם השממית המצויה עלולים גם להביא אליה מתחרה שתדחק אותה.</w:t>
       </w:r>
     </w:p>
     <w:tbl>
@@ -6814,6 +6837,161 @@
       <w:pPr>
         <w:pageBreakBefore/>
         <w:bidi/>
+        <w:spacing w:after="240" w:before="0" w:line="360"/>
+        <w:jc w:val="right"/>
+      </w:pPr>
+      <w:r>
+        <w:rPr>
+          <w:rFonts w:ascii="Times New Roman" w:cs="David" w:eastAsia="David" w:hAnsi="Times New Roman"/>
+          <w:b/>
+          <w:bCs/>
+          <w:i w:val="false"/>
+          <w:iCs w:val="false"/>
+          <w:sz w:val="28"/>
+          <w:szCs w:val="28"/>
+          <w:rtl/>
+        </w:rPr>
+        <w:t xml:space="preserve">נספח א': שממית החומות המצרית, המין הפולש</w:t>
+      </w:r>
+    </w:p>
+    <w:p>
+      <w:pPr>
+        <w:bidi/>
+        <w:spacing w:after="120" w:before="0" w:line="360"/>
+        <w:jc w:val="both"/>
+      </w:pPr>
+      <w:r>
+        <w:rPr>
+          <w:rFonts w:ascii="Times New Roman" w:cs="David" w:eastAsia="David" w:hAnsi="Times New Roman"/>
+          <w:b w:val="false"/>
+          <w:bCs w:val="false"/>
+          <w:i w:val="false"/>
+          <w:iCs w:val="false"/>
+          <w:sz w:val="24"/>
+          <w:szCs w:val="24"/>
+          <w:rtl/>
+        </w:rPr>
+        <w:t xml:space="preserve">הנספח מובא כהשלמה לפרק על השממית המצויה. שני המינים נמצאים על קירות בתים באותם אזורים, והבחנה ביניהם היא תנאי לדיווח נכון לרשות הטבע והגנים.</w:t>
+      </w:r>
+    </w:p>
+    <w:p>
+      <w:pPr>
+        <w:keepNext/>
+        <w:spacing w:after="80" w:before="200"/>
+        <w:jc w:val="center"/>
+      </w:pPr>
+      <w:r>
+        <w:drawing>
+          <wp:inline distT="0" distB="0" distL="0" distR="0">
+            <wp:extent cx="3143250" cy="3019425"/>
+            <wp:effectExtent t="0" r="0" b="0" l="0"/>
+            <wp:docPr id="1" name="" descr="" title=""/>
+            <wp:cNvGraphicFramePr>
+              <a:graphicFrameLocks xmlns:a="http://schemas.openxmlformats.org/drawingml/2006/main" noChangeAspect="1"/>
+            </wp:cNvGraphicFramePr>
+            <a:graphic xmlns:a="http://schemas.openxmlformats.org/drawingml/2006/main">
+              <a:graphicData uri="http://schemas.openxmlformats.org/drawingml/2006/picture">
+                <pic:pic xmlns:pic="http://schemas.openxmlformats.org/drawingml/2006/picture">
+                  <pic:nvPicPr>
+                    <pic:cNvPr id="0" name="" descr=""/>
+                    <pic:cNvPicPr>
+                      <a:picLocks noChangeAspect="1" noChangeArrowheads="1"/>
+                    </pic:cNvPicPr>
+                  </pic:nvPicPr>
+                  <pic:blipFill>
+                    <a:blip r:embed="rId7" cstate="none"/>
+                    <a:srcRect/>
+                    <a:stretch>
+                      <a:fillRect/>
+                    </a:stretch>
+                  </pic:blipFill>
+                  <pic:spPr bwMode="auto">
+                    <a:xfrm>
+                      <a:off x="0" y="0"/>
+                      <a:ext cx="3143250" cy="3019425"/>
+                    </a:xfrm>
+                    <a:prstGeom prst="rect">
+                      <a:avLst/>
+                    </a:prstGeom>
+                  </pic:spPr>
+                </pic:pic>
+              </a:graphicData>
+            </a:graphic>
+          </wp:inline>
+        </w:drawing>
+      </w:r>
+    </w:p>
+    <w:p>
+      <w:pPr>
+        <w:keepNext/>
+        <w:bidi/>
+        <w:spacing w:after="40" w:before="0" w:line="300"/>
+        <w:jc w:val="right"/>
+      </w:pPr>
+      <w:r>
+        <w:rPr>
+          <w:rFonts w:ascii="Times New Roman" w:cs="David" w:eastAsia="David" w:hAnsi="Times New Roman"/>
+          <w:b/>
+          <w:bCs/>
+          <w:i w:val="false"/>
+          <w:iCs w:val="false"/>
+          <w:sz w:val="21"/>
+          <w:szCs w:val="21"/>
+          <w:rtl/>
+        </w:rPr>
+        <w:t xml:space="preserve">תמונה 3. </w:t>
+      </w:r>
+      <w:r>
+        <w:rPr>
+          <w:rFonts w:ascii="Times New Roman" w:cs="David" w:eastAsia="David" w:hAnsi="Times New Roman"/>
+          <w:b w:val="false"/>
+          <w:bCs w:val="false"/>
+          <w:i w:val="false"/>
+          <w:iCs w:val="false"/>
+          <w:sz w:val="21"/>
+          <w:szCs w:val="21"/>
+          <w:rtl/>
+        </w:rPr>
+        <w:t xml:space="preserve">שממית חומות מצרית (Tarentola annularis), המין הפולש. ניכרים בה הכתמים הלבנים על הגב, קצות האצבעות הישרים בעלי הציפורן והזנב המשונן, שלושת הסימנים המבדילים אותה מהשממית המצויה שכריות ההיצמדות שלה מחולקות וזנבה חלק.</w:t>
+      </w:r>
+    </w:p>
+    <w:p>
+      <w:pPr>
+        <w:bidi/>
+        <w:spacing w:after="200" w:before="0" w:line="300"/>
+        <w:jc w:val="right"/>
+      </w:pPr>
+      <w:r>
+        <w:rPr>
+          <w:rFonts w:ascii="Times New Roman" w:cs="David" w:eastAsia="David" w:hAnsi="Times New Roman"/>
+          <w:b w:val="false"/>
+          <w:bCs w:val="false"/>
+          <w:i w:val="false"/>
+          <w:iCs w:val="false"/>
+          <w:sz w:val="20"/>
+          <w:szCs w:val="20"/>
+          <w:rtl/>
+        </w:rPr>
+        <w:t xml:space="preserve">מקור: צילום אביעד בר, מתוך רשות הטבע והגנים (2024). </w:t>
+      </w:r>
+      <w:r>
+        <w:rPr>
+          <w:rFonts w:ascii="Times New Roman" w:cs="David" w:eastAsia="David" w:hAnsi="Times New Roman"/>
+          <w:b w:val="false"/>
+          <w:bCs w:val="false"/>
+          <w:i w:val="false"/>
+          <w:iCs w:val="false"/>
+          <w:sz w:val="20"/>
+          <w:szCs w:val="20"/>
+          <w:rtl/>
+        </w:rPr>
+        <w:t xml:space="preserve">https://www.parks.org.il/new/smamit</w:t>
+      </w:r>
+    </w:p>
+    <w:p>
+      <w:pPr>
+        <w:pageBreakBefore/>
+        <w:bidi/>
         <w:spacing w:after="200" w:line="360"/>
         <w:jc w:val="right"/>
       </w:pPr>
@@ -7258,7 +7436,7 @@
     </w:rPrDefault>
     <w:pPrDefault>
       <w:pPr>
-        <w:spacing w:line="360"/>
+        <w:spacing w:line="360" w:lineRule="auto"/>
         <w:jc w:val="right"/>
       </w:pPr>
     </w:pPrDefault>

--- a/עבודה מסכמת - זואולוגיה.docx
+++ b/עבודה מסכמת - זואולוגיה.docx
@@ -1399,7 +1399,7 @@
       <w:r>
         <w:drawing>
           <wp:inline distT="0" distB="0" distL="0" distR="0">
-            <wp:extent cx="2762250" cy="1571625"/>
+            <wp:extent cx="2714625" cy="1581150"/>
             <wp:effectExtent t="0" r="0" b="0" l="0"/>
             <wp:docPr id="1" name="" descr="" title=""/>
             <wp:cNvGraphicFramePr>
@@ -1424,7 +1424,7 @@
                   <pic:spPr bwMode="auto">
                     <a:xfrm>
                       <a:off x="0" y="0"/>
-                      <a:ext cx="2762250" cy="1571625"/>
+                      <a:ext cx="2714625" cy="1581150"/>
                     </a:xfrm>
                     <a:prstGeom prst="rect">
                       <a:avLst/>
@@ -1468,7 +1468,7 @@
           <w:szCs w:val="21"/>
           <w:rtl/>
         </w:rPr>
-        <w:t xml:space="preserve">צרעה מזרחית (Vespa orientalis) ניזונה מצוף על תפרחת חצב. החצב פורח בשלהי הקיץ, התקופה שבה המושבה מגיעה לשיאה.</w:t>
+        <w:t xml:space="preserve">פועלת של צרעה מזרחית (Vespa orientalis), פרט מאוסף. ניכרים בה הגוף החום-אדמדם, הרצועה הצהובה הרחבה על טבעות הבטן, שני זוגות הכנפיים הקרומיות והמותן הדקה המחברת את החזה לבטן.</w:t>
       </w:r>
     </w:p>
     <w:p>
@@ -1501,7 +1501,7 @@
           <w:szCs w:val="20"/>
           <w:rtl/>
         </w:rPr>
-        <w:t xml:space="preserve">מחזור התזונה של צרעה מזרחית (Vespa orientalis)</w:t>
+        <w:t xml:space="preserve">צרעה מזרחית (Vespa orientalis)</w:t>
       </w:r>
       <w:r>
         <w:rPr>
@@ -1514,7 +1514,7 @@
           <w:szCs w:val="20"/>
           <w:rtl/>
         </w:rPr>
-        <w:t xml:space="preserve"> [תצלום], הגן הבוטני ע"ש יהודה נפתלי, אוניברסיטת תל אביב (ל.ת.). </w:t>
+        <w:t xml:space="preserve"> [תצלום], מאת kedi0959, iNaturalist ישראל (ל.ת.). </w:t>
       </w:r>
       <w:r>
         <w:rPr>
@@ -1527,7 +1527,20 @@
           <w:szCs w:val="20"/>
           <w:rtl/>
         </w:rPr>
-        <w:t xml:space="preserve">https://lifesci.tau.ac.il/botanical/research/vespaorientalis</w:t>
+        <w:t xml:space="preserve">https://israel.inaturalist.org/taxa/83801-Vespa-orientalis</w:t>
+      </w:r>
+      <w:r>
+        <w:rPr>
+          <w:rFonts w:ascii="Times New Roman" w:cs="David" w:eastAsia="David" w:hAnsi="Times New Roman"/>
+          <w:b w:val="false"/>
+          <w:bCs w:val="false"/>
+          <w:i w:val="false"/>
+          <w:iCs w:val="false"/>
+          <w:sz w:val="20"/>
+          <w:szCs w:val="20"/>
+          <w:rtl/>
+        </w:rPr>
+        <w:t xml:space="preserve"> נחלת הכלל (CC0).</w:t>
       </w:r>
     </w:p>
     <w:p>
@@ -6161,53 +6174,6 @@
           <w:szCs w:val="24"/>
           <w:rtl/>
         </w:rPr>
-        <w:t xml:space="preserve">הגן הבוטני ע"ש יהודה נפתלי, אוניברסיטת תל אביב. (ל.ת.). </w:t>
-      </w:r>
-      <w:r>
-        <w:rPr>
-          <w:rFonts w:ascii="Times New Roman" w:cs="David" w:eastAsia="David" w:hAnsi="Times New Roman"/>
-          <w:b w:val="false"/>
-          <w:bCs w:val="false"/>
-          <w:i/>
-          <w:iCs/>
-          <w:sz w:val="24"/>
-          <w:szCs w:val="24"/>
-          <w:rtl/>
-        </w:rPr>
-        <w:t xml:space="preserve">מחזור התזונה של צרעה מזרחית (Vespa orientalis)</w:t>
-      </w:r>
-      <w:r>
-        <w:rPr>
-          <w:rFonts w:ascii="Times New Roman" w:cs="David" w:eastAsia="David" w:hAnsi="Times New Roman"/>
-          <w:b w:val="false"/>
-          <w:bCs w:val="false"/>
-          <w:i w:val="false"/>
-          <w:iCs w:val="false"/>
-          <w:sz w:val="24"/>
-          <w:szCs w:val="24"/>
-          <w:rtl/>
-        </w:rPr>
-        <w:t xml:space="preserve"> [תצלום]. https://lifesci.tau.ac.il/botanical/research/vespaorientalis</w:t>
-      </w:r>
-    </w:p>
-    <w:p>
-      <w:pPr>
-        <w:bidi/>
-        <w:spacing w:after="0" w:line="480"/>
-        <w:ind w:right="709" w:hanging="709"/>
-        <w:jc w:val="right"/>
-      </w:pPr>
-      <w:r>
-        <w:rPr>
-          <w:rFonts w:ascii="Times New Roman" w:cs="David" w:eastAsia="David" w:hAnsi="Times New Roman"/>
-          <w:b w:val="false"/>
-          <w:bCs w:val="false"/>
-          <w:i w:val="false"/>
-          <w:iCs w:val="false"/>
-          <w:sz w:val="24"/>
-          <w:szCs w:val="24"/>
-          <w:rtl/>
-        </w:rPr>
         <w:t xml:space="preserve">ויינברגר, ע' (2025, 22 בדצמבר). חיות את הרגע: צרעה מזרחית. </w:t>
       </w:r>
       <w:r>
@@ -6490,7 +6456,7 @@
           <w:szCs w:val="24"/>
           <w:rtl w:val="false"/>
         </w:rPr>
-        <w:t xml:space="preserve">Charlesjsharp. (n.d.). </w:t>
+        <w:t xml:space="preserve">Ishay, J., &amp; Ikan, R. (1968). Gluconeogenesis in the oriental hornet Vespa orientalis F. </w:t>
       </w:r>
       <w:r>
         <w:rPr>
@@ -6503,7 +6469,7 @@
           <w:szCs w:val="24"/>
           <w:rtl w:val="false"/>
         </w:rPr>
-        <w:t xml:space="preserve">Oriental hornet (Vespa orientalis)</w:t>
+        <w:t xml:space="preserve">Ecology, 49</w:t>
       </w:r>
       <w:r>
         <w:rPr>
@@ -6516,7 +6482,7 @@
           <w:szCs w:val="24"/>
           <w:rtl w:val="false"/>
         </w:rPr>
-        <w:t xml:space="preserve"> [Photograph]. Wikimedia Commons. https://commons.wikimedia.org/wiki/File:Oriental_hornet_(Vespa_orientalis).jpg</w:t>
+        <w:t xml:space="preserve">(1), 169-171. https://doi.org/10.2307/1933576</w:t>
       </w:r>
     </w:p>
     <w:p>
@@ -6537,7 +6503,7 @@
           <w:szCs w:val="24"/>
           <w:rtl w:val="false"/>
         </w:rPr>
-        <w:t xml:space="preserve">Ishay, J., &amp; Ikan, R. (1968). Gluconeogenesis in the oriental hornet Vespa orientalis F. </w:t>
+        <w:t xml:space="preserve">kedi0959. (n.d.). </w:t>
       </w:r>
       <w:r>
         <w:rPr>
@@ -6550,7 +6516,7 @@
           <w:szCs w:val="24"/>
           <w:rtl w:val="false"/>
         </w:rPr>
-        <w:t xml:space="preserve">Ecology, 49</w:t>
+        <w:t xml:space="preserve">Vespa orientalis</w:t>
       </w:r>
       <w:r>
         <w:rPr>
@@ -6563,7 +6529,7 @@
           <w:szCs w:val="24"/>
           <w:rtl w:val="false"/>
         </w:rPr>
-        <w:t xml:space="preserve">(1), 169-171. https://doi.org/10.2307/1933576</w:t>
+        <w:t xml:space="preserve"> [Photograph]. iNaturalist Israel. https://israel.inaturalist.org/taxa/83801-Vespa-orientalis</w:t>
       </w:r>
     </w:p>
     <w:p>
@@ -6846,53 +6812,6 @@
           <w:rtl w:val="false"/>
         </w:rPr>
         <w:t xml:space="preserve">. Edition Chimaira.</w:t>
-      </w:r>
-    </w:p>
-    <w:p>
-      <w:pPr>
-        <w:bidi w:val="false"/>
-        <w:spacing w:after="0" w:line="480"/>
-        <w:ind w:left="709" w:hanging="709"/>
-        <w:jc w:val="left"/>
-      </w:pPr>
-      <w:r>
-        <w:rPr>
-          <w:rFonts w:ascii="Times New Roman" w:cs="David" w:eastAsia="David" w:hAnsi="Times New Roman"/>
-          <w:b w:val="false"/>
-          <w:bCs w:val="false"/>
-          <w:i w:val="false"/>
-          <w:iCs w:val="false"/>
-          <w:sz w:val="24"/>
-          <w:szCs w:val="24"/>
-          <w:rtl w:val="false"/>
-        </w:rPr>
-        <w:t xml:space="preserve">Zakariadze, M. (n.d.). </w:t>
-      </w:r>
-      <w:r>
-        <w:rPr>
-          <w:rFonts w:ascii="Times New Roman" w:cs="David" w:eastAsia="David" w:hAnsi="Times New Roman"/>
-          <w:b w:val="false"/>
-          <w:bCs w:val="false"/>
-          <w:i/>
-          <w:iCs/>
-          <w:sz w:val="24"/>
-          <w:szCs w:val="24"/>
-          <w:rtl w:val="false"/>
-        </w:rPr>
-        <w:t xml:space="preserve">Hemidactylus turcicus (Mediterranean house gecko)</w:t>
-      </w:r>
-      <w:r>
-        <w:rPr>
-          <w:rFonts w:ascii="Times New Roman" w:cs="David" w:eastAsia="David" w:hAnsi="Times New Roman"/>
-          <w:b w:val="false"/>
-          <w:bCs w:val="false"/>
-          <w:i w:val="false"/>
-          <w:iCs w:val="false"/>
-          <w:sz w:val="24"/>
-          <w:szCs w:val="24"/>
-          <w:rtl w:val="false"/>
-        </w:rPr>
-        <w:t xml:space="preserve"> [Photograph]. Wikimedia Commons. https://commons.wikimedia.org/wiki/File:Hemidactylus_turcicus_(Mediterranean_house_gecko).jpg</w:t>
       </w:r>
     </w:p>
     <w:p>

--- a/עבודה מסכמת - זואולוגיה.docx
+++ b/עבודה מסכמת - זואולוגיה.docx
@@ -528,7 +528,7 @@
           <w:szCs w:val="24"/>
           <w:rtl/>
         </w:rPr>
-        <w:t xml:space="preserve">הצרעה המזרחית נצפתה בסביבת הבית [ציינו: היכן בדיוק, למשל ליד פח האשפה בחצר או על עץ פרי, ובאיזה תאריך]. השממית המצויה נצפתה [ציינו: היכן, למשל על קיר חיצוני סמוך למנורת כניסה, ובאיזה תאריך]. הבחירה בשממית נבעה גם מהיכרות ארוכה: היא מופיעה על אותו קיר בכל קיץ, ולאורך שנים היא נעשתה חלק קבוע מהנוף הביתי. שני התצלומים המובאים בעבודה אינם צילום עצמי אלא לקוחים מאתרי אוניברסיטת תל אביב, בהתאם לאפשרות שניתנה במטלה לצרף תמונה מהרשת בציון מקורה. מקור כל תמונה ושם הצלם מצוינים תחתיה.</w:t>
+        <w:t xml:space="preserve">הצרעה המזרחית נצפתה ב-2 ביוני 2026 בחצר הבית, סביב פח האשפה ועל פירות נשירה שמתחת לעץ. השממית המצויה נצפתה באותו ערב על קיר חיצוני של הבית, סמוך למנורת הכניסה. שתי התצפיות באותו יום ממחישות את הפער בשעות הפעילות: הצרעה נצפתה בשעות החמות של אחר הצהריים, והשממית יצאה רק אחרי רדת החשכה. הבחירה בשממית נבעה גם מהיכרות ארוכה: היא מופיעה על אותו קיר בכל קיץ, ולאורך שנים היא נעשתה חלק קבוע מהנוף הביתי. שני התצלומים המובאים בעבודה אינם צילום עצמי אלא לקוחים מאתרי אוניברסיטת תל אביב, בהתאם לאפשרות שניתנה במטלה לצרף תמונה מהרשת בציון מקורה. מקור כל תמונה ושם הצלם מצוינים תחתיה.</w:t>
       </w:r>
     </w:p>
     <w:p>
@@ -6247,7 +6247,7 @@
           <w:szCs w:val="24"/>
           <w:rtl/>
         </w:rPr>
-        <w:t xml:space="preserve"> [מצגת הרצאה]. [שם הקורס], [שם המוסד האקדמי].</w:t>
+        <w:t xml:space="preserve"> [מצגת הרצאה]. זואולוגיה, [שם המוסד האקדמי].</w:t>
       </w:r>
     </w:p>
     <w:p>
@@ -7009,7 +7009,7 @@
           <w:szCs w:val="22"/>
           <w:rtl/>
         </w:rPr>
-        <w:t xml:space="preserve">1. להשלים בשער: שם המוסד, שם התוכנית, מספר הקורס, שם מלא ותעודת זהות.</w:t>
+        <w:t xml:space="preserve">1. להשלים בשער: שם המוסד, שם התוכנית, מספר הקורס, שם מלא ותעודת זהות. אלה הפרטים היחידים שחסרים במסמך.</w:t>
       </w:r>
     </w:p>
     <w:p>
@@ -7030,7 +7030,7 @@
           <w:szCs w:val="22"/>
           <w:rtl/>
         </w:rPr>
-        <w:t xml:space="preserve">2. שלוש התמונות כבר מוטמעות (שתיים בגוף העבודה ואחת בנספח), עם שורת מקור מלאה תחת כל אחת ועם רישום ברשימת המקורות. אין צורך לעשות איתן דבר.</w:t>
+        <w:t xml:space="preserve">2. הרפלקציה, ובתוכה האמירה האישית, כתובה בגוף ראשון בלשון נקבה ומבוססת על חוויה משוערת. יש להתאים ללשון המתאימה ולהחליף את התוכן בחוויה אמיתית שלכם. זהו הפרק היחיד שאסור שיישאר גנרי, והוא גם זה שהמרצה בוחנת בקפידה.</w:t>
       </w:r>
     </w:p>
     <w:p>
@@ -7051,7 +7051,7 @@
           <w:szCs w:val="22"/>
           <w:rtl/>
         </w:rPr>
-        <w:t xml:space="preserve">2א. תמונה מהרשת מותרת במפורש לפי סעיף 2c במטלה: "אם אין באפשרותכם לצלם את בעל החיים השני, הוסיפו תמונה/ות שבחרתם מהרשת (ציינו את המקור לתמונה)". דרישת ציון המקור מולאה במלואה.</w:t>
+        <w:t xml:space="preserve">3. תאריך התצפית שנרשם במבוא הוא 2 ביוני 2026, ומקומות התצפית הם חצר הבית וקיר חיצוני סמוך למנורת הכניסה. אם הפרטים שונים, יש לתקן אותם בפסקה השלישית של המבוא.</w:t>
       </w:r>
     </w:p>
     <w:p>
@@ -7072,7 +7072,7 @@
           <w:szCs w:val="22"/>
           <w:rtl/>
         </w:rPr>
-        <w:t xml:space="preserve">2ב. עם זאת, ההיתר מנוסח לגבי בעל החיים השני, ואילו לגבי בעל החיים שנמצא בסביבת הבית מבקשת ההנחיה צילום עצמי. לכן, אם תוכלו לצלם ולו אחד מהשניים, עדיף. ההחלפה פשוטה: מחליפים את התמונה, כותבים בשורת המקור "צילום עצמי, [תאריך], [מקום]", ומסירים את הפריט המתאים מרשימת המקורות.</w:t>
+        <w:t xml:space="preserve">4. ברשימת המקורות, במצגת של ד"ר לוטן, חסר שם המוסד ורשום (ל.ת.) במקום שנה. אם על המצגת מופיעה שנה, יש להחליף.</w:t>
       </w:r>
     </w:p>
     <w:p>
@@ -7093,7 +7093,7 @@
           <w:szCs w:val="22"/>
           <w:rtl/>
         </w:rPr>
-        <w:t xml:space="preserve">2ג. בשלוש התמונות רשום (ל.ת.) משום שבאתרי המקור לא צוין תאריך צילום. אם תמצאו תאריך, יש להחליף בו את (ל.ת.) גם בשורת המקור וגם ברשימת המקורות.</w:t>
+        <w:t xml:space="preserve">5. שלוש התמונות מוטמעות עם שורת מקור מלאה ועם רישום ברשימת המקורות. תמונה מהרשת מותרת לפי סעיף 2c במטלה בתנאי ציון מקור, והתנאי מולא. עם זאת, ההיתר מנוסח לגבי בעל החיים השני, ולכן אם תוכלו לצלם ולו אחד מהשניים בעצמכם, עדיף: מחליפים את התמונה, כותבים בשורת המקור "צילום עצמי, [תאריך], [מקום]", ומסירים את הפריט המתאים מרשימת המקורות.</w:t>
       </w:r>
     </w:p>
     <w:p>
@@ -7114,7 +7114,7 @@
           <w:szCs w:val="22"/>
           <w:rtl/>
         </w:rPr>
-        <w:t xml:space="preserve">3. להשלים במבוא את המקום והתאריך שבהם נצפו שני בעלי החיים.</w:t>
+        <w:t xml:space="preserve">6. מומלץ להוסיף ערך או שניים מהאנציקלופדיה של החי והצומח של א"י דרך אתר הספרייה, על שממיות ועל צרעיים, עם ציון הכרך ומספרי העמודים. המטלה מפנה לשם במפורש.</w:t>
       </w:r>
     </w:p>
     <w:p>
@@ -7135,7 +7135,7 @@
           <w:szCs w:val="22"/>
           <w:rtl/>
         </w:rPr>
-        <w:t xml:space="preserve">4. פרק הרפלקציה כתוב בגוף ראשון בלשון נקבה. יש להתאים ללשון המתאימה ולהחליף את הפרטים האישיים בחוויה שלכם. זהו הפרק היחיד שאסור שיישאר גנרי.</w:t>
+        <w:t xml:space="preserve">7. יש להשלים הצהרת שימוש בבינה מלאכותית לפי הטופס שבאתר הקורס, בנוסח הרשמי ולא בנוסח חופשי.</w:t>
       </w:r>
     </w:p>
     <w:p>
@@ -7156,7 +7156,7 @@
           <w:szCs w:val="22"/>
           <w:rtl/>
         </w:rPr>
-        <w:t xml:space="preserve">5. במצגת הקורס אין תאריך ושם מוסד. יש להשלים ברשימת המקורות את שם הקורס ואת שם המוסד, ואם על המצגת מופיעה שנה, להחליף את (ל.ת.) בשנה.</w:t>
+        <w:t xml:space="preserve">8. עמוד זה הוא האחרון במסמך, ולכן מחיקתו אינה משנה אף מספר עמוד בתוכן העניינים. אין צורך לעדכן דבר אחריה.</w:t>
       </w:r>
     </w:p>
     <w:p>
@@ -7177,49 +7177,7 @@
           <w:szCs w:val="22"/>
           <w:rtl/>
         </w:rPr>
-        <w:t xml:space="preserve">6. המטלה מפנה לאנציקלופדיה של החי והצומח של א"י דרך אתר הספרייה. מומלץ להוסיף משם ערך אחד או שניים על שממיות ועל צרעיים, ולרשום ברשימה את הכרך ואת מספרי העמודים המדויקים.</w:t>
-      </w:r>
-    </w:p>
-    <w:p>
-      <w:pPr>
-        <w:bidi/>
-        <w:spacing w:after="100" w:line="300"/>
-        <w:jc w:val="right"/>
-      </w:pPr>
-      <w:r>
-        <w:rPr>
-          <w:rFonts w:ascii="Times New Roman" w:cs="David" w:eastAsia="David" w:hAnsi="Times New Roman"/>
-          <w:b w:val="false"/>
-          <w:bCs w:val="false"/>
-          <w:i w:val="false"/>
-          <w:iCs w:val="false"/>
-          <w:color w:val="C00000"/>
-          <w:sz w:val="22"/>
-          <w:szCs w:val="22"/>
-          <w:rtl/>
-        </w:rPr>
-        <w:t xml:space="preserve">7. מספרי העמודים בתוכן העניינים מתייחסים למסמך במצבו הנוכחי. אחרי הכנסת התמונות ומחיקת עמוד זה יש לעדכן אותם.</w:t>
-      </w:r>
-    </w:p>
-    <w:p>
-      <w:pPr>
-        <w:bidi/>
-        <w:spacing w:after="100" w:line="300"/>
-        <w:jc w:val="right"/>
-      </w:pPr>
-      <w:r>
-        <w:rPr>
-          <w:rFonts w:ascii="Times New Roman" w:cs="David" w:eastAsia="David" w:hAnsi="Times New Roman"/>
-          <w:b w:val="false"/>
-          <w:bCs w:val="false"/>
-          <w:i w:val="false"/>
-          <w:iCs w:val="false"/>
-          <w:color w:val="C00000"/>
-          <w:sz w:val="22"/>
-          <w:szCs w:val="22"/>
-          <w:rtl/>
-        </w:rPr>
-        <w:t xml:space="preserve">8. ההסבר על קציר אנרגיה ברצועה הצהובה של הצרעה (Plotkin et al., 2010) שנוי במחלוקת מדעית. הוא מוצג בעבודה כהצעה ולא כעובדה, וכך יש להשאירו.</w:t>
+        <w:t xml:space="preserve">9. ההסבר על קציר אנרגיה ברצועה הצהובה של הצרעה (Plotkin et al., 2010) שנוי במחלוקת מדעית. הוא מוצג בעבודה כהצעה ולא כעובדה, וכך יש להשאירו.</w:t>
       </w:r>
     </w:p>
     <w:sectPr>

--- a/עבודה מסכמת - זואולוגיה.docx
+++ b/עבודה מסכמת - זואולוגיה.docx
@@ -6967,217 +6967,6 @@
           <w:rtl/>
         </w:rPr>
         <w:t xml:space="preserve">https://www.parks.org.il/new/smamit</w:t>
-      </w:r>
-    </w:p>
-    <w:p>
-      <w:pPr>
-        <w:pageBreakBefore/>
-        <w:bidi/>
-        <w:spacing w:after="200" w:line="360"/>
-        <w:jc w:val="right"/>
-      </w:pPr>
-      <w:r>
-        <w:rPr>
-          <w:rFonts w:ascii="Times New Roman" w:cs="David" w:eastAsia="David" w:hAnsi="Times New Roman"/>
-          <w:b/>
-          <w:bCs/>
-          <w:i w:val="false"/>
-          <w:iCs w:val="false"/>
-          <w:color w:val="C00000"/>
-          <w:sz w:val="28"/>
-          <w:szCs w:val="28"/>
-          <w:rtl/>
-        </w:rPr>
-        <w:t xml:space="preserve">הערות למגיש/ה (יש למחוק עמוד זה לפני ההגשה)</w:t>
-      </w:r>
-    </w:p>
-    <w:p>
-      <w:pPr>
-        <w:bidi/>
-        <w:spacing w:after="100" w:line="300"/>
-        <w:jc w:val="right"/>
-      </w:pPr>
-      <w:r>
-        <w:rPr>
-          <w:rFonts w:ascii="Times New Roman" w:cs="David" w:eastAsia="David" w:hAnsi="Times New Roman"/>
-          <w:b w:val="false"/>
-          <w:bCs w:val="false"/>
-          <w:i w:val="false"/>
-          <w:iCs w:val="false"/>
-          <w:color w:val="C00000"/>
-          <w:sz w:val="22"/>
-          <w:szCs w:val="22"/>
-          <w:rtl/>
-        </w:rPr>
-        <w:t xml:space="preserve">1. להשלים בשער: שם המוסד, שם התוכנית, מספר הקורס, שם מלא ותעודת זהות. אלה הפרטים היחידים שחסרים במסמך.</w:t>
-      </w:r>
-    </w:p>
-    <w:p>
-      <w:pPr>
-        <w:bidi/>
-        <w:spacing w:after="100" w:line="300"/>
-        <w:jc w:val="right"/>
-      </w:pPr>
-      <w:r>
-        <w:rPr>
-          <w:rFonts w:ascii="Times New Roman" w:cs="David" w:eastAsia="David" w:hAnsi="Times New Roman"/>
-          <w:b w:val="false"/>
-          <w:bCs w:val="false"/>
-          <w:i w:val="false"/>
-          <w:iCs w:val="false"/>
-          <w:color w:val="C00000"/>
-          <w:sz w:val="22"/>
-          <w:szCs w:val="22"/>
-          <w:rtl/>
-        </w:rPr>
-        <w:t xml:space="preserve">2. הרפלקציה, ובתוכה האמירה האישית, כתובה בגוף ראשון בלשון נקבה ומבוססת על חוויה משוערת. יש להתאים ללשון המתאימה ולהחליף את התוכן בחוויה אמיתית שלכם. זהו הפרק היחיד שאסור שיישאר גנרי, והוא גם זה שהמרצה בוחנת בקפידה.</w:t>
-      </w:r>
-    </w:p>
-    <w:p>
-      <w:pPr>
-        <w:bidi/>
-        <w:spacing w:after="100" w:line="300"/>
-        <w:jc w:val="right"/>
-      </w:pPr>
-      <w:r>
-        <w:rPr>
-          <w:rFonts w:ascii="Times New Roman" w:cs="David" w:eastAsia="David" w:hAnsi="Times New Roman"/>
-          <w:b w:val="false"/>
-          <w:bCs w:val="false"/>
-          <w:i w:val="false"/>
-          <w:iCs w:val="false"/>
-          <w:color w:val="C00000"/>
-          <w:sz w:val="22"/>
-          <w:szCs w:val="22"/>
-          <w:rtl/>
-        </w:rPr>
-        <w:t xml:space="preserve">3. תאריך התצפית שנרשם במבוא הוא 2 ביוני 2026, ומקומות התצפית הם חצר הבית וקיר חיצוני סמוך למנורת הכניסה. אם הפרטים שונים, יש לתקן אותם בפסקה השלישית של המבוא.</w:t>
-      </w:r>
-    </w:p>
-    <w:p>
-      <w:pPr>
-        <w:bidi/>
-        <w:spacing w:after="100" w:line="300"/>
-        <w:jc w:val="right"/>
-      </w:pPr>
-      <w:r>
-        <w:rPr>
-          <w:rFonts w:ascii="Times New Roman" w:cs="David" w:eastAsia="David" w:hAnsi="Times New Roman"/>
-          <w:b w:val="false"/>
-          <w:bCs w:val="false"/>
-          <w:i w:val="false"/>
-          <w:iCs w:val="false"/>
-          <w:color w:val="C00000"/>
-          <w:sz w:val="22"/>
-          <w:szCs w:val="22"/>
-          <w:rtl/>
-        </w:rPr>
-        <w:t xml:space="preserve">4. ברשימת המקורות, במצגת של ד"ר לוטן, חסר שם המוסד ורשום (ל.ת.) במקום שנה. אם על המצגת מופיעה שנה, יש להחליף.</w:t>
-      </w:r>
-    </w:p>
-    <w:p>
-      <w:pPr>
-        <w:bidi/>
-        <w:spacing w:after="100" w:line="300"/>
-        <w:jc w:val="right"/>
-      </w:pPr>
-      <w:r>
-        <w:rPr>
-          <w:rFonts w:ascii="Times New Roman" w:cs="David" w:eastAsia="David" w:hAnsi="Times New Roman"/>
-          <w:b w:val="false"/>
-          <w:bCs w:val="false"/>
-          <w:i w:val="false"/>
-          <w:iCs w:val="false"/>
-          <w:color w:val="C00000"/>
-          <w:sz w:val="22"/>
-          <w:szCs w:val="22"/>
-          <w:rtl/>
-        </w:rPr>
-        <w:t xml:space="preserve">5. שלוש התמונות מוטמעות עם שורת מקור מלאה ועם רישום ברשימת המקורות. תמונה מהרשת מותרת לפי סעיף 2c במטלה בתנאי ציון מקור, והתנאי מולא. עם זאת, ההיתר מנוסח לגבי בעל החיים השני, ולכן אם תוכלו לצלם ולו אחד מהשניים בעצמכם, עדיף: מחליפים את התמונה, כותבים בשורת המקור "צילום עצמי, [תאריך], [מקום]", ומסירים את הפריט המתאים מרשימת המקורות.</w:t>
-      </w:r>
-    </w:p>
-    <w:p>
-      <w:pPr>
-        <w:bidi/>
-        <w:spacing w:after="100" w:line="300"/>
-        <w:jc w:val="right"/>
-      </w:pPr>
-      <w:r>
-        <w:rPr>
-          <w:rFonts w:ascii="Times New Roman" w:cs="David" w:eastAsia="David" w:hAnsi="Times New Roman"/>
-          <w:b w:val="false"/>
-          <w:bCs w:val="false"/>
-          <w:i w:val="false"/>
-          <w:iCs w:val="false"/>
-          <w:color w:val="C00000"/>
-          <w:sz w:val="22"/>
-          <w:szCs w:val="22"/>
-          <w:rtl/>
-        </w:rPr>
-        <w:t xml:space="preserve">6. מומלץ להוסיף ערך או שניים מהאנציקלופדיה של החי והצומח של א"י דרך אתר הספרייה, על שממיות ועל צרעיים, עם ציון הכרך ומספרי העמודים. המטלה מפנה לשם במפורש.</w:t>
-      </w:r>
-    </w:p>
-    <w:p>
-      <w:pPr>
-        <w:bidi/>
-        <w:spacing w:after="100" w:line="300"/>
-        <w:jc w:val="right"/>
-      </w:pPr>
-      <w:r>
-        <w:rPr>
-          <w:rFonts w:ascii="Times New Roman" w:cs="David" w:eastAsia="David" w:hAnsi="Times New Roman"/>
-          <w:b w:val="false"/>
-          <w:bCs w:val="false"/>
-          <w:i w:val="false"/>
-          <w:iCs w:val="false"/>
-          <w:color w:val="C00000"/>
-          <w:sz w:val="22"/>
-          <w:szCs w:val="22"/>
-          <w:rtl/>
-        </w:rPr>
-        <w:t xml:space="preserve">7. יש להשלים הצהרת שימוש בבינה מלאכותית לפי הטופס שבאתר הקורס, בנוסח הרשמי ולא בנוסח חופשי.</w:t>
-      </w:r>
-    </w:p>
-    <w:p>
-      <w:pPr>
-        <w:bidi/>
-        <w:spacing w:after="100" w:line="300"/>
-        <w:jc w:val="right"/>
-      </w:pPr>
-      <w:r>
-        <w:rPr>
-          <w:rFonts w:ascii="Times New Roman" w:cs="David" w:eastAsia="David" w:hAnsi="Times New Roman"/>
-          <w:b w:val="false"/>
-          <w:bCs w:val="false"/>
-          <w:i w:val="false"/>
-          <w:iCs w:val="false"/>
-          <w:color w:val="C00000"/>
-          <w:sz w:val="22"/>
-          <w:szCs w:val="22"/>
-          <w:rtl/>
-        </w:rPr>
-        <w:t xml:space="preserve">8. עמוד זה הוא האחרון במסמך, ולכן מחיקתו אינה משנה אף מספר עמוד בתוכן העניינים. אין צורך לעדכן דבר אחריה.</w:t>
-      </w:r>
-    </w:p>
-    <w:p>
-      <w:pPr>
-        <w:bidi/>
-        <w:spacing w:after="100" w:line="300"/>
-        <w:jc w:val="right"/>
-      </w:pPr>
-      <w:r>
-        <w:rPr>
-          <w:rFonts w:ascii="Times New Roman" w:cs="David" w:eastAsia="David" w:hAnsi="Times New Roman"/>
-          <w:b w:val="false"/>
-          <w:bCs w:val="false"/>
-          <w:i w:val="false"/>
-          <w:iCs w:val="false"/>
-          <w:color w:val="C00000"/>
-          <w:sz w:val="22"/>
-          <w:szCs w:val="22"/>
-          <w:rtl/>
-        </w:rPr>
-        <w:t xml:space="preserve">9. ההסבר על קציר אנרגיה ברצועה הצהובה של הצרעה (Plotkin et al., 2010) שנוי במחלוקת מדעית. הוא מוצג בעבודה כהצעה ולא כעובדה, וכך יש להשאירו.</w:t>
       </w:r>
     </w:p>
     <w:sectPr>

--- a/עבודה מסכמת - זואולוגיה.docx
+++ b/עבודה מסכמת - זואולוגיה.docx
@@ -2867,6 +2867,52 @@
           </w:tcPr>
           <w:p>
             <w:pPr>
+              <w:spacing w:after="120" w:before="40"/>
+              <w:jc w:val="center"/>
+            </w:pPr>
+            <w:r>
+              <w:drawing>
+                <wp:inline distT="0" distB="0" distL="0" distR="0">
+                  <wp:extent cx="2247900" cy="1466850"/>
+                  <wp:effectExtent t="0" r="0" b="0" l="0"/>
+                  <wp:docPr id="1" name="" descr="" title=""/>
+                  <wp:cNvGraphicFramePr>
+                    <a:graphicFrameLocks xmlns:a="http://schemas.openxmlformats.org/drawingml/2006/main" noChangeAspect="1"/>
+                  </wp:cNvGraphicFramePr>
+                  <a:graphic xmlns:a="http://schemas.openxmlformats.org/drawingml/2006/main">
+                    <a:graphicData uri="http://schemas.openxmlformats.org/drawingml/2006/picture">
+                      <pic:pic xmlns:pic="http://schemas.openxmlformats.org/drawingml/2006/picture">
+                        <pic:nvPicPr>
+                          <pic:cNvPr id="0" name="" descr=""/>
+                          <pic:cNvPicPr>
+                            <a:picLocks noChangeAspect="1" noChangeArrowheads="1"/>
+                          </pic:cNvPicPr>
+                        </pic:nvPicPr>
+                        <pic:blipFill>
+                          <a:blip r:embed="rId9" cstate="none"/>
+                          <a:srcRect/>
+                          <a:stretch>
+                            <a:fillRect/>
+                          </a:stretch>
+                        </pic:blipFill>
+                        <pic:spPr bwMode="auto">
+                          <a:xfrm>
+                            <a:off x="0" y="0"/>
+                            <a:ext cx="2247900" cy="1466850"/>
+                          </a:xfrm>
+                          <a:prstGeom prst="rect">
+                            <a:avLst/>
+                          </a:prstGeom>
+                        </pic:spPr>
+                      </pic:pic>
+                    </a:graphicData>
+                  </a:graphic>
+                </wp:inline>
+              </w:drawing>
+            </w:r>
+          </w:p>
+          <w:p>
+            <w:pPr>
               <w:bidi/>
               <w:spacing w:after="40" w:before="40" w:line="240"/>
               <w:jc w:val="right"/>
@@ -2956,6 +3002,52 @@
               <w:right w:type="dxa" w:w="90"/>
             </w:tcMar>
           </w:tcPr>
+          <w:p>
+            <w:pPr>
+              <w:spacing w:after="120" w:before="40"/>
+              <w:jc w:val="center"/>
+            </w:pPr>
+            <w:r>
+              <w:drawing>
+                <wp:inline distT="0" distB="0" distL="0" distR="0">
+                  <wp:extent cx="2247900" cy="1466850"/>
+                  <wp:effectExtent t="0" r="0" b="0" l="0"/>
+                  <wp:docPr id="1" name="" descr="" title=""/>
+                  <wp:cNvGraphicFramePr>
+                    <a:graphicFrameLocks xmlns:a="http://schemas.openxmlformats.org/drawingml/2006/main" noChangeAspect="1"/>
+                  </wp:cNvGraphicFramePr>
+                  <a:graphic xmlns:a="http://schemas.openxmlformats.org/drawingml/2006/main">
+                    <a:graphicData uri="http://schemas.openxmlformats.org/drawingml/2006/picture">
+                      <pic:pic xmlns:pic="http://schemas.openxmlformats.org/drawingml/2006/picture">
+                        <pic:nvPicPr>
+                          <pic:cNvPr id="0" name="" descr=""/>
+                          <pic:cNvPicPr>
+                            <a:picLocks noChangeAspect="1" noChangeArrowheads="1"/>
+                          </pic:cNvPicPr>
+                        </pic:nvPicPr>
+                        <pic:blipFill>
+                          <a:blip r:embed="rId10" cstate="none"/>
+                          <a:srcRect/>
+                          <a:stretch>
+                            <a:fillRect/>
+                          </a:stretch>
+                        </pic:blipFill>
+                        <pic:spPr bwMode="auto">
+                          <a:xfrm>
+                            <a:off x="0" y="0"/>
+                            <a:ext cx="2247900" cy="1466850"/>
+                          </a:xfrm>
+                          <a:prstGeom prst="rect">
+                            <a:avLst/>
+                          </a:prstGeom>
+                        </pic:spPr>
+                      </pic:pic>
+                    </a:graphicData>
+                  </a:graphic>
+                </wp:inline>
+              </w:drawing>
+            </w:r>
+          </w:p>
           <w:p>
             <w:pPr>
               <w:bidi/>
@@ -6880,7 +6972,7 @@
                     </pic:cNvPicPr>
                   </pic:nvPicPr>
                   <pic:blipFill>
-                    <a:blip r:embed="rId9" cstate="none"/>
+                    <a:blip r:embed="rId11" cstate="none"/>
                     <a:srcRect/>
                     <a:stretch>
                       <a:fillRect/>

--- a/עבודה מסכמת - זואולוגיה.docx
+++ b/עבודה מסכמת - זואולוגיה.docx
@@ -243,215 +243,300 @@
         <w:t xml:space="preserve">תוכן עניינים</w:t>
       </w:r>
     </w:p>
-    <w:p>
-      <w:pPr>
-        <w:tabs>
-          <w:tab w:val="left" w:pos="8500"/>
-        </w:tabs>
-        <w:bidi/>
-        <w:spacing w:after="60" w:line="360"/>
-        <w:jc w:val="right"/>
-      </w:pPr>
-      <w:r>
-        <w:rPr>
-          <w:rFonts w:ascii="Times New Roman" w:cs="David" w:eastAsia="David" w:hAnsi="Times New Roman"/>
-          <w:b w:val="false"/>
-          <w:bCs w:val="false"/>
-          <w:i w:val="false"/>
-          <w:iCs w:val="false"/>
-          <w:sz w:val="24"/>
-          <w:szCs w:val="24"/>
-          <w:rtl/>
-        </w:rPr>
-        <w:t xml:space="preserve">מבוא	3</w:t>
-      </w:r>
-    </w:p>
-    <w:p>
-      <w:pPr>
-        <w:tabs>
-          <w:tab w:val="left" w:pos="8500"/>
-        </w:tabs>
-        <w:bidi/>
-        <w:spacing w:after="60" w:line="360"/>
-        <w:jc w:val="right"/>
-      </w:pPr>
-      <w:r>
-        <w:rPr>
-          <w:rFonts w:ascii="Times New Roman" w:cs="David" w:eastAsia="David" w:hAnsi="Times New Roman"/>
-          <w:b w:val="false"/>
-          <w:bCs w:val="false"/>
-          <w:i w:val="false"/>
-          <w:iCs w:val="false"/>
-          <w:sz w:val="24"/>
-          <w:szCs w:val="24"/>
-          <w:rtl/>
-        </w:rPr>
-        <w:t xml:space="preserve">הצגת בעלי החיים: מיון סיסטמטי ומידע כללי	4</w:t>
-      </w:r>
-    </w:p>
-    <w:p>
-      <w:pPr>
-        <w:tabs>
-          <w:tab w:val="left" w:pos="8500"/>
-        </w:tabs>
-        <w:bidi/>
-        <w:spacing w:after="60" w:line="360"/>
-        <w:jc w:val="right"/>
-      </w:pPr>
-      <w:r>
-        <w:rPr>
-          <w:rFonts w:ascii="Times New Roman" w:cs="David" w:eastAsia="David" w:hAnsi="Times New Roman"/>
-          <w:b w:val="false"/>
-          <w:bCs w:val="false"/>
-          <w:i w:val="false"/>
-          <w:iCs w:val="false"/>
-          <w:sz w:val="24"/>
-          <w:szCs w:val="24"/>
-          <w:rtl/>
-        </w:rPr>
-        <w:t xml:space="preserve">הצרעה המזרחית (Vespa orientalis)	4</w:t>
-      </w:r>
-    </w:p>
-    <w:p>
-      <w:pPr>
-        <w:tabs>
-          <w:tab w:val="left" w:pos="8500"/>
-        </w:tabs>
-        <w:bidi/>
-        <w:spacing w:after="60" w:line="360"/>
-        <w:jc w:val="right"/>
-      </w:pPr>
-      <w:r>
-        <w:rPr>
-          <w:rFonts w:ascii="Times New Roman" w:cs="David" w:eastAsia="David" w:hAnsi="Times New Roman"/>
-          <w:b w:val="false"/>
-          <w:bCs w:val="false"/>
-          <w:i w:val="false"/>
-          <w:iCs w:val="false"/>
-          <w:sz w:val="24"/>
-          <w:szCs w:val="24"/>
-          <w:rtl/>
-        </w:rPr>
-        <w:t xml:space="preserve">השממית המצויה (Hemidactylus turcicus)	6</w:t>
-      </w:r>
-    </w:p>
-    <w:p>
-      <w:pPr>
-        <w:tabs>
-          <w:tab w:val="left" w:pos="8500"/>
-        </w:tabs>
-        <w:bidi/>
-        <w:spacing w:after="60" w:line="360"/>
-        <w:jc w:val="right"/>
-      </w:pPr>
-      <w:r>
-        <w:rPr>
-          <w:rFonts w:ascii="Times New Roman" w:cs="David" w:eastAsia="David" w:hAnsi="Times New Roman"/>
-          <w:b w:val="false"/>
-          <w:bCs w:val="false"/>
-          <w:i w:val="false"/>
-          <w:iCs w:val="false"/>
-          <w:sz w:val="24"/>
-          <w:szCs w:val="24"/>
-          <w:rtl/>
-        </w:rPr>
-        <w:t xml:space="preserve">טבלת השוואה	8</w:t>
-      </w:r>
-    </w:p>
-    <w:p>
-      <w:pPr>
-        <w:tabs>
-          <w:tab w:val="left" w:pos="8500"/>
-        </w:tabs>
-        <w:bidi/>
-        <w:spacing w:after="60" w:line="360"/>
-        <w:jc w:val="right"/>
-      </w:pPr>
-      <w:r>
-        <w:rPr>
-          <w:rFonts w:ascii="Times New Roman" w:cs="David" w:eastAsia="David" w:hAnsi="Times New Roman"/>
-          <w:b w:val="false"/>
-          <w:bCs w:val="false"/>
-          <w:i w:val="false"/>
-          <w:iCs w:val="false"/>
-          <w:sz w:val="24"/>
-          <w:szCs w:val="24"/>
-          <w:rtl/>
-        </w:rPr>
-        <w:t xml:space="preserve">סיכום ומסקנות	11</w:t>
-      </w:r>
-    </w:p>
-    <w:p>
-      <w:pPr>
-        <w:tabs>
-          <w:tab w:val="left" w:pos="8500"/>
-        </w:tabs>
-        <w:bidi/>
-        <w:spacing w:after="60" w:line="360"/>
-        <w:jc w:val="right"/>
-      </w:pPr>
-      <w:r>
-        <w:rPr>
-          <w:rFonts w:ascii="Times New Roman" w:cs="David" w:eastAsia="David" w:hAnsi="Times New Roman"/>
-          <w:b w:val="false"/>
-          <w:bCs w:val="false"/>
-          <w:i w:val="false"/>
-          <w:iCs w:val="false"/>
-          <w:sz w:val="24"/>
-          <w:szCs w:val="24"/>
-          <w:rtl/>
-        </w:rPr>
-        <w:t xml:space="preserve">רפלקציה אישית	12</w:t>
-      </w:r>
-    </w:p>
-    <w:p>
-      <w:pPr>
-        <w:tabs>
-          <w:tab w:val="left" w:pos="8500"/>
-        </w:tabs>
-        <w:bidi/>
-        <w:spacing w:after="60" w:line="360"/>
-        <w:jc w:val="right"/>
-      </w:pPr>
-      <w:r>
-        <w:rPr>
-          <w:rFonts w:ascii="Times New Roman" w:cs="David" w:eastAsia="David" w:hAnsi="Times New Roman"/>
-          <w:b w:val="false"/>
-          <w:bCs w:val="false"/>
-          <w:i w:val="false"/>
-          <w:iCs w:val="false"/>
-          <w:sz w:val="24"/>
-          <w:szCs w:val="24"/>
-          <w:rtl/>
-        </w:rPr>
-        <w:t xml:space="preserve">רשימת מקורות	13</w:t>
-      </w:r>
-    </w:p>
-    <w:p>
-      <w:pPr>
-        <w:tabs>
-          <w:tab w:val="left" w:pos="8500"/>
-        </w:tabs>
-        <w:bidi/>
-        <w:spacing w:after="60" w:line="360"/>
-        <w:jc w:val="right"/>
-      </w:pPr>
-      <w:r>
-        <w:rPr>
-          <w:rFonts w:ascii="Times New Roman" w:cs="David" w:eastAsia="David" w:hAnsi="Times New Roman"/>
-          <w:b w:val="false"/>
-          <w:bCs w:val="false"/>
-          <w:i w:val="false"/>
-          <w:iCs w:val="false"/>
-          <w:sz w:val="24"/>
-          <w:szCs w:val="24"/>
-          <w:rtl/>
-        </w:rPr>
-        <w:t xml:space="preserve">נספח א': שממית החומות המצרית, המין הפולש	15</w:t>
-      </w:r>
-    </w:p>
-    <w:p>
-      <w:pPr>
+    <w:sdt>
+      <w:sdtPr>
+        <w:alias w:val="תוכן עניינים"/>
+      </w:sdtPr>
+      <w:sdtContent>
+        <w:p>
+          <w:r>
+            <w:fldChar w:fldCharType="begin" w:dirty="true"/>
+            <w:instrText xml:space="preserve">TOC \h \o "1-2"</w:instrText>
+            <w:fldChar w:fldCharType="separate"/>
+          </w:r>
+        </w:p>
+        <w:p>
+          <w:pPr>
+            <w:pStyle w:val="TOC1"/>
+            <w:tabs>
+              <w:tab w:val="left" w:pos="8500"/>
+            </w:tabs>
+            <w:bidi/>
+            <w:spacing w:after="60" w:line="360" w:lineRule="auto"/>
+            <w:jc w:val="right"/>
+          </w:pPr>
+          <w:r>
+            <w:rPr>
+              <w:rFonts w:ascii="Times New Roman" w:cs="David" w:eastAsia="David" w:hAnsi="Times New Roman"/>
+              <w:sz w:val="24"/>
+              <w:szCs w:val="24"/>
+              <w:rtl/>
+            </w:rPr>
+            <w:t xml:space="preserve">מבוא</w:t>
+          </w:r>
+          <w:r>
+            <w:rPr>
+              <w:rFonts w:ascii="Times New Roman" w:cs="David" w:eastAsia="David" w:hAnsi="Times New Roman"/>
+              <w:sz w:val="24"/>
+              <w:szCs w:val="24"/>
+              <w:rtl/>
+            </w:rPr>
+            <w:tab/>
+            <w:t>3</w:t>
+          </w:r>
+        </w:p>
+        <w:p>
+          <w:pPr>
+            <w:pStyle w:val="TOC1"/>
+            <w:tabs>
+              <w:tab w:val="left" w:pos="8500"/>
+            </w:tabs>
+            <w:bidi/>
+            <w:spacing w:after="60" w:line="360" w:lineRule="auto"/>
+            <w:jc w:val="right"/>
+          </w:pPr>
+          <w:r>
+            <w:rPr>
+              <w:rFonts w:ascii="Times New Roman" w:cs="David" w:eastAsia="David" w:hAnsi="Times New Roman"/>
+              <w:sz w:val="24"/>
+              <w:szCs w:val="24"/>
+              <w:rtl/>
+            </w:rPr>
+            <w:t xml:space="preserve">הצגת בעלי החיים: מיון סיסטמטי ומידע כללי</w:t>
+          </w:r>
+          <w:r>
+            <w:rPr>
+              <w:rFonts w:ascii="Times New Roman" w:cs="David" w:eastAsia="David" w:hAnsi="Times New Roman"/>
+              <w:sz w:val="24"/>
+              <w:szCs w:val="24"/>
+              <w:rtl/>
+            </w:rPr>
+            <w:tab/>
+            <w:t>4</w:t>
+          </w:r>
+        </w:p>
+        <w:p>
+          <w:pPr>
+            <w:pStyle w:val="TOC2"/>
+            <w:tabs>
+              <w:tab w:val="left" w:pos="8500"/>
+            </w:tabs>
+            <w:bidi/>
+            <w:spacing w:after="60" w:line="360" w:lineRule="auto"/>
+            <w:ind w:right="340"/>
+            <w:jc w:val="right"/>
+          </w:pPr>
+          <w:r>
+            <w:rPr>
+              <w:rFonts w:ascii="Times New Roman" w:cs="David" w:eastAsia="David" w:hAnsi="Times New Roman"/>
+              <w:sz w:val="24"/>
+              <w:szCs w:val="24"/>
+              <w:rtl/>
+            </w:rPr>
+            <w:t xml:space="preserve">הצרעה המזרחית (Vespa orientalis)</w:t>
+          </w:r>
+          <w:r>
+            <w:rPr>
+              <w:rFonts w:ascii="Times New Roman" w:cs="David" w:eastAsia="David" w:hAnsi="Times New Roman"/>
+              <w:sz w:val="24"/>
+              <w:szCs w:val="24"/>
+              <w:rtl/>
+            </w:rPr>
+            <w:tab/>
+            <w:t>4</w:t>
+          </w:r>
+        </w:p>
+        <w:p>
+          <w:pPr>
+            <w:pStyle w:val="TOC2"/>
+            <w:tabs>
+              <w:tab w:val="left" w:pos="8500"/>
+            </w:tabs>
+            <w:bidi/>
+            <w:spacing w:after="60" w:line="360" w:lineRule="auto"/>
+            <w:ind w:right="340"/>
+            <w:jc w:val="right"/>
+          </w:pPr>
+          <w:r>
+            <w:rPr>
+              <w:rFonts w:ascii="Times New Roman" w:cs="David" w:eastAsia="David" w:hAnsi="Times New Roman"/>
+              <w:sz w:val="24"/>
+              <w:szCs w:val="24"/>
+              <w:rtl/>
+            </w:rPr>
+            <w:t xml:space="preserve">השממית המצויה (Hemidactylus turcicus)</w:t>
+          </w:r>
+          <w:r>
+            <w:rPr>
+              <w:rFonts w:ascii="Times New Roman" w:cs="David" w:eastAsia="David" w:hAnsi="Times New Roman"/>
+              <w:sz w:val="24"/>
+              <w:szCs w:val="24"/>
+              <w:rtl/>
+            </w:rPr>
+            <w:tab/>
+            <w:t>6</w:t>
+          </w:r>
+        </w:p>
+        <w:p>
+          <w:pPr>
+            <w:pStyle w:val="TOC1"/>
+            <w:tabs>
+              <w:tab w:val="left" w:pos="8500"/>
+            </w:tabs>
+            <w:bidi/>
+            <w:spacing w:after="60" w:line="360" w:lineRule="auto"/>
+            <w:jc w:val="right"/>
+          </w:pPr>
+          <w:r>
+            <w:rPr>
+              <w:rFonts w:ascii="Times New Roman" w:cs="David" w:eastAsia="David" w:hAnsi="Times New Roman"/>
+              <w:sz w:val="24"/>
+              <w:szCs w:val="24"/>
+              <w:rtl/>
+            </w:rPr>
+            <w:t xml:space="preserve">טבלת השוואה</w:t>
+          </w:r>
+          <w:r>
+            <w:rPr>
+              <w:rFonts w:ascii="Times New Roman" w:cs="David" w:eastAsia="David" w:hAnsi="Times New Roman"/>
+              <w:sz w:val="24"/>
+              <w:szCs w:val="24"/>
+              <w:rtl/>
+            </w:rPr>
+            <w:tab/>
+            <w:t>8</w:t>
+          </w:r>
+        </w:p>
+        <w:p>
+          <w:pPr>
+            <w:pStyle w:val="TOC1"/>
+            <w:tabs>
+              <w:tab w:val="left" w:pos="8500"/>
+            </w:tabs>
+            <w:bidi/>
+            <w:spacing w:after="60" w:line="360" w:lineRule="auto"/>
+            <w:jc w:val="right"/>
+          </w:pPr>
+          <w:r>
+            <w:rPr>
+              <w:rFonts w:ascii="Times New Roman" w:cs="David" w:eastAsia="David" w:hAnsi="Times New Roman"/>
+              <w:sz w:val="24"/>
+              <w:szCs w:val="24"/>
+              <w:rtl/>
+            </w:rPr>
+            <w:t xml:space="preserve">סיכום ומסקנות</w:t>
+          </w:r>
+          <w:r>
+            <w:rPr>
+              <w:rFonts w:ascii="Times New Roman" w:cs="David" w:eastAsia="David" w:hAnsi="Times New Roman"/>
+              <w:sz w:val="24"/>
+              <w:szCs w:val="24"/>
+              <w:rtl/>
+            </w:rPr>
+            <w:tab/>
+            <w:t>11</w:t>
+          </w:r>
+        </w:p>
+        <w:p>
+          <w:pPr>
+            <w:pStyle w:val="TOC1"/>
+            <w:tabs>
+              <w:tab w:val="left" w:pos="8500"/>
+            </w:tabs>
+            <w:bidi/>
+            <w:spacing w:after="60" w:line="360" w:lineRule="auto"/>
+            <w:jc w:val="right"/>
+          </w:pPr>
+          <w:r>
+            <w:rPr>
+              <w:rFonts w:ascii="Times New Roman" w:cs="David" w:eastAsia="David" w:hAnsi="Times New Roman"/>
+              <w:sz w:val="24"/>
+              <w:szCs w:val="24"/>
+              <w:rtl/>
+            </w:rPr>
+            <w:t xml:space="preserve">רפלקציה אישית</w:t>
+          </w:r>
+          <w:r>
+            <w:rPr>
+              <w:rFonts w:ascii="Times New Roman" w:cs="David" w:eastAsia="David" w:hAnsi="Times New Roman"/>
+              <w:sz w:val="24"/>
+              <w:szCs w:val="24"/>
+              <w:rtl/>
+            </w:rPr>
+            <w:tab/>
+            <w:t>12</w:t>
+          </w:r>
+        </w:p>
+        <w:p>
+          <w:pPr>
+            <w:pStyle w:val="TOC1"/>
+            <w:tabs>
+              <w:tab w:val="left" w:pos="8500"/>
+            </w:tabs>
+            <w:bidi/>
+            <w:spacing w:after="60" w:line="360" w:lineRule="auto"/>
+            <w:jc w:val="right"/>
+          </w:pPr>
+          <w:r>
+            <w:rPr>
+              <w:rFonts w:ascii="Times New Roman" w:cs="David" w:eastAsia="David" w:hAnsi="Times New Roman"/>
+              <w:sz w:val="24"/>
+              <w:szCs w:val="24"/>
+              <w:rtl/>
+            </w:rPr>
+            <w:t xml:space="preserve">רשימת מקורות</w:t>
+          </w:r>
+          <w:r>
+            <w:rPr>
+              <w:rFonts w:ascii="Times New Roman" w:cs="David" w:eastAsia="David" w:hAnsi="Times New Roman"/>
+              <w:sz w:val="24"/>
+              <w:szCs w:val="24"/>
+              <w:rtl/>
+            </w:rPr>
+            <w:tab/>
+            <w:t>13</w:t>
+          </w:r>
+        </w:p>
+        <w:p>
+          <w:pPr>
+            <w:pStyle w:val="TOC1"/>
+            <w:tabs>
+              <w:tab w:val="left" w:pos="8500"/>
+            </w:tabs>
+            <w:bidi/>
+            <w:spacing w:after="60" w:line="360" w:lineRule="auto"/>
+            <w:jc w:val="right"/>
+          </w:pPr>
+          <w:r>
+            <w:rPr>
+              <w:rFonts w:ascii="Times New Roman" w:cs="David" w:eastAsia="David" w:hAnsi="Times New Roman"/>
+              <w:sz w:val="24"/>
+              <w:szCs w:val="24"/>
+              <w:rtl/>
+            </w:rPr>
+            <w:t xml:space="preserve">נספח א': שממית החומות המצרית, המין הפולש</w:t>
+          </w:r>
+          <w:r>
+            <w:rPr>
+              <w:rFonts w:ascii="Times New Roman" w:cs="David" w:eastAsia="David" w:hAnsi="Times New Roman"/>
+              <w:sz w:val="24"/>
+              <w:szCs w:val="24"/>
+              <w:rtl/>
+            </w:rPr>
+            <w:tab/>
+            <w:t>15</w:t>
+          </w:r>
+        </w:p>
+        <w:p>
+          <w:r>
+            <w:fldChar w:fldCharType="end"/>
+          </w:r>
+        </w:p>
+      </w:sdtContent>
+    </w:sdt>
+    <w:p>
+      <w:pPr>
+        <w:pStyle w:val="Heading1"/>
         <w:pageBreakBefore/>
         <w:bidi/>
         <w:spacing w:after="240" w:before="0" w:line="360"/>
@@ -553,6 +638,7 @@
     </w:p>
     <w:p>
       <w:pPr>
+        <w:pStyle w:val="Heading1"/>
         <w:pageBreakBefore/>
         <w:bidi/>
         <w:spacing w:after="240" w:before="0" w:line="360"/>
@@ -574,6 +660,7 @@
     </w:p>
     <w:p>
       <w:pPr>
+        <w:pStyle w:val="Heading2"/>
         <w:bidi/>
         <w:spacing w:after="120" w:before="200" w:line="360"/>
         <w:jc w:val="right"/>
@@ -1645,6 +1732,7 @@
     </w:p>
     <w:p>
       <w:pPr>
+        <w:pStyle w:val="Heading2"/>
         <w:pageBreakBefore/>
         <w:bidi/>
         <w:spacing w:after="120" w:before="200" w:line="360"/>
@@ -2659,6 +2747,7 @@
     </w:p>
     <w:p>
       <w:pPr>
+        <w:pStyle w:val="Heading1"/>
         <w:pageBreakBefore/>
         <w:bidi/>
         <w:spacing w:after="240" w:before="0" w:line="360"/>
@@ -5873,6 +5962,7 @@
     </w:tbl>
     <w:p>
       <w:pPr>
+        <w:pStyle w:val="Heading1"/>
         <w:pageBreakBefore/>
         <w:bidi/>
         <w:spacing w:after="240" w:before="0" w:line="360"/>
@@ -5994,6 +6084,7 @@
     </w:p>
     <w:p>
       <w:pPr>
+        <w:pStyle w:val="Heading1"/>
         <w:pageBreakBefore/>
         <w:bidi/>
         <w:spacing w:after="240" w:before="0" w:line="360"/>
@@ -6135,6 +6226,7 @@
     </w:p>
     <w:p>
       <w:pPr>
+        <w:pStyle w:val="Heading1"/>
         <w:pageBreakBefore/>
         <w:bidi/>
         <w:spacing w:after="240" w:before="0" w:line="360"/>
@@ -6908,6 +7000,7 @@
     </w:p>
     <w:p>
       <w:pPr>
+        <w:pStyle w:val="Heading1"/>
         <w:pageBreakBefore/>
         <w:bidi/>
         <w:spacing w:after="240" w:before="0" w:line="360"/>
@@ -7432,5 +7525,45 @@
       <w:szCs w:val="20"/>
     </w:rPr>
   </w:style>
+  <w:style w:type="paragraph" w:styleId="Heading1">
+    <w:name w:val="Heading 1"/>
+    <w:basedOn w:val="Normal"/>
+    <w:next w:val="Normal"/>
+    <w:qFormat/>
+    <w:pPr>
+      <w:bidi/>
+      <w:spacing w:after="240" w:before="0" w:line="360" w:lineRule="auto"/>
+      <w:jc w:val="right"/>
+    </w:pPr>
+    <w:rPr>
+      <w:rFonts w:ascii="Times New Roman" w:cs="David" w:eastAsia="David" w:hAnsi="Times New Roman"/>
+      <w:b/>
+      <w:bCs/>
+      <w:color w:val="000000"/>
+      <w:sz w:val="28"/>
+      <w:szCs w:val="28"/>
+      <w:rtl/>
+    </w:rPr>
+  </w:style>
+  <w:style w:type="paragraph" w:styleId="Heading2">
+    <w:name w:val="Heading 2"/>
+    <w:basedOn w:val="Normal"/>
+    <w:next w:val="Normal"/>
+    <w:qFormat/>
+    <w:pPr>
+      <w:bidi/>
+      <w:spacing w:after="120" w:before="200" w:line="360" w:lineRule="auto"/>
+      <w:jc w:val="right"/>
+    </w:pPr>
+    <w:rPr>
+      <w:rFonts w:ascii="Times New Roman" w:cs="David" w:eastAsia="David" w:hAnsi="Times New Roman"/>
+      <w:b/>
+      <w:bCs/>
+      <w:color w:val="000000"/>
+      <w:sz w:val="26"/>
+      <w:szCs w:val="26"/>
+      <w:rtl/>
+    </w:rPr>
+  </w:style>
 </w:styles>
 </file>
--- a/עבודה מסכמת - זואולוגיה.docx
+++ b/עבודה מסכמת - זואולוגיה.docx
@@ -4,22 +4,48 @@
   <w:body>
     <w:p>
       <w:pPr>
-        <w:bidi/>
-        <w:spacing w:before="1200" w:line="360"/>
+        <w:spacing w:after="200" w:before="400"/>
         <w:jc w:val="center"/>
       </w:pPr>
       <w:r>
-        <w:rPr>
-          <w:rFonts w:ascii="Times New Roman" w:cs="David" w:eastAsia="David" w:hAnsi="Times New Roman"/>
-          <w:b/>
-          <w:bCs/>
-          <w:i w:val="false"/>
-          <w:iCs w:val="false"/>
-          <w:sz w:val="26"/>
-          <w:szCs w:val="26"/>
-          <w:rtl/>
-        </w:rPr>
-        <w:t xml:space="preserve">[שם המוסד האקדמי]</w:t>
+        <w:drawing>
+          <wp:inline distT="0" distB="0" distL="0" distR="0">
+            <wp:extent cx="914400" cy="1400175"/>
+            <wp:effectExtent t="0" r="0" b="0" l="0"/>
+            <wp:docPr id="1" name="" descr="" title=""/>
+            <wp:cNvGraphicFramePr>
+              <a:graphicFrameLocks xmlns:a="http://schemas.openxmlformats.org/drawingml/2006/main" noChangeAspect="1"/>
+            </wp:cNvGraphicFramePr>
+            <a:graphic xmlns:a="http://schemas.openxmlformats.org/drawingml/2006/main">
+              <a:graphicData uri="http://schemas.openxmlformats.org/drawingml/2006/picture">
+                <pic:pic xmlns:pic="http://schemas.openxmlformats.org/drawingml/2006/picture">
+                  <pic:nvPicPr>
+                    <pic:cNvPr id="0" name="" descr=""/>
+                    <pic:cNvPicPr>
+                      <a:picLocks noChangeAspect="1" noChangeArrowheads="1"/>
+                    </pic:cNvPicPr>
+                  </pic:nvPicPr>
+                  <pic:blipFill>
+                    <a:blip r:embed="rId7" cstate="none"/>
+                    <a:srcRect/>
+                    <a:stretch>
+                      <a:fillRect/>
+                    </a:stretch>
+                  </pic:blipFill>
+                  <pic:spPr bwMode="auto">
+                    <a:xfrm>
+                      <a:off x="0" y="0"/>
+                      <a:ext cx="914400" cy="1400175"/>
+                    </a:xfrm>
+                    <a:prstGeom prst="rect">
+                      <a:avLst/>
+                    </a:prstGeom>
+                  </pic:spPr>
+                </pic:pic>
+              </a:graphicData>
+            </a:graphic>
+          </wp:inline>
+        </w:drawing>
       </w:r>
     </w:p>
     <w:p>
@@ -31,6 +57,46 @@
       <w:r>
         <w:rPr>
           <w:rFonts w:ascii="Times New Roman" w:cs="David" w:eastAsia="David" w:hAnsi="Times New Roman"/>
+          <w:b/>
+          <w:bCs/>
+          <w:i w:val="false"/>
+          <w:iCs w:val="false"/>
+          <w:sz w:val="26"/>
+          <w:szCs w:val="26"/>
+          <w:rtl/>
+        </w:rPr>
+        <w:t xml:space="preserve">סמינר הקיבוצים</w:t>
+      </w:r>
+    </w:p>
+    <w:p>
+      <w:pPr>
+        <w:bidi/>
+        <w:spacing w:line="360"/>
+        <w:jc w:val="center"/>
+      </w:pPr>
+      <w:r>
+        <w:rPr>
+          <w:rFonts w:ascii="Times New Roman" w:cs="David" w:eastAsia="David" w:hAnsi="Times New Roman"/>
+          <w:b w:val="false"/>
+          <w:bCs w:val="false"/>
+          <w:i w:val="false"/>
+          <w:iCs w:val="false"/>
+          <w:sz w:val="24"/>
+          <w:szCs w:val="24"/>
+          <w:rtl/>
+        </w:rPr>
+        <w:t xml:space="preserve">המכללה לחינוך לטכנולוגיה ולאמנויות</w:t>
+      </w:r>
+    </w:p>
+    <w:p>
+      <w:pPr>
+        <w:bidi/>
+        <w:spacing w:line="360"/>
+        <w:jc w:val="center"/>
+      </w:pPr>
+      <w:r>
+        <w:rPr>
+          <w:rFonts w:ascii="Times New Roman" w:cs="David" w:eastAsia="David" w:hAnsi="Times New Roman"/>
           <w:b w:val="false"/>
           <w:bCs w:val="false"/>
           <w:i w:val="false"/>
@@ -85,7 +151,7 @@
     <w:p>
       <w:pPr>
         <w:bidi/>
-        <w:spacing w:before="1400" w:line="360"/>
+        <w:spacing w:before="900" w:line="360"/>
         <w:jc w:val="center"/>
       </w:pPr>
       <w:r>
@@ -165,7 +231,7 @@
     <w:p>
       <w:pPr>
         <w:bidi/>
-        <w:spacing w:before="1600" w:line="360"/>
+        <w:spacing w:before="1100" w:line="360"/>
         <w:jc w:val="center"/>
       </w:pPr>
       <w:r>
@@ -1502,7 +1568,7 @@
                     </pic:cNvPicPr>
                   </pic:nvPicPr>
                   <pic:blipFill>
-                    <a:blip r:embed="rId7" cstate="none"/>
+                    <a:blip r:embed="rId8" cstate="none"/>
                     <a:srcRect/>
                     <a:stretch>
                       <a:fillRect/>
@@ -2510,7 +2576,7 @@
                     </pic:cNvPicPr>
                   </pic:nvPicPr>
                   <pic:blipFill>
-                    <a:blip r:embed="rId8" cstate="none"/>
+                    <a:blip r:embed="rId9" cstate="none"/>
                     <a:srcRect/>
                     <a:stretch>
                       <a:fillRect/>
@@ -2941,143 +3007,6 @@
                 <w:rtl/>
               </w:rPr>
               <w:t xml:space="preserve">מבנה גוף</w:t>
-            </w:r>
-          </w:p>
-        </w:tc>
-        <w:tc>
-          <w:tcPr>
-            <w:tcW w:type="dxa" w:w="3786"/>
-            <w:tcMar>
-              <w:top w:type="dxa" w:w="60"/>
-              <w:left w:type="dxa" w:w="90"/>
-              <w:bottom w:type="dxa" w:w="60"/>
-              <w:right w:type="dxa" w:w="90"/>
-            </w:tcMar>
-          </w:tcPr>
-          <w:p>
-            <w:pPr>
-              <w:spacing w:after="120" w:before="40"/>
-              <w:jc w:val="center"/>
-            </w:pPr>
-            <w:r>
-              <w:drawing>
-                <wp:inline distT="0" distB="0" distL="0" distR="0">
-                  <wp:extent cx="2247900" cy="1466850"/>
-                  <wp:effectExtent t="0" r="0" b="0" l="0"/>
-                  <wp:docPr id="1" name="" descr="" title=""/>
-                  <wp:cNvGraphicFramePr>
-                    <a:graphicFrameLocks xmlns:a="http://schemas.openxmlformats.org/drawingml/2006/main" noChangeAspect="1"/>
-                  </wp:cNvGraphicFramePr>
-                  <a:graphic xmlns:a="http://schemas.openxmlformats.org/drawingml/2006/main">
-                    <a:graphicData uri="http://schemas.openxmlformats.org/drawingml/2006/picture">
-                      <pic:pic xmlns:pic="http://schemas.openxmlformats.org/drawingml/2006/picture">
-                        <pic:nvPicPr>
-                          <pic:cNvPr id="0" name="" descr=""/>
-                          <pic:cNvPicPr>
-                            <a:picLocks noChangeAspect="1" noChangeArrowheads="1"/>
-                          </pic:cNvPicPr>
-                        </pic:nvPicPr>
-                        <pic:blipFill>
-                          <a:blip r:embed="rId9" cstate="none"/>
-                          <a:srcRect/>
-                          <a:stretch>
-                            <a:fillRect/>
-                          </a:stretch>
-                        </pic:blipFill>
-                        <pic:spPr bwMode="auto">
-                          <a:xfrm>
-                            <a:off x="0" y="0"/>
-                            <a:ext cx="2247900" cy="1466850"/>
-                          </a:xfrm>
-                          <a:prstGeom prst="rect">
-                            <a:avLst/>
-                          </a:prstGeom>
-                        </pic:spPr>
-                      </pic:pic>
-                    </a:graphicData>
-                  </a:graphic>
-                </wp:inline>
-              </w:drawing>
-            </w:r>
-          </w:p>
-          <w:p>
-            <w:pPr>
-              <w:bidi/>
-              <w:spacing w:after="40" w:before="40" w:line="240"/>
-              <w:jc w:val="right"/>
-            </w:pPr>
-            <w:r>
-              <w:rPr>
-                <w:rFonts w:ascii="Times New Roman" w:cs="David" w:eastAsia="David" w:hAnsi="Times New Roman"/>
-                <w:b w:val="false"/>
-                <w:bCs w:val="false"/>
-                <w:i w:val="false"/>
-                <w:iCs w:val="false"/>
-                <w:sz w:val="21"/>
-                <w:szCs w:val="21"/>
-                <w:rtl/>
-              </w:rPr>
-              <w:t xml:space="preserve">שלד חיצוני מכיטין, סימטריה דו-צדדית.</w:t>
-            </w:r>
-          </w:p>
-          <w:p>
-            <w:pPr>
-              <w:bidi/>
-              <w:spacing w:after="40" w:before="40" w:line="240"/>
-              <w:jc w:val="right"/>
-            </w:pPr>
-            <w:r>
-              <w:rPr>
-                <w:rFonts w:ascii="Times New Roman" w:cs="David" w:eastAsia="David" w:hAnsi="Times New Roman"/>
-                <w:b w:val="false"/>
-                <w:bCs w:val="false"/>
-                <w:i w:val="false"/>
-                <w:iCs w:val="false"/>
-                <w:sz w:val="21"/>
-                <w:szCs w:val="21"/>
-                <w:rtl/>
-              </w:rPr>
-              <w:t xml:space="preserve">שלושה חלקים: ראש, חזה (נושא 6 רגליים ו-2 זוגות כנפיים) ובטן, המחוברת לחזה במותן דקה.</w:t>
-            </w:r>
-          </w:p>
-          <w:p>
-            <w:pPr>
-              <w:bidi/>
-              <w:spacing w:after="40" w:before="40" w:line="240"/>
-              <w:jc w:val="right"/>
-            </w:pPr>
-            <w:r>
-              <w:rPr>
-                <w:rFonts w:ascii="Times New Roman" w:cs="David" w:eastAsia="David" w:hAnsi="Times New Roman"/>
-                <w:b w:val="false"/>
-                <w:bCs w:val="false"/>
-                <w:i w:val="false"/>
-                <w:iCs w:val="false"/>
-                <w:sz w:val="21"/>
-                <w:szCs w:val="21"/>
-                <w:rtl/>
-              </w:rPr>
-              <w:t xml:space="preserve">אורך פועלת 20-25 מ"מ, מלכה עד כ-35 מ"מ.</w:t>
-            </w:r>
-          </w:p>
-          <w:p>
-            <w:pPr>
-              <w:bidi/>
-              <w:spacing w:after="40" w:before="40" w:line="240"/>
-              <w:jc w:val="right"/>
-            </w:pPr>
-            <w:r>
-              <w:rPr>
-                <w:rFonts w:ascii="Times New Roman" w:cs="David" w:eastAsia="David" w:hAnsi="Times New Roman"/>
-                <w:b w:val="false"/>
-                <w:bCs w:val="false"/>
-                <w:i w:val="false"/>
-                <w:iCs w:val="false"/>
-                <w:sz w:val="21"/>
-                <w:szCs w:val="21"/>
-                <w:rtl/>
-              </w:rPr>
-              <w:t xml:space="preserve">גדילה מחייבת התנשלות של השלד החיצוני.</w:t>
             </w:r>
           </w:p>
         </w:tc>
@@ -3154,6 +3083,143 @@
                 <w:szCs w:val="21"/>
                 <w:rtl/>
               </w:rPr>
+              <w:t xml:space="preserve">שלד חיצוני מכיטין, סימטריה דו-צדדית.</w:t>
+            </w:r>
+          </w:p>
+          <w:p>
+            <w:pPr>
+              <w:bidi/>
+              <w:spacing w:after="40" w:before="40" w:line="240"/>
+              <w:jc w:val="right"/>
+            </w:pPr>
+            <w:r>
+              <w:rPr>
+                <w:rFonts w:ascii="Times New Roman" w:cs="David" w:eastAsia="David" w:hAnsi="Times New Roman"/>
+                <w:b w:val="false"/>
+                <w:bCs w:val="false"/>
+                <w:i w:val="false"/>
+                <w:iCs w:val="false"/>
+                <w:sz w:val="21"/>
+                <w:szCs w:val="21"/>
+                <w:rtl/>
+              </w:rPr>
+              <w:t xml:space="preserve">שלושה חלקים: ראש, חזה (נושא 6 רגליים ו-2 זוגות כנפיים) ובטן, המחוברת לחזה במותן דקה.</w:t>
+            </w:r>
+          </w:p>
+          <w:p>
+            <w:pPr>
+              <w:bidi/>
+              <w:spacing w:after="40" w:before="40" w:line="240"/>
+              <w:jc w:val="right"/>
+            </w:pPr>
+            <w:r>
+              <w:rPr>
+                <w:rFonts w:ascii="Times New Roman" w:cs="David" w:eastAsia="David" w:hAnsi="Times New Roman"/>
+                <w:b w:val="false"/>
+                <w:bCs w:val="false"/>
+                <w:i w:val="false"/>
+                <w:iCs w:val="false"/>
+                <w:sz w:val="21"/>
+                <w:szCs w:val="21"/>
+                <w:rtl/>
+              </w:rPr>
+              <w:t xml:space="preserve">אורך פועלת 20-25 מ"מ, מלכה עד כ-35 מ"מ.</w:t>
+            </w:r>
+          </w:p>
+          <w:p>
+            <w:pPr>
+              <w:bidi/>
+              <w:spacing w:after="40" w:before="40" w:line="240"/>
+              <w:jc w:val="right"/>
+            </w:pPr>
+            <w:r>
+              <w:rPr>
+                <w:rFonts w:ascii="Times New Roman" w:cs="David" w:eastAsia="David" w:hAnsi="Times New Roman"/>
+                <w:b w:val="false"/>
+                <w:bCs w:val="false"/>
+                <w:i w:val="false"/>
+                <w:iCs w:val="false"/>
+                <w:sz w:val="21"/>
+                <w:szCs w:val="21"/>
+                <w:rtl/>
+              </w:rPr>
+              <w:t xml:space="preserve">גדילה מחייבת התנשלות של השלד החיצוני.</w:t>
+            </w:r>
+          </w:p>
+        </w:tc>
+        <w:tc>
+          <w:tcPr>
+            <w:tcW w:type="dxa" w:w="3786"/>
+            <w:tcMar>
+              <w:top w:type="dxa" w:w="60"/>
+              <w:left w:type="dxa" w:w="90"/>
+              <w:bottom w:type="dxa" w:w="60"/>
+              <w:right w:type="dxa" w:w="90"/>
+            </w:tcMar>
+          </w:tcPr>
+          <w:p>
+            <w:pPr>
+              <w:spacing w:after="120" w:before="40"/>
+              <w:jc w:val="center"/>
+            </w:pPr>
+            <w:r>
+              <w:drawing>
+                <wp:inline distT="0" distB="0" distL="0" distR="0">
+                  <wp:extent cx="2247900" cy="1466850"/>
+                  <wp:effectExtent t="0" r="0" b="0" l="0"/>
+                  <wp:docPr id="1" name="" descr="" title=""/>
+                  <wp:cNvGraphicFramePr>
+                    <a:graphicFrameLocks xmlns:a="http://schemas.openxmlformats.org/drawingml/2006/main" noChangeAspect="1"/>
+                  </wp:cNvGraphicFramePr>
+                  <a:graphic xmlns:a="http://schemas.openxmlformats.org/drawingml/2006/main">
+                    <a:graphicData uri="http://schemas.openxmlformats.org/drawingml/2006/picture">
+                      <pic:pic xmlns:pic="http://schemas.openxmlformats.org/drawingml/2006/picture">
+                        <pic:nvPicPr>
+                          <pic:cNvPr id="0" name="" descr=""/>
+                          <pic:cNvPicPr>
+                            <a:picLocks noChangeAspect="1" noChangeArrowheads="1"/>
+                          </pic:cNvPicPr>
+                        </pic:nvPicPr>
+                        <pic:blipFill>
+                          <a:blip r:embed="rId11" cstate="none"/>
+                          <a:srcRect/>
+                          <a:stretch>
+                            <a:fillRect/>
+                          </a:stretch>
+                        </pic:blipFill>
+                        <pic:spPr bwMode="auto">
+                          <a:xfrm>
+                            <a:off x="0" y="0"/>
+                            <a:ext cx="2247900" cy="1466850"/>
+                          </a:xfrm>
+                          <a:prstGeom prst="rect">
+                            <a:avLst/>
+                          </a:prstGeom>
+                        </pic:spPr>
+                      </pic:pic>
+                    </a:graphicData>
+                  </a:graphic>
+                </wp:inline>
+              </w:drawing>
+            </w:r>
+          </w:p>
+          <w:p>
+            <w:pPr>
+              <w:bidi/>
+              <w:spacing w:after="40" w:before="40" w:line="240"/>
+              <w:jc w:val="right"/>
+            </w:pPr>
+            <w:r>
+              <w:rPr>
+                <w:rFonts w:ascii="Times New Roman" w:cs="David" w:eastAsia="David" w:hAnsi="Times New Roman"/>
+                <w:b w:val="false"/>
+                <w:bCs w:val="false"/>
+                <w:i w:val="false"/>
+                <w:iCs w:val="false"/>
+                <w:sz w:val="21"/>
+                <w:szCs w:val="21"/>
+                <w:rtl/>
+              </w:rPr>
               <w:t xml:space="preserve">שלד פנימי מעצם, ובו עמוד שדרה וגולגולת; סימטריה דו-צדדית.</w:t>
             </w:r>
           </w:p>
@@ -6431,7 +6497,7 @@
           <w:szCs w:val="24"/>
           <w:rtl/>
         </w:rPr>
-        <w:t xml:space="preserve"> [מצגת הרצאה]. זואולוגיה, [שם המוסד האקדמי].</w:t>
+        <w:t xml:space="preserve"> [מצגת הרצאה]. זואולוגיה, סמינר הקיבוצים.</w:t>
       </w:r>
     </w:p>
     <w:p>
@@ -7065,7 +7131,7 @@
                     </pic:cNvPicPr>
                   </pic:nvPicPr>
                   <pic:blipFill>
-                    <a:blip r:embed="rId11" cstate="none"/>
+                    <a:blip r:embed="rId12" cstate="none"/>
                     <a:srcRect/>
                     <a:stretch>
                       <a:fillRect/>

--- a/עבודה מסכמת - זואולוגיה.docx
+++ b/עבודה מסכמת - זואולוגיה.docx
@@ -61,9 +61,11 @@
           <w:bCs/>
           <w:i w:val="false"/>
           <w:iCs w:val="false"/>
+          <w:noProof w:val="false"/>
           <w:sz w:val="26"/>
           <w:szCs w:val="26"/>
           <w:rtl/>
+          <w:lang w:val="en-US" w:bidi="he-IL"/>
         </w:rPr>
         <w:t xml:space="preserve">סמינר הקיבוצים</w:t>
       </w:r>
@@ -81,9 +83,11 @@
           <w:bCs w:val="false"/>
           <w:i w:val="false"/>
           <w:iCs w:val="false"/>
-          <w:sz w:val="24"/>
-          <w:szCs w:val="24"/>
-          <w:rtl/>
+          <w:noProof w:val="false"/>
+          <w:sz w:val="24"/>
+          <w:szCs w:val="24"/>
+          <w:rtl/>
+          <w:lang w:val="en-US" w:bidi="he-IL"/>
         </w:rPr>
         <w:t xml:space="preserve">המכללה לחינוך לטכנולוגיה ולאמנויות</w:t>
       </w:r>
@@ -101,9 +105,11 @@
           <w:bCs w:val="false"/>
           <w:i w:val="false"/>
           <w:iCs w:val="false"/>
-          <w:sz w:val="24"/>
-          <w:szCs w:val="24"/>
-          <w:rtl/>
+          <w:noProof w:val="false"/>
+          <w:sz w:val="24"/>
+          <w:szCs w:val="24"/>
+          <w:rtl/>
+          <w:lang w:val="en-US" w:bidi="he-IL"/>
         </w:rPr>
         <w:t xml:space="preserve">[שם התוכנית / החוג]</w:t>
       </w:r>
@@ -121,9 +127,11 @@
           <w:bCs w:val="false"/>
           <w:i w:val="false"/>
           <w:iCs w:val="false"/>
-          <w:sz w:val="24"/>
-          <w:szCs w:val="24"/>
-          <w:rtl/>
+          <w:noProof w:val="false"/>
+          <w:sz w:val="24"/>
+          <w:szCs w:val="24"/>
+          <w:rtl/>
+          <w:lang w:val="en-US" w:bidi="he-IL"/>
         </w:rPr>
         <w:t xml:space="preserve">קורס: זואולוגיה [מספר הקורס]</w:t>
       </w:r>
@@ -141,9 +149,11 @@
           <w:bCs w:val="false"/>
           <w:i w:val="false"/>
           <w:iCs w:val="false"/>
-          <w:sz w:val="24"/>
-          <w:szCs w:val="24"/>
-          <w:rtl/>
+          <w:noProof w:val="false"/>
+          <w:sz w:val="24"/>
+          <w:szCs w:val="24"/>
+          <w:rtl/>
+          <w:lang w:val="en-US" w:bidi="he-IL"/>
         </w:rPr>
         <w:t xml:space="preserve">מרצה: ד"ר אלון לוטן</w:t>
       </w:r>
@@ -161,9 +171,11 @@
           <w:bCs/>
           <w:i w:val="false"/>
           <w:iCs w:val="false"/>
+          <w:noProof w:val="false"/>
           <w:sz w:val="32"/>
           <w:szCs w:val="32"/>
           <w:rtl/>
+          <w:lang w:val="en-US" w:bidi="he-IL"/>
         </w:rPr>
         <w:t xml:space="preserve">בין החצר לקיר:</w:t>
       </w:r>
@@ -181,9 +193,11 @@
           <w:bCs/>
           <w:i w:val="false"/>
           <w:iCs w:val="false"/>
+          <w:noProof/>
           <w:sz w:val="28"/>
           <w:szCs w:val="28"/>
           <w:rtl/>
+          <w:lang w:val="en-US" w:bidi="he-IL"/>
         </w:rPr>
         <w:t xml:space="preserve">השוואה בין הצרעה המזרחית (Vespa orientalis)</w:t>
       </w:r>
@@ -201,9 +215,11 @@
           <w:bCs/>
           <w:i w:val="false"/>
           <w:iCs w:val="false"/>
+          <w:noProof/>
           <w:sz w:val="28"/>
           <w:szCs w:val="28"/>
           <w:rtl/>
+          <w:lang w:val="en-US" w:bidi="he-IL"/>
         </w:rPr>
         <w:t xml:space="preserve">לשממית המצויה (Hemidactylus turcicus)</w:t>
       </w:r>
@@ -221,9 +237,11 @@
           <w:bCs w:val="false"/>
           <w:i w:val="false"/>
           <w:iCs w:val="false"/>
-          <w:sz w:val="24"/>
-          <w:szCs w:val="24"/>
-          <w:rtl/>
+          <w:noProof w:val="false"/>
+          <w:sz w:val="24"/>
+          <w:szCs w:val="24"/>
+          <w:rtl/>
+          <w:lang w:val="en-US" w:bidi="he-IL"/>
         </w:rPr>
         <w:t xml:space="preserve">עבודה מסכמת</w:t>
       </w:r>
@@ -241,9 +259,11 @@
           <w:bCs w:val="false"/>
           <w:i w:val="false"/>
           <w:iCs w:val="false"/>
-          <w:sz w:val="24"/>
-          <w:szCs w:val="24"/>
-          <w:rtl/>
+          <w:noProof w:val="false"/>
+          <w:sz w:val="24"/>
+          <w:szCs w:val="24"/>
+          <w:rtl/>
+          <w:lang w:val="en-US" w:bidi="he-IL"/>
         </w:rPr>
         <w:t xml:space="preserve">מגיש/ה: [שם מלא]</w:t>
       </w:r>
@@ -261,9 +281,11 @@
           <w:bCs w:val="false"/>
           <w:i w:val="false"/>
           <w:iCs w:val="false"/>
-          <w:sz w:val="24"/>
-          <w:szCs w:val="24"/>
-          <w:rtl/>
+          <w:noProof w:val="false"/>
+          <w:sz w:val="24"/>
+          <w:szCs w:val="24"/>
+          <w:rtl/>
+          <w:lang w:val="en-US" w:bidi="he-IL"/>
         </w:rPr>
         <w:t xml:space="preserve">ת.ז.: [מספר תעודת זהות]</w:t>
       </w:r>
@@ -281,9 +303,11 @@
           <w:bCs w:val="false"/>
           <w:i w:val="false"/>
           <w:iCs w:val="false"/>
-          <w:sz w:val="24"/>
-          <w:szCs w:val="24"/>
-          <w:rtl/>
+          <w:noProof w:val="false"/>
+          <w:sz w:val="24"/>
+          <w:szCs w:val="24"/>
+          <w:rtl/>
+          <w:lang w:val="en-US" w:bidi="he-IL"/>
         </w:rPr>
         <w:t xml:space="preserve">אב תשפ"ו, אוגוסט 2026</w:t>
       </w:r>
@@ -302,9 +326,11 @@
           <w:bCs/>
           <w:i w:val="false"/>
           <w:iCs w:val="false"/>
+          <w:noProof w:val="false"/>
           <w:sz w:val="28"/>
           <w:szCs w:val="28"/>
           <w:rtl/>
+          <w:lang w:val="en-US" w:bidi="he-IL"/>
         </w:rPr>
         <w:t xml:space="preserve">תוכן עניינים</w:t>
       </w:r>
@@ -334,18 +360,22 @@
           <w:r>
             <w:rPr>
               <w:rFonts w:ascii="Times New Roman" w:cs="David" w:eastAsia="David" w:hAnsi="Times New Roman"/>
+              <w:noProof/>
               <w:sz w:val="24"/>
               <w:szCs w:val="24"/>
               <w:rtl/>
+              <w:lang w:val="en-US" w:bidi="he-IL"/>
             </w:rPr>
             <w:t xml:space="preserve">מבוא</w:t>
           </w:r>
           <w:r>
             <w:rPr>
               <w:rFonts w:ascii="Times New Roman" w:cs="David" w:eastAsia="David" w:hAnsi="Times New Roman"/>
+              <w:noProof/>
               <w:sz w:val="24"/>
               <w:szCs w:val="24"/>
               <w:rtl/>
+              <w:lang w:val="en-US" w:bidi="he-IL"/>
             </w:rPr>
             <w:tab/>
             <w:t>3</w:t>
@@ -364,18 +394,22 @@
           <w:r>
             <w:rPr>
               <w:rFonts w:ascii="Times New Roman" w:cs="David" w:eastAsia="David" w:hAnsi="Times New Roman"/>
+              <w:noProof/>
               <w:sz w:val="24"/>
               <w:szCs w:val="24"/>
               <w:rtl/>
+              <w:lang w:val="en-US" w:bidi="he-IL"/>
             </w:rPr>
             <w:t xml:space="preserve">הצגת בעלי החיים: מיון סיסטמטי ומידע כללי</w:t>
           </w:r>
           <w:r>
             <w:rPr>
               <w:rFonts w:ascii="Times New Roman" w:cs="David" w:eastAsia="David" w:hAnsi="Times New Roman"/>
+              <w:noProof/>
               <w:sz w:val="24"/>
               <w:szCs w:val="24"/>
               <w:rtl/>
+              <w:lang w:val="en-US" w:bidi="he-IL"/>
             </w:rPr>
             <w:tab/>
             <w:t>4</w:t>
@@ -395,18 +429,22 @@
           <w:r>
             <w:rPr>
               <w:rFonts w:ascii="Times New Roman" w:cs="David" w:eastAsia="David" w:hAnsi="Times New Roman"/>
+              <w:noProof/>
               <w:sz w:val="24"/>
               <w:szCs w:val="24"/>
               <w:rtl/>
+              <w:lang w:val="en-US" w:bidi="he-IL"/>
             </w:rPr>
             <w:t xml:space="preserve">הצרעה המזרחית (Vespa orientalis)</w:t>
           </w:r>
           <w:r>
             <w:rPr>
               <w:rFonts w:ascii="Times New Roman" w:cs="David" w:eastAsia="David" w:hAnsi="Times New Roman"/>
+              <w:noProof/>
               <w:sz w:val="24"/>
               <w:szCs w:val="24"/>
               <w:rtl/>
+              <w:lang w:val="en-US" w:bidi="he-IL"/>
             </w:rPr>
             <w:tab/>
             <w:t>4</w:t>
@@ -426,18 +464,22 @@
           <w:r>
             <w:rPr>
               <w:rFonts w:ascii="Times New Roman" w:cs="David" w:eastAsia="David" w:hAnsi="Times New Roman"/>
+              <w:noProof/>
               <w:sz w:val="24"/>
               <w:szCs w:val="24"/>
               <w:rtl/>
+              <w:lang w:val="en-US" w:bidi="he-IL"/>
             </w:rPr>
             <w:t xml:space="preserve">השממית המצויה (Hemidactylus turcicus)</w:t>
           </w:r>
           <w:r>
             <w:rPr>
               <w:rFonts w:ascii="Times New Roman" w:cs="David" w:eastAsia="David" w:hAnsi="Times New Roman"/>
+              <w:noProof/>
               <w:sz w:val="24"/>
               <w:szCs w:val="24"/>
               <w:rtl/>
+              <w:lang w:val="en-US" w:bidi="he-IL"/>
             </w:rPr>
             <w:tab/>
             <w:t>6</w:t>
@@ -456,18 +498,22 @@
           <w:r>
             <w:rPr>
               <w:rFonts w:ascii="Times New Roman" w:cs="David" w:eastAsia="David" w:hAnsi="Times New Roman"/>
+              <w:noProof/>
               <w:sz w:val="24"/>
               <w:szCs w:val="24"/>
               <w:rtl/>
+              <w:lang w:val="en-US" w:bidi="he-IL"/>
             </w:rPr>
             <w:t xml:space="preserve">טבלת השוואה</w:t>
           </w:r>
           <w:r>
             <w:rPr>
               <w:rFonts w:ascii="Times New Roman" w:cs="David" w:eastAsia="David" w:hAnsi="Times New Roman"/>
+              <w:noProof/>
               <w:sz w:val="24"/>
               <w:szCs w:val="24"/>
               <w:rtl/>
+              <w:lang w:val="en-US" w:bidi="he-IL"/>
             </w:rPr>
             <w:tab/>
             <w:t>8</w:t>
@@ -486,18 +532,22 @@
           <w:r>
             <w:rPr>
               <w:rFonts w:ascii="Times New Roman" w:cs="David" w:eastAsia="David" w:hAnsi="Times New Roman"/>
+              <w:noProof/>
               <w:sz w:val="24"/>
               <w:szCs w:val="24"/>
               <w:rtl/>
+              <w:lang w:val="en-US" w:bidi="he-IL"/>
             </w:rPr>
             <w:t xml:space="preserve">סיכום ומסקנות</w:t>
           </w:r>
           <w:r>
             <w:rPr>
               <w:rFonts w:ascii="Times New Roman" w:cs="David" w:eastAsia="David" w:hAnsi="Times New Roman"/>
+              <w:noProof/>
               <w:sz w:val="24"/>
               <w:szCs w:val="24"/>
               <w:rtl/>
+              <w:lang w:val="en-US" w:bidi="he-IL"/>
             </w:rPr>
             <w:tab/>
             <w:t>11</w:t>
@@ -516,18 +566,22 @@
           <w:r>
             <w:rPr>
               <w:rFonts w:ascii="Times New Roman" w:cs="David" w:eastAsia="David" w:hAnsi="Times New Roman"/>
+              <w:noProof/>
               <w:sz w:val="24"/>
               <w:szCs w:val="24"/>
               <w:rtl/>
+              <w:lang w:val="en-US" w:bidi="he-IL"/>
             </w:rPr>
             <w:t xml:space="preserve">רפלקציה אישית</w:t>
           </w:r>
           <w:r>
             <w:rPr>
               <w:rFonts w:ascii="Times New Roman" w:cs="David" w:eastAsia="David" w:hAnsi="Times New Roman"/>
+              <w:noProof/>
               <w:sz w:val="24"/>
               <w:szCs w:val="24"/>
               <w:rtl/>
+              <w:lang w:val="en-US" w:bidi="he-IL"/>
             </w:rPr>
             <w:tab/>
             <w:t>12</w:t>
@@ -546,18 +600,22 @@
           <w:r>
             <w:rPr>
               <w:rFonts w:ascii="Times New Roman" w:cs="David" w:eastAsia="David" w:hAnsi="Times New Roman"/>
+              <w:noProof/>
               <w:sz w:val="24"/>
               <w:szCs w:val="24"/>
               <w:rtl/>
+              <w:lang w:val="en-US" w:bidi="he-IL"/>
             </w:rPr>
             <w:t xml:space="preserve">רשימת מקורות</w:t>
           </w:r>
           <w:r>
             <w:rPr>
               <w:rFonts w:ascii="Times New Roman" w:cs="David" w:eastAsia="David" w:hAnsi="Times New Roman"/>
+              <w:noProof/>
               <w:sz w:val="24"/>
               <w:szCs w:val="24"/>
               <w:rtl/>
+              <w:lang w:val="en-US" w:bidi="he-IL"/>
             </w:rPr>
             <w:tab/>
             <w:t>13</w:t>
@@ -576,18 +634,22 @@
           <w:r>
             <w:rPr>
               <w:rFonts w:ascii="Times New Roman" w:cs="David" w:eastAsia="David" w:hAnsi="Times New Roman"/>
+              <w:noProof/>
               <w:sz w:val="24"/>
               <w:szCs w:val="24"/>
               <w:rtl/>
+              <w:lang w:val="en-US" w:bidi="he-IL"/>
             </w:rPr>
             <w:t xml:space="preserve">נספח א': שממית החומות המצרית, המין הפולש</w:t>
           </w:r>
           <w:r>
             <w:rPr>
               <w:rFonts w:ascii="Times New Roman" w:cs="David" w:eastAsia="David" w:hAnsi="Times New Roman"/>
+              <w:noProof/>
               <w:sz w:val="24"/>
               <w:szCs w:val="24"/>
               <w:rtl/>
+              <w:lang w:val="en-US" w:bidi="he-IL"/>
             </w:rPr>
             <w:tab/>
             <w:t>15</w:t>
@@ -615,9 +677,11 @@
           <w:bCs/>
           <w:i w:val="false"/>
           <w:iCs w:val="false"/>
+          <w:noProof w:val="false"/>
           <w:sz w:val="28"/>
           <w:szCs w:val="28"/>
           <w:rtl/>
+          <w:lang w:val="en-US" w:bidi="he-IL"/>
         </w:rPr>
         <w:t xml:space="preserve">מבוא</w:t>
       </w:r>
@@ -635,9 +699,11 @@
           <w:bCs w:val="false"/>
           <w:i w:val="false"/>
           <w:iCs w:val="false"/>
-          <w:sz w:val="24"/>
-          <w:szCs w:val="24"/>
-          <w:rtl/>
+          <w:noProof w:val="false"/>
+          <w:sz w:val="24"/>
+          <w:szCs w:val="24"/>
+          <w:rtl/>
+          <w:lang w:val="en-US" w:bidi="he-IL"/>
         </w:rPr>
         <w:t xml:space="preserve">עבודה זו עוסקת בשני בעלי חיים הנפוצים בסביבת המגורים האנושית בישראל: הצרעה המזרחית (Vespa orientalis), חרק חברתי ממשפחת הצרעיים, והשממית המצויה (Hemidactylus turcicus), לטאה לילית ממשפחת השממיתיים. שני המינים מקומיים, שניהם פעילים בחצר ובקרבת קירות הבית, ושניהם נתקלים בבני אדם כמעט מדי יום בעונה החמה. רוב האנשים מכירים אותם היטב בלי לדעת עליהם דבר.</w:t>
       </w:r>
@@ -655,9 +721,11 @@
           <w:bCs w:val="false"/>
           <w:i w:val="false"/>
           <w:iCs w:val="false"/>
-          <w:sz w:val="24"/>
-          <w:szCs w:val="24"/>
-          <w:rtl/>
+          <w:noProof w:val="false"/>
+          <w:sz w:val="24"/>
+          <w:szCs w:val="24"/>
+          <w:rtl/>
+          <w:lang w:val="en-US" w:bidi="he-IL"/>
         </w:rPr>
         <w:t xml:space="preserve">הבחירה בצמד הזה נעשתה כדי להעמיד זה מול זה שני פתרונות אבולוציוניים רחוקים לאותן דרישות בסיסיות. הצרעה היא חסרת חוליות בעלת שלד חיצוני, מערכת דם פתוחה ונשימה במערכת קנימים, ואילו השממית היא בעלת חוליות בעלת שלד פנימי, מערכת דם סגורה וריאות (לוטן, ל.ת.). המרחק הטקסונומי ביניהן עצום, שכן הן נפרדו זו מזו עוד לפני התייצבותן של המערכות העיקריות בממלכת בעלי החיים. ובכל זאת הן חיות באותה חצר, שתיהן ניזונות בחלק ניכר מאותם חרקים, ושתיהן תלויות בטמפרטורת הסביבה כדי לפעול.</w:t>
       </w:r>
@@ -675,9 +743,11 @@
           <w:bCs w:val="false"/>
           <w:i w:val="false"/>
           <w:iCs w:val="false"/>
-          <w:sz w:val="24"/>
-          <w:szCs w:val="24"/>
-          <w:rtl/>
+          <w:noProof w:val="false"/>
+          <w:sz w:val="24"/>
+          <w:szCs w:val="24"/>
+          <w:rtl/>
+          <w:lang w:val="en-US" w:bidi="he-IL"/>
         </w:rPr>
         <w:t xml:space="preserve">הצרעה המזרחית נצפתה ב-2 ביוני 2026 בחצר הבית, סביב פח האשפה ועל פירות נשירה שמתחת לעץ. השממית המצויה נצפתה באותו ערב על קיר חיצוני של הבית, סמוך למנורת הכניסה. שתי התצפיות באותו יום ממחישות את הפער בשעות הפעילות: הצרעה נצפתה בשעות החמות של אחר הצהריים, והשממית יצאה רק אחרי רדת החשכה. הבחירה בשממית נבעה גם מהיכרות ארוכה: היא מופיעה על אותו קיר בכל קיץ, ולאורך שנים היא נעשתה חלק קבוע מהנוף הביתי. שני התצלומים המובאים בעבודה אינם צילום עצמי אלא לקוחים מאתרי אוניברסיטת תל אביב, בהתאם לאפשרות שניתנה במטלה לצרף תמונה מהרשת בציון מקורה. מקור כל תמונה ושם הצלם מצוינים תחתיה.</w:t>
       </w:r>
@@ -695,9 +765,11 @@
           <w:bCs w:val="false"/>
           <w:i w:val="false"/>
           <w:iCs w:val="false"/>
-          <w:sz w:val="24"/>
-          <w:szCs w:val="24"/>
-          <w:rtl/>
+          <w:noProof w:val="false"/>
+          <w:sz w:val="24"/>
+          <w:szCs w:val="24"/>
+          <w:rtl/>
+          <w:lang w:val="en-US" w:bidi="he-IL"/>
         </w:rPr>
         <w:t xml:space="preserve">העבודה כוללת ארבעה חלקים. תחילה מוצג לכל מין המיון הסיסטמטי המלא ולצדו מידע כללי על המבנה, מחזור החיים והאקולוגיה. לאחר מכן מובאת טבלת השוואה שבה כל שורה עוסקת בנושא אחד, ממבנה הגוף ועד הקשר לאדם. החלק השלישי מסכם את התובנות העולות מן ההשוואה, והאחרון הוא רפלקציה אישית על תהליך הלמידה.</w:t>
       </w:r>
@@ -717,9 +789,11 @@
           <w:bCs/>
           <w:i w:val="false"/>
           <w:iCs w:val="false"/>
+          <w:noProof w:val="false"/>
           <w:sz w:val="28"/>
           <w:szCs w:val="28"/>
           <w:rtl/>
+          <w:lang w:val="en-US" w:bidi="he-IL"/>
         </w:rPr>
         <w:t xml:space="preserve">הצגת בעלי החיים: מיון סיסטמטי ומידע כללי</w:t>
       </w:r>
@@ -738,9 +812,11 @@
           <w:bCs/>
           <w:i w:val="false"/>
           <w:iCs w:val="false"/>
+          <w:noProof w:val="false"/>
           <w:sz w:val="26"/>
           <w:szCs w:val="26"/>
           <w:rtl/>
+          <w:lang w:val="en-US" w:bidi="he-IL"/>
         </w:rPr>
         <w:t xml:space="preserve">הצרעה המזרחית (Vespa orientalis)</w:t>
       </w:r>
@@ -758,9 +834,11 @@
           <w:bCs/>
           <w:i w:val="false"/>
           <w:iCs w:val="false"/>
-          <w:sz w:val="24"/>
-          <w:szCs w:val="24"/>
-          <w:rtl/>
+          <w:noProof w:val="false"/>
+          <w:sz w:val="24"/>
+          <w:szCs w:val="24"/>
+          <w:rtl/>
+          <w:lang w:val="en-US" w:bidi="he-IL"/>
         </w:rPr>
         <w:t xml:space="preserve">מיון סיסטמטי</w:t>
       </w:r>
@@ -807,9 +885,11 @@
                 <w:bCs/>
                 <w:i w:val="false"/>
                 <w:iCs w:val="false"/>
-                <w:sz w:val="21"/>
-                <w:szCs w:val="21"/>
-                <w:rtl/>
+                <w:noProof/>
+                <w:sz w:val="21"/>
+                <w:szCs w:val="21"/>
+                <w:rtl/>
+                <w:lang w:val="en-US" w:bidi="he-IL"/>
               </w:rPr>
               <w:t xml:space="preserve">דרגת המיון</w:t>
             </w:r>
@@ -838,9 +918,11 @@
                 <w:bCs/>
                 <w:i w:val="false"/>
                 <w:iCs w:val="false"/>
-                <w:sz w:val="21"/>
-                <w:szCs w:val="21"/>
-                <w:rtl/>
+                <w:noProof/>
+                <w:sz w:val="21"/>
+                <w:szCs w:val="21"/>
+                <w:rtl/>
+                <w:lang w:val="en-US" w:bidi="he-IL"/>
               </w:rPr>
               <w:t xml:space="preserve">הצרעה המזרחית</w:t>
             </w:r>
@@ -872,9 +954,11 @@
                 <w:bCs/>
                 <w:i w:val="false"/>
                 <w:iCs w:val="false"/>
-                <w:sz w:val="21"/>
-                <w:szCs w:val="21"/>
-                <w:rtl/>
+                <w:noProof/>
+                <w:sz w:val="21"/>
+                <w:szCs w:val="21"/>
+                <w:rtl/>
+                <w:lang w:val="en-US" w:bidi="he-IL"/>
               </w:rPr>
               <w:t xml:space="preserve">ממלכה (Kingdom)</w:t>
             </w:r>
@@ -903,9 +987,11 @@
                 <w:bCs w:val="false"/>
                 <w:i w:val="false"/>
                 <w:iCs w:val="false"/>
-                <w:sz w:val="21"/>
-                <w:szCs w:val="21"/>
-                <w:rtl/>
+                <w:noProof/>
+                <w:sz w:val="21"/>
+                <w:szCs w:val="21"/>
+                <w:rtl/>
+                <w:lang w:val="en-US" w:bidi="he-IL"/>
               </w:rPr>
               <w:t xml:space="preserve">בעלי חיים (Animalia)</w:t>
             </w:r>
@@ -937,9 +1023,11 @@
                 <w:bCs/>
                 <w:i w:val="false"/>
                 <w:iCs w:val="false"/>
-                <w:sz w:val="21"/>
-                <w:szCs w:val="21"/>
-                <w:rtl/>
+                <w:noProof/>
+                <w:sz w:val="21"/>
+                <w:szCs w:val="21"/>
+                <w:rtl/>
+                <w:lang w:val="en-US" w:bidi="he-IL"/>
               </w:rPr>
               <w:t xml:space="preserve">מערכה (Phylum)</w:t>
             </w:r>
@@ -968,9 +1056,11 @@
                 <w:bCs w:val="false"/>
                 <w:i w:val="false"/>
                 <w:iCs w:val="false"/>
-                <w:sz w:val="21"/>
-                <w:szCs w:val="21"/>
-                <w:rtl/>
+                <w:noProof/>
+                <w:sz w:val="21"/>
+                <w:szCs w:val="21"/>
+                <w:rtl/>
+                <w:lang w:val="en-US" w:bidi="he-IL"/>
               </w:rPr>
               <w:t xml:space="preserve">פרוקי רגליים (Arthropoda)</w:t>
             </w:r>
@@ -1002,9 +1092,11 @@
                 <w:bCs/>
                 <w:i w:val="false"/>
                 <w:iCs w:val="false"/>
-                <w:sz w:val="21"/>
-                <w:szCs w:val="21"/>
-                <w:rtl/>
+                <w:noProof/>
+                <w:sz w:val="21"/>
+                <w:szCs w:val="21"/>
+                <w:rtl/>
+                <w:lang w:val="en-US" w:bidi="he-IL"/>
               </w:rPr>
               <w:t xml:space="preserve">תת-מערכה (Subphylum)</w:t>
             </w:r>
@@ -1033,9 +1125,11 @@
                 <w:bCs w:val="false"/>
                 <w:i w:val="false"/>
                 <w:iCs w:val="false"/>
-                <w:sz w:val="21"/>
-                <w:szCs w:val="21"/>
-                <w:rtl/>
+                <w:noProof/>
+                <w:sz w:val="21"/>
+                <w:szCs w:val="21"/>
+                <w:rtl/>
+                <w:lang w:val="en-US" w:bidi="he-IL"/>
               </w:rPr>
               <w:t xml:space="preserve">שישה-רגליים (Hexapoda)</w:t>
             </w:r>
@@ -1067,9 +1161,11 @@
                 <w:bCs/>
                 <w:i w:val="false"/>
                 <w:iCs w:val="false"/>
-                <w:sz w:val="21"/>
-                <w:szCs w:val="21"/>
-                <w:rtl/>
+                <w:noProof/>
+                <w:sz w:val="21"/>
+                <w:szCs w:val="21"/>
+                <w:rtl/>
+                <w:lang w:val="en-US" w:bidi="he-IL"/>
               </w:rPr>
               <w:t xml:space="preserve">מחלקה (Class)</w:t>
             </w:r>
@@ -1098,9 +1194,11 @@
                 <w:bCs w:val="false"/>
                 <w:i w:val="false"/>
                 <w:iCs w:val="false"/>
-                <w:sz w:val="21"/>
-                <w:szCs w:val="21"/>
-                <w:rtl/>
+                <w:noProof/>
+                <w:sz w:val="21"/>
+                <w:szCs w:val="21"/>
+                <w:rtl/>
+                <w:lang w:val="en-US" w:bidi="he-IL"/>
               </w:rPr>
               <w:t xml:space="preserve">חרקים (Insecta)</w:t>
             </w:r>
@@ -1132,9 +1230,11 @@
                 <w:bCs/>
                 <w:i w:val="false"/>
                 <w:iCs w:val="false"/>
-                <w:sz w:val="21"/>
-                <w:szCs w:val="21"/>
-                <w:rtl/>
+                <w:noProof/>
+                <w:sz w:val="21"/>
+                <w:szCs w:val="21"/>
+                <w:rtl/>
+                <w:lang w:val="en-US" w:bidi="he-IL"/>
               </w:rPr>
               <w:t xml:space="preserve">סדרה (Order)</w:t>
             </w:r>
@@ -1163,9 +1263,11 @@
                 <w:bCs w:val="false"/>
                 <w:i w:val="false"/>
                 <w:iCs w:val="false"/>
-                <w:sz w:val="21"/>
-                <w:szCs w:val="21"/>
-                <w:rtl/>
+                <w:noProof/>
+                <w:sz w:val="21"/>
+                <w:szCs w:val="21"/>
+                <w:rtl/>
+                <w:lang w:val="en-US" w:bidi="he-IL"/>
               </w:rPr>
               <w:t xml:space="preserve">דבוראים (Hymenoptera)</w:t>
             </w:r>
@@ -1197,9 +1299,11 @@
                 <w:bCs/>
                 <w:i w:val="false"/>
                 <w:iCs w:val="false"/>
-                <w:sz w:val="21"/>
-                <w:szCs w:val="21"/>
-                <w:rtl/>
+                <w:noProof/>
+                <w:sz w:val="21"/>
+                <w:szCs w:val="21"/>
+                <w:rtl/>
+                <w:lang w:val="en-US" w:bidi="he-IL"/>
               </w:rPr>
               <w:t xml:space="preserve">תת-סדרה (Suborder)</w:t>
             </w:r>
@@ -1228,9 +1332,11 @@
                 <w:bCs w:val="false"/>
                 <w:i w:val="false"/>
                 <w:iCs w:val="false"/>
-                <w:sz w:val="21"/>
-                <w:szCs w:val="21"/>
-                <w:rtl/>
+                <w:noProof/>
+                <w:sz w:val="21"/>
+                <w:szCs w:val="21"/>
+                <w:rtl/>
+                <w:lang w:val="en-US" w:bidi="he-IL"/>
               </w:rPr>
               <w:t xml:space="preserve">בעלי מותן (Apocrita)</w:t>
             </w:r>
@@ -1262,9 +1368,11 @@
                 <w:bCs/>
                 <w:i w:val="false"/>
                 <w:iCs w:val="false"/>
-                <w:sz w:val="21"/>
-                <w:szCs w:val="21"/>
-                <w:rtl/>
+                <w:noProof/>
+                <w:sz w:val="21"/>
+                <w:szCs w:val="21"/>
+                <w:rtl/>
+                <w:lang w:val="en-US" w:bidi="he-IL"/>
               </w:rPr>
               <w:t xml:space="preserve">משפחה (Family)</w:t>
             </w:r>
@@ -1293,9 +1401,11 @@
                 <w:bCs w:val="false"/>
                 <w:i w:val="false"/>
                 <w:iCs w:val="false"/>
-                <w:sz w:val="21"/>
-                <w:szCs w:val="21"/>
-                <w:rtl/>
+                <w:noProof/>
+                <w:sz w:val="21"/>
+                <w:szCs w:val="21"/>
+                <w:rtl/>
+                <w:lang w:val="en-US" w:bidi="he-IL"/>
               </w:rPr>
               <w:t xml:space="preserve">צרעיים (Vespidae)</w:t>
             </w:r>
@@ -1327,9 +1437,11 @@
                 <w:bCs/>
                 <w:i w:val="false"/>
                 <w:iCs w:val="false"/>
-                <w:sz w:val="21"/>
-                <w:szCs w:val="21"/>
-                <w:rtl/>
+                <w:noProof/>
+                <w:sz w:val="21"/>
+                <w:szCs w:val="21"/>
+                <w:rtl/>
+                <w:lang w:val="en-US" w:bidi="he-IL"/>
               </w:rPr>
               <w:t xml:space="preserve">תת-משפחה (Subfamily)</w:t>
             </w:r>
@@ -1358,9 +1470,11 @@
                 <w:bCs w:val="false"/>
                 <w:i w:val="false"/>
                 <w:iCs w:val="false"/>
-                <w:sz w:val="21"/>
-                <w:szCs w:val="21"/>
-                <w:rtl/>
+                <w:noProof/>
+                <w:sz w:val="21"/>
+                <w:szCs w:val="21"/>
+                <w:rtl/>
+                <w:lang w:val="en-US" w:bidi="he-IL"/>
               </w:rPr>
               <w:t xml:space="preserve">Vespinae</w:t>
             </w:r>
@@ -1392,9 +1506,11 @@
                 <w:bCs/>
                 <w:i w:val="false"/>
                 <w:iCs w:val="false"/>
-                <w:sz w:val="21"/>
-                <w:szCs w:val="21"/>
-                <w:rtl/>
+                <w:noProof/>
+                <w:sz w:val="21"/>
+                <w:szCs w:val="21"/>
+                <w:rtl/>
+                <w:lang w:val="en-US" w:bidi="he-IL"/>
               </w:rPr>
               <w:t xml:space="preserve">סוג (Genus)</w:t>
             </w:r>
@@ -1423,9 +1539,11 @@
                 <w:bCs w:val="false"/>
                 <w:i w:val="false"/>
                 <w:iCs w:val="false"/>
-                <w:sz w:val="21"/>
-                <w:szCs w:val="21"/>
-                <w:rtl/>
+                <w:noProof/>
+                <w:sz w:val="21"/>
+                <w:szCs w:val="21"/>
+                <w:rtl/>
+                <w:lang w:val="en-US" w:bidi="he-IL"/>
               </w:rPr>
               <w:t xml:space="preserve">צרעה (Vespa)</w:t>
             </w:r>
@@ -1457,9 +1575,11 @@
                 <w:bCs/>
                 <w:i w:val="false"/>
                 <w:iCs w:val="false"/>
-                <w:sz w:val="21"/>
-                <w:szCs w:val="21"/>
-                <w:rtl/>
+                <w:noProof/>
+                <w:sz w:val="21"/>
+                <w:szCs w:val="21"/>
+                <w:rtl/>
+                <w:lang w:val="en-US" w:bidi="he-IL"/>
               </w:rPr>
               <w:t xml:space="preserve">מין (Species)</w:t>
             </w:r>
@@ -1488,9 +1608,11 @@
                 <w:bCs w:val="false"/>
                 <w:i w:val="false"/>
                 <w:iCs w:val="false"/>
-                <w:sz w:val="21"/>
-                <w:szCs w:val="21"/>
-                <w:rtl/>
+                <w:noProof/>
+                <w:sz w:val="21"/>
+                <w:szCs w:val="21"/>
+                <w:rtl/>
+                <w:lang w:val="en-US" w:bidi="he-IL"/>
               </w:rPr>
               <w:t xml:space="preserve">צרעה מזרחית (Vespa orientalis Linnaeus, 1771)</w:t>
             </w:r>
@@ -1516,9 +1638,11 @@
           <w:bCs/>
           <w:i w:val="false"/>
           <w:iCs w:val="false"/>
-          <w:sz w:val="24"/>
-          <w:szCs w:val="24"/>
-          <w:rtl/>
+          <w:noProof w:val="false"/>
+          <w:sz w:val="24"/>
+          <w:szCs w:val="24"/>
+          <w:rtl/>
+          <w:lang w:val="en-US" w:bidi="he-IL"/>
         </w:rPr>
         <w:t xml:space="preserve">מידע כללי</w:t>
       </w:r>
@@ -1536,9 +1660,11 @@
           <w:bCs w:val="false"/>
           <w:i w:val="false"/>
           <w:iCs w:val="false"/>
-          <w:sz w:val="24"/>
-          <w:szCs w:val="24"/>
-          <w:rtl/>
+          <w:noProof w:val="false"/>
+          <w:sz w:val="24"/>
+          <w:szCs w:val="24"/>
+          <w:rtl/>
+          <w:lang w:val="en-US" w:bidi="he-IL"/>
         </w:rPr>
         <w:t xml:space="preserve">הצרעה המזרחית היא הגדולה שבצרעיים החברתיים בישראל. אורך גופה של פועלת נע בין 20 ל-25 מ"מ, והמלכה מגיעה לכ-35 מ"מ. הגוף חום-אדמדם, ובולטות בו רצועה צהובה רחבה על טבעות הבטן וכתם צהוב בין העיניים. הגוף בנוי משלושה חלקים, ראש, חזה ובטן, ומותן דקה מחברת בין החזה לבטן ומאפשרת לבטן טווח תנועה גדול, מאפיין של תת-סדרת בעלי המותן (Spradbery, 1973).</w:t>
       </w:r>
@@ -1604,9 +1730,11 @@
           <w:bCs/>
           <w:i w:val="false"/>
           <w:iCs w:val="false"/>
+          <w:noProof w:val="false"/>
           <w:sz w:val="21"/>
           <w:szCs w:val="21"/>
           <w:rtl/>
+          <w:lang w:val="en-US" w:bidi="he-IL"/>
         </w:rPr>
         <w:t xml:space="preserve">תמונה 1. </w:t>
       </w:r>
@@ -1617,9 +1745,11 @@
           <w:bCs w:val="false"/>
           <w:i w:val="false"/>
           <w:iCs w:val="false"/>
+          <w:noProof/>
           <w:sz w:val="21"/>
           <w:szCs w:val="21"/>
           <w:rtl/>
+          <w:lang w:val="en-US" w:bidi="he-IL"/>
         </w:rPr>
         <w:t xml:space="preserve">פועלת של צרעה מזרחית (Vespa orientalis), פרט מאוסף. ניכרים בה הגוף החום-אדמדם, הרצועה הצהובה הרחבה על טבעות הבטן, שני זוגות הכנפיים הקרומיות והמותן הדקה המחברת את החזה לבטן.</w:t>
       </w:r>
@@ -1637,9 +1767,11 @@
           <w:bCs w:val="false"/>
           <w:i w:val="false"/>
           <w:iCs w:val="false"/>
+          <w:noProof w:val="false"/>
           <w:sz w:val="20"/>
           <w:szCs w:val="20"/>
           <w:rtl/>
+          <w:lang w:val="en-US" w:bidi="he-IL"/>
         </w:rPr>
         <w:t xml:space="preserve">מתוך </w:t>
       </w:r>
@@ -1650,9 +1782,11 @@
           <w:bCs w:val="false"/>
           <w:i/>
           <w:iCs/>
+          <w:noProof/>
           <w:sz w:val="20"/>
           <w:szCs w:val="20"/>
           <w:rtl/>
+          <w:lang w:val="en-US" w:bidi="he-IL"/>
         </w:rPr>
         <w:t xml:space="preserve">צרעה מזרחית (Vespa orientalis)</w:t>
       </w:r>
@@ -1663,9 +1797,11 @@
           <w:bCs w:val="false"/>
           <w:i w:val="false"/>
           <w:iCs w:val="false"/>
+          <w:noProof/>
           <w:sz w:val="20"/>
           <w:szCs w:val="20"/>
           <w:rtl/>
+          <w:lang w:val="en-US" w:bidi="he-IL"/>
         </w:rPr>
         <w:t xml:space="preserve"> [תצלום], מאת kedi0959, iNaturalist ישראל (ל.ת.). </w:t>
       </w:r>
@@ -1676,9 +1812,11 @@
           <w:bCs w:val="false"/>
           <w:i w:val="false"/>
           <w:iCs w:val="false"/>
+          <w:noProof w:val="false"/>
           <w:sz w:val="20"/>
           <w:szCs w:val="20"/>
           <w:rtl/>
+          <w:lang w:val="en-US" w:bidi="he-IL"/>
         </w:rPr>
         <w:t xml:space="preserve">https://israel.inaturalist.org/taxa/83801-Vespa-orientalis</w:t>
       </w:r>
@@ -1689,9 +1827,11 @@
           <w:bCs w:val="false"/>
           <w:i w:val="false"/>
           <w:iCs w:val="false"/>
+          <w:noProof w:val="false"/>
           <w:sz w:val="20"/>
           <w:szCs w:val="20"/>
           <w:rtl/>
+          <w:lang w:val="en-US" w:bidi="he-IL"/>
         </w:rPr>
         <w:t xml:space="preserve"> נחלת הכלל (CC0).</w:t>
       </w:r>
@@ -1709,9 +1849,11 @@
           <w:bCs w:val="false"/>
           <w:i w:val="false"/>
           <w:iCs w:val="false"/>
-          <w:sz w:val="24"/>
-          <w:szCs w:val="24"/>
-          <w:rtl/>
+          <w:noProof w:val="false"/>
+          <w:sz w:val="24"/>
+          <w:szCs w:val="24"/>
+          <w:rtl/>
+          <w:lang w:val="en-US" w:bidi="he-IL"/>
         </w:rPr>
         <w:t xml:space="preserve">המושבה חד-שנתית. מלכה מופרית עוברת את החורף בתרדמה בסדק מוגן, ובאביב היא מקימה לבדה קן קטן ומגדלת בעצמה דור ראשון של פועלות. הקן נבנה מסיבי עץ ומאדמה שנלעסו ומעורבבו ברוק, ובישראל הוא נמצא לרוב מתחת לפני הקרקע, בחללי קירות, בין אבנים או בארגזי כוורות נטושים. משהוקם הדור הראשון עוברת המלכה להטלה בלבד, והפועלות נוטלות על עצמן את ההזנה, הבנייה וההגנה. בשלהי הקיץ ובסתיו מגיעה המושבה לשיאה ומייצרת זכרים ומלכות חדשות; לאחר ההזדווגות המושבה מתפרקת, וכל פרטיה מתים למעט המלכות המופרות (Spradbery, 1973). המושבה עונה על שלושת הקריטריונים של אוסוציאליות, רמת הארגון החברתי הגבוהה ביותר הידועה בקרב חרקים: חלוקת תפקידים רבייתית בין קסטה עקרה של פועלות לקסטה רבייתית של מלכה וזכרים, דורות חופפים החיים יחד באותו קן, וטיפול בצאצאים המוטל על הפועלות ולא על האם בלבד (ויינברגר, 2025).</w:t>
       </w:r>
@@ -1729,9 +1871,11 @@
           <w:bCs w:val="false"/>
           <w:i w:val="false"/>
           <w:iCs w:val="false"/>
-          <w:sz w:val="24"/>
-          <w:szCs w:val="24"/>
-          <w:rtl/>
+          <w:noProof w:val="false"/>
+          <w:sz w:val="24"/>
+          <w:szCs w:val="24"/>
+          <w:rtl/>
+          <w:lang w:val="en-US" w:bidi="he-IL"/>
         </w:rPr>
         <w:t xml:space="preserve">חלוקת התזונה בין הדורות היא מאפיין מרכזי בביולוגיה של המין. הפועלות הבוגרות ניזונות בעיקר מפחמימות: צוף, פירות בשלים וטל דבש. הזחלים, לעומת זאת, מקבלים מזון חלבוני שהפועלות צדות עבורם, ובכלל זה חרקים, נבלות ושאריות בשר. בתמורה מפרישים הזחלים נוזל עשיר בסוכרים שהבוגרות לוקקות ממנו, תופעה שנחקרה בישראל והוסברה כמסלול שבו הזחל מייצר סוכר מחומצות אמינו (Ishay &amp; Ikan, 1968). מחקר ישראלי עדכני מצא כי דווקא התלות ההפוכה הזו, שבה הבוגרות ניזונות מהפרשות הצעירים, היא שמחזיקה את המבנה החברתי של המושבה (ויינברגר, 2025). זה גם מסביר מדוע מושבה שאיבדה את הזחלים שלה מתמוטטת במהירות.</w:t>
       </w:r>
@@ -1749,9 +1893,11 @@
           <w:bCs w:val="false"/>
           <w:i w:val="false"/>
           <w:iCs w:val="false"/>
-          <w:sz w:val="24"/>
-          <w:szCs w:val="24"/>
-          <w:rtl/>
+          <w:noProof w:val="false"/>
+          <w:sz w:val="24"/>
+          <w:szCs w:val="24"/>
+          <w:rtl/>
+          <w:lang w:val="en-US" w:bidi="he-IL"/>
         </w:rPr>
         <w:t xml:space="preserve">תכונה ייחודית שזכתה לתשומת לב מחקרית היא הרצועה הצהובה. בשכבת החוץ של השלד החיצוני נמצאו הפיגמנט קסנתופטרין ומבנה חוזר של חריצים זעירים, ולצדם הפרש מתח קטן שנמדד בתנאי תאורה, והוצע כי מדובר במנגנון הקוצר אנרגיה מאור השמש (Plotkin et al., 2010). ההסבר שנוי במחלוקת, אך התופעה שהוא בא להסביר אינה: בשונה מרוב הצרעיים, שיא הפעילות של הצרעה המזרחית חל בשעות החמות של היום. ויסות החום ברמת הקן מדויק אף יותר, והמושבה מחזיקה אותו בטווח של מעלות בודדות, כ-28 מעלות בתל אביב וכ-35 בים המלח (ויינברגר, 2025).</w:t>
       </w:r>
@@ -1769,9 +1915,11 @@
           <w:bCs w:val="false"/>
           <w:i w:val="false"/>
           <w:iCs w:val="false"/>
-          <w:sz w:val="24"/>
-          <w:szCs w:val="24"/>
-          <w:rtl/>
+          <w:noProof w:val="false"/>
+          <w:sz w:val="24"/>
+          <w:szCs w:val="24"/>
+          <w:rtl/>
+          <w:lang w:val="en-US" w:bidi="he-IL"/>
         </w:rPr>
         <w:t xml:space="preserve">מבחינת האדם מדובר בבעל חיים דו-פרצופי. בישראל היא נפוצה כמעט בכל חלקי הארץ, ממורדות החרמון בגובה 1,400 מטר ועד אילת, ועמידותה בתנאי מדבר קיצוניים היא חלק מההסבר לכך (ויינברגר, 2025). מצד אחד היא טורפת כמויות גדולות של חרקים, מסלקת פגרים ומאביקה פרחים. תפקיד נוסף ופחות מוכר הוא הפצת שמרים: הצרעות נושאות בגופן זנים רבים של שמרי יין ומעבירות אותם אל הענבים בסתיו, ובלעדיהן כמעט שלא היו מגיעים שמרים טבעיים אל הפרי. באותו הקשר נמצאה אצלן עמידות חריגה לאלכוהול: צרעות שגודלו על אלכוהול בריכוז 80 אחוז כמקור האנרגיה היחיד לא נפגעו בתוחלת החיים או בהתנהגות (ויינברגר, 2025).</w:t>
       </w:r>
@@ -1789,9 +1937,11 @@
           <w:bCs w:val="false"/>
           <w:i w:val="false"/>
           <w:iCs w:val="false"/>
-          <w:sz w:val="24"/>
-          <w:szCs w:val="24"/>
-          <w:rtl/>
+          <w:noProof w:val="false"/>
+          <w:sz w:val="24"/>
+          <w:szCs w:val="24"/>
+          <w:rtl/>
+          <w:lang w:val="en-US" w:bidi="he-IL"/>
         </w:rPr>
         <w:t xml:space="preserve">מצד שני היא תוקפת כוורות דבורים וגורמת נזק כלכלי ניכר לענף הדבש, ועקיצתה כואבת ועלולה לגרום לתגובה אלרגית מסכנת חיים אצל אנשים רגישים, אף שהיא אינה נוטה לתקוף ועוקצת בעיקר בהגנה. האדם אינו מאיים עליה ממש, ובשנים האחרונות, בין השאר בשל התחממות האקלים, היא מרחיבה את תפוצתה אל אזורים שלא התאימו לה בעבר. כך התבססה גם מחוץ לתחום תפוצתה המקורי, בין השאר בדרום אמריקה ובאגן הים התיכון המערבי, ומקובל לראות בה מין פולש בעל פוטנציאל נזק (ויינברגר, 2025; Werenkraut et al., 2022).</w:t>
       </w:r>
@@ -1811,9 +1961,11 @@
           <w:bCs/>
           <w:i w:val="false"/>
           <w:iCs w:val="false"/>
+          <w:noProof w:val="false"/>
           <w:sz w:val="26"/>
           <w:szCs w:val="26"/>
           <w:rtl/>
+          <w:lang w:val="en-US" w:bidi="he-IL"/>
         </w:rPr>
         <w:t xml:space="preserve">השממית המצויה (Hemidactylus turcicus)</w:t>
       </w:r>
@@ -1831,9 +1983,11 @@
           <w:bCs/>
           <w:i w:val="false"/>
           <w:iCs w:val="false"/>
-          <w:sz w:val="24"/>
-          <w:szCs w:val="24"/>
-          <w:rtl/>
+          <w:noProof w:val="false"/>
+          <w:sz w:val="24"/>
+          <w:szCs w:val="24"/>
+          <w:rtl/>
+          <w:lang w:val="en-US" w:bidi="he-IL"/>
         </w:rPr>
         <w:t xml:space="preserve">מיון סיסטמטי</w:t>
       </w:r>
@@ -1880,9 +2034,11 @@
                 <w:bCs/>
                 <w:i w:val="false"/>
                 <w:iCs w:val="false"/>
-                <w:sz w:val="21"/>
-                <w:szCs w:val="21"/>
-                <w:rtl/>
+                <w:noProof/>
+                <w:sz w:val="21"/>
+                <w:szCs w:val="21"/>
+                <w:rtl/>
+                <w:lang w:val="en-US" w:bidi="he-IL"/>
               </w:rPr>
               <w:t xml:space="preserve">דרגת המיון</w:t>
             </w:r>
@@ -1911,9 +2067,11 @@
                 <w:bCs/>
                 <w:i w:val="false"/>
                 <w:iCs w:val="false"/>
-                <w:sz w:val="21"/>
-                <w:szCs w:val="21"/>
-                <w:rtl/>
+                <w:noProof/>
+                <w:sz w:val="21"/>
+                <w:szCs w:val="21"/>
+                <w:rtl/>
+                <w:lang w:val="en-US" w:bidi="he-IL"/>
               </w:rPr>
               <w:t xml:space="preserve">השממית המצויה</w:t>
             </w:r>
@@ -1945,9 +2103,11 @@
                 <w:bCs/>
                 <w:i w:val="false"/>
                 <w:iCs w:val="false"/>
-                <w:sz w:val="21"/>
-                <w:szCs w:val="21"/>
-                <w:rtl/>
+                <w:noProof/>
+                <w:sz w:val="21"/>
+                <w:szCs w:val="21"/>
+                <w:rtl/>
+                <w:lang w:val="en-US" w:bidi="he-IL"/>
               </w:rPr>
               <w:t xml:space="preserve">ממלכה (Kingdom)</w:t>
             </w:r>
@@ -1976,9 +2136,11 @@
                 <w:bCs w:val="false"/>
                 <w:i w:val="false"/>
                 <w:iCs w:val="false"/>
-                <w:sz w:val="21"/>
-                <w:szCs w:val="21"/>
-                <w:rtl/>
+                <w:noProof/>
+                <w:sz w:val="21"/>
+                <w:szCs w:val="21"/>
+                <w:rtl/>
+                <w:lang w:val="en-US" w:bidi="he-IL"/>
               </w:rPr>
               <w:t xml:space="preserve">בעלי חיים (Animalia)</w:t>
             </w:r>
@@ -2010,9 +2172,11 @@
                 <w:bCs/>
                 <w:i w:val="false"/>
                 <w:iCs w:val="false"/>
-                <w:sz w:val="21"/>
-                <w:szCs w:val="21"/>
-                <w:rtl/>
+                <w:noProof/>
+                <w:sz w:val="21"/>
+                <w:szCs w:val="21"/>
+                <w:rtl/>
+                <w:lang w:val="en-US" w:bidi="he-IL"/>
               </w:rPr>
               <w:t xml:space="preserve">מערכה (Phylum)</w:t>
             </w:r>
@@ -2041,9 +2205,11 @@
                 <w:bCs w:val="false"/>
                 <w:i w:val="false"/>
                 <w:iCs w:val="false"/>
-                <w:sz w:val="21"/>
-                <w:szCs w:val="21"/>
-                <w:rtl/>
+                <w:noProof/>
+                <w:sz w:val="21"/>
+                <w:szCs w:val="21"/>
+                <w:rtl/>
+                <w:lang w:val="en-US" w:bidi="he-IL"/>
               </w:rPr>
               <w:t xml:space="preserve">מיתרניים (Chordata)</w:t>
             </w:r>
@@ -2075,9 +2241,11 @@
                 <w:bCs/>
                 <w:i w:val="false"/>
                 <w:iCs w:val="false"/>
-                <w:sz w:val="21"/>
-                <w:szCs w:val="21"/>
-                <w:rtl/>
+                <w:noProof/>
+                <w:sz w:val="21"/>
+                <w:szCs w:val="21"/>
+                <w:rtl/>
+                <w:lang w:val="en-US" w:bidi="he-IL"/>
               </w:rPr>
               <w:t xml:space="preserve">תת-מערכה (Subphylum)</w:t>
             </w:r>
@@ -2106,9 +2274,11 @@
                 <w:bCs w:val="false"/>
                 <w:i w:val="false"/>
                 <w:iCs w:val="false"/>
-                <w:sz w:val="21"/>
-                <w:szCs w:val="21"/>
-                <w:rtl/>
+                <w:noProof/>
+                <w:sz w:val="21"/>
+                <w:szCs w:val="21"/>
+                <w:rtl/>
+                <w:lang w:val="en-US" w:bidi="he-IL"/>
               </w:rPr>
               <w:t xml:space="preserve">בעלי חוליות (Vertebrata)</w:t>
             </w:r>
@@ -2140,9 +2310,11 @@
                 <w:bCs/>
                 <w:i w:val="false"/>
                 <w:iCs w:val="false"/>
-                <w:sz w:val="21"/>
-                <w:szCs w:val="21"/>
-                <w:rtl/>
+                <w:noProof/>
+                <w:sz w:val="21"/>
+                <w:szCs w:val="21"/>
+                <w:rtl/>
+                <w:lang w:val="en-US" w:bidi="he-IL"/>
               </w:rPr>
               <w:t xml:space="preserve">מחלקה (Class)</w:t>
             </w:r>
@@ -2171,9 +2343,11 @@
                 <w:bCs w:val="false"/>
                 <w:i w:val="false"/>
                 <w:iCs w:val="false"/>
-                <w:sz w:val="21"/>
-                <w:szCs w:val="21"/>
-                <w:rtl/>
+                <w:noProof/>
+                <w:sz w:val="21"/>
+                <w:szCs w:val="21"/>
+                <w:rtl/>
+                <w:lang w:val="en-US" w:bidi="he-IL"/>
               </w:rPr>
               <w:t xml:space="preserve">זוחלים (Reptilia)</w:t>
             </w:r>
@@ -2205,9 +2379,11 @@
                 <w:bCs/>
                 <w:i w:val="false"/>
                 <w:iCs w:val="false"/>
-                <w:sz w:val="21"/>
-                <w:szCs w:val="21"/>
-                <w:rtl/>
+                <w:noProof/>
+                <w:sz w:val="21"/>
+                <w:szCs w:val="21"/>
+                <w:rtl/>
+                <w:lang w:val="en-US" w:bidi="he-IL"/>
               </w:rPr>
               <w:t xml:space="preserve">סדרה (Order)</w:t>
             </w:r>
@@ -2236,9 +2412,11 @@
                 <w:bCs w:val="false"/>
                 <w:i w:val="false"/>
                 <w:iCs w:val="false"/>
-                <w:sz w:val="21"/>
-                <w:szCs w:val="21"/>
-                <w:rtl/>
+                <w:noProof/>
+                <w:sz w:val="21"/>
+                <w:szCs w:val="21"/>
+                <w:rtl/>
+                <w:lang w:val="en-US" w:bidi="he-IL"/>
               </w:rPr>
               <w:t xml:space="preserve">קשקשאים (Squamata)</w:t>
             </w:r>
@@ -2270,9 +2448,11 @@
                 <w:bCs/>
                 <w:i w:val="false"/>
                 <w:iCs w:val="false"/>
-                <w:sz w:val="21"/>
-                <w:szCs w:val="21"/>
-                <w:rtl/>
+                <w:noProof/>
+                <w:sz w:val="21"/>
+                <w:szCs w:val="21"/>
+                <w:rtl/>
+                <w:lang w:val="en-US" w:bidi="he-IL"/>
               </w:rPr>
               <w:t xml:space="preserve">תת-סדרה (Suborder)</w:t>
             </w:r>
@@ -2301,9 +2481,11 @@
                 <w:bCs w:val="false"/>
                 <w:i w:val="false"/>
                 <w:iCs w:val="false"/>
-                <w:sz w:val="21"/>
-                <w:szCs w:val="21"/>
-                <w:rtl/>
+                <w:noProof/>
+                <w:sz w:val="21"/>
+                <w:szCs w:val="21"/>
+                <w:rtl/>
+                <w:lang w:val="en-US" w:bidi="he-IL"/>
               </w:rPr>
               <w:t xml:space="preserve">לטאות (Lacertilia)</w:t>
             </w:r>
@@ -2335,9 +2517,11 @@
                 <w:bCs/>
                 <w:i w:val="false"/>
                 <w:iCs w:val="false"/>
-                <w:sz w:val="21"/>
-                <w:szCs w:val="21"/>
-                <w:rtl/>
+                <w:noProof/>
+                <w:sz w:val="21"/>
+                <w:szCs w:val="21"/>
+                <w:rtl/>
+                <w:lang w:val="en-US" w:bidi="he-IL"/>
               </w:rPr>
               <w:t xml:space="preserve">משפחה (Family)</w:t>
             </w:r>
@@ -2366,9 +2550,11 @@
                 <w:bCs w:val="false"/>
                 <w:i w:val="false"/>
                 <w:iCs w:val="false"/>
-                <w:sz w:val="21"/>
-                <w:szCs w:val="21"/>
-                <w:rtl/>
+                <w:noProof/>
+                <w:sz w:val="21"/>
+                <w:szCs w:val="21"/>
+                <w:rtl/>
+                <w:lang w:val="en-US" w:bidi="he-IL"/>
               </w:rPr>
               <w:t xml:space="preserve">שממיתיים (Gekkonidae)</w:t>
             </w:r>
@@ -2400,9 +2586,11 @@
                 <w:bCs/>
                 <w:i w:val="false"/>
                 <w:iCs w:val="false"/>
-                <w:sz w:val="21"/>
-                <w:szCs w:val="21"/>
-                <w:rtl/>
+                <w:noProof/>
+                <w:sz w:val="21"/>
+                <w:szCs w:val="21"/>
+                <w:rtl/>
+                <w:lang w:val="en-US" w:bidi="he-IL"/>
               </w:rPr>
               <w:t xml:space="preserve">סוג (Genus)</w:t>
             </w:r>
@@ -2431,9 +2619,11 @@
                 <w:bCs w:val="false"/>
                 <w:i w:val="false"/>
                 <w:iCs w:val="false"/>
-                <w:sz w:val="21"/>
-                <w:szCs w:val="21"/>
-                <w:rtl/>
+                <w:noProof/>
+                <w:sz w:val="21"/>
+                <w:szCs w:val="21"/>
+                <w:rtl/>
+                <w:lang w:val="en-US" w:bidi="he-IL"/>
               </w:rPr>
               <w:t xml:space="preserve">שממית (Hemidactylus)</w:t>
             </w:r>
@@ -2465,9 +2655,11 @@
                 <w:bCs/>
                 <w:i w:val="false"/>
                 <w:iCs w:val="false"/>
-                <w:sz w:val="21"/>
-                <w:szCs w:val="21"/>
-                <w:rtl/>
+                <w:noProof/>
+                <w:sz w:val="21"/>
+                <w:szCs w:val="21"/>
+                <w:rtl/>
+                <w:lang w:val="en-US" w:bidi="he-IL"/>
               </w:rPr>
               <w:t xml:space="preserve">מין (Species)</w:t>
             </w:r>
@@ -2496,9 +2688,11 @@
                 <w:bCs w:val="false"/>
                 <w:i w:val="false"/>
                 <w:iCs w:val="false"/>
-                <w:sz w:val="21"/>
-                <w:szCs w:val="21"/>
-                <w:rtl/>
+                <w:noProof/>
+                <w:sz w:val="21"/>
+                <w:szCs w:val="21"/>
+                <w:rtl/>
+                <w:lang w:val="en-US" w:bidi="he-IL"/>
               </w:rPr>
               <w:t xml:space="preserve">שממית מצויה (Hemidactylus turcicus Linnaeus, 1758)</w:t>
             </w:r>
@@ -2524,9 +2718,11 @@
           <w:bCs/>
           <w:i w:val="false"/>
           <w:iCs w:val="false"/>
-          <w:sz w:val="24"/>
-          <w:szCs w:val="24"/>
-          <w:rtl/>
+          <w:noProof w:val="false"/>
+          <w:sz w:val="24"/>
+          <w:szCs w:val="24"/>
+          <w:rtl/>
+          <w:lang w:val="en-US" w:bidi="he-IL"/>
         </w:rPr>
         <w:t xml:space="preserve">מידע כללי</w:t>
       </w:r>
@@ -2544,9 +2740,11 @@
           <w:bCs w:val="false"/>
           <w:i w:val="false"/>
           <w:iCs w:val="false"/>
-          <w:sz w:val="24"/>
-          <w:szCs w:val="24"/>
-          <w:rtl/>
+          <w:noProof w:val="false"/>
+          <w:sz w:val="24"/>
+          <w:szCs w:val="24"/>
+          <w:rtl/>
+          <w:lang w:val="en-US" w:bidi="he-IL"/>
         </w:rPr>
         <w:t xml:space="preserve">השממית המצויה היא לטאה קטנה שאורכה הכולל כ-10 ס"מ, מהם כמחצית זנב. גופה שטוח יחסית, בגוון ורדרד-אפרפר, ולעיתים שקוף למחצה עד כדי שניתן להבחין מבעד לעור בקווי המתאר של האיברים הפנימיים. על הגב פזורות יבלות קרניות בולטות המשמשות לזיהוי המין. לעין אין עפעפיים ניידים, ובמקומם קשקש שקוף המכסה אותה, והשממית מנקה אותו בלשונה. האישון אנכי ומצטמצם ביום לחריץ צר, התאמה אופיינית לפעילות לילית (בר וחיימוביץ', 2011).</w:t>
       </w:r>
@@ -2612,9 +2810,11 @@
           <w:bCs/>
           <w:i w:val="false"/>
           <w:iCs w:val="false"/>
+          <w:noProof w:val="false"/>
           <w:sz w:val="21"/>
           <w:szCs w:val="21"/>
           <w:rtl/>
+          <w:lang w:val="en-US" w:bidi="he-IL"/>
         </w:rPr>
         <w:t xml:space="preserve">תמונה 2. </w:t>
       </w:r>
@@ -2625,9 +2825,11 @@
           <w:bCs w:val="false"/>
           <w:i w:val="false"/>
           <w:iCs w:val="false"/>
+          <w:noProof/>
           <w:sz w:val="21"/>
           <w:szCs w:val="21"/>
           <w:rtl/>
+          <w:lang w:val="en-US" w:bidi="he-IL"/>
         </w:rPr>
         <w:t xml:space="preserve">שממית מצויה (Hemidactylus turcicus) על קיר טיח. ניכרים בה היבלות הקרניות הבולטות בשורות על הגב, הזנב הטבעתי וכריות ההיצמדות בקצות האצבעות.</w:t>
       </w:r>
@@ -2645,9 +2847,11 @@
           <w:bCs w:val="false"/>
           <w:i w:val="false"/>
           <w:iCs w:val="false"/>
+          <w:noProof w:val="false"/>
           <w:sz w:val="20"/>
           <w:szCs w:val="20"/>
           <w:rtl/>
+          <w:lang w:val="en-US" w:bidi="he-IL"/>
         </w:rPr>
         <w:t xml:space="preserve">מתוך </w:t>
       </w:r>
@@ -2658,9 +2862,11 @@
           <w:bCs w:val="false"/>
           <w:i/>
           <w:iCs/>
+          <w:noProof/>
           <w:sz w:val="20"/>
           <w:szCs w:val="20"/>
           <w:rtl/>
+          <w:lang w:val="en-US" w:bidi="he-IL"/>
         </w:rPr>
         <w:t xml:space="preserve">שממית הבתים (Hemidactylus turcicus)</w:t>
       </w:r>
@@ -2671,9 +2877,11 @@
           <w:bCs w:val="false"/>
           <w:i w:val="false"/>
           <w:iCs w:val="false"/>
+          <w:noProof w:val="false"/>
           <w:sz w:val="20"/>
           <w:szCs w:val="20"/>
           <w:rtl/>
+          <w:lang w:val="en-US" w:bidi="he-IL"/>
         </w:rPr>
         <w:t xml:space="preserve"> [תצלום], מאת א' ברטוב, הגן למחקר זואולוגי ע"ש א' סיגלס, אוניברסיטת תל אביב (ל.ת.). </w:t>
       </w:r>
@@ -2684,9 +2892,11 @@
           <w:bCs w:val="false"/>
           <w:i w:val="false"/>
           <w:iCs w:val="false"/>
+          <w:noProof w:val="false"/>
           <w:sz w:val="20"/>
           <w:szCs w:val="20"/>
           <w:rtl/>
+          <w:lang w:val="en-US" w:bidi="he-IL"/>
         </w:rPr>
         <w:t xml:space="preserve">http://zoo.tau.ac.il/content/shmmyt-btym</w:t>
       </w:r>
@@ -2704,9 +2914,11 @@
           <w:bCs w:val="false"/>
           <w:i w:val="false"/>
           <w:iCs w:val="false"/>
-          <w:sz w:val="24"/>
-          <w:szCs w:val="24"/>
-          <w:rtl/>
+          <w:noProof w:val="false"/>
+          <w:sz w:val="24"/>
+          <w:szCs w:val="24"/>
+          <w:rtl/>
+          <w:lang w:val="en-US" w:bidi="he-IL"/>
         </w:rPr>
         <w:t xml:space="preserve">כפות הרגליים נושאות כריות היצמדות המחולקות לשתי שורות, מאפיין שהעניק לסוג את שמו הלטיני. הכריות בנויות מלמלות רוחביות, ועל כל למלה מיליוני זיפים דקיקים המסתעפים בקצותיהם לרוחב של מאות ננומטרים בלבד. ההיצמדות אינה נשענת על דבק ואינה יניקה, אלא על כוחות ואן דר ולס הנוצרים במגע הקרוב בין הזיף לבין המשטח, ולכן היא פועלת גם על זכוכית חלקה, גם בסביבה יבשה לחלוטין ואף על קירות הפוכים (Autumn et al., 2000).</w:t>
       </w:r>
@@ -2724,9 +2936,11 @@
           <w:bCs w:val="false"/>
           <w:i w:val="false"/>
           <w:iCs w:val="false"/>
-          <w:sz w:val="24"/>
-          <w:szCs w:val="24"/>
-          <w:rtl/>
+          <w:noProof w:val="false"/>
+          <w:sz w:val="24"/>
+          <w:szCs w:val="24"/>
+          <w:rtl/>
+          <w:lang w:val="en-US" w:bidi="he-IL"/>
         </w:rPr>
         <w:t xml:space="preserve">השממית פעילה בעיקר בלילה. שעות הפעילות מתחילות עם רדת החשכה, והיא נמשכת לתאורת חוץ משום שהאור מרכז סביבו עש, יתושים וחרקים אחרים. ביום היא מסתתרת בסדקים, מאחורי תריסים או מתחת לאבנים. ככל הזוחלים היא בעלת חום גוף משתנה ואינה מייצרת חום פנימי, ולכן ויסות החום שלה התנהגותי: קיר שנחשף לשמש במשך היום וממשיך לשחרר חום בשעות הראשונות של הלילה הוא אתר פעילות מועדף (Werner, 2016).</w:t>
       </w:r>
@@ -2744,9 +2958,11 @@
           <w:bCs w:val="false"/>
           <w:i w:val="false"/>
           <w:iCs w:val="false"/>
-          <w:sz w:val="24"/>
-          <w:szCs w:val="24"/>
-          <w:rtl/>
+          <w:noProof w:val="false"/>
+          <w:sz w:val="24"/>
+          <w:szCs w:val="24"/>
+          <w:rtl/>
+          <w:lang w:val="en-US" w:bidi="he-IL"/>
         </w:rPr>
         <w:t xml:space="preserve">בשונה מרוב הלטאות, השממיות משמיעות קולות. הצקצוקים והחריקות נשמעים בעיקר במפגשים בין פרטים ובהגנה על מחסה, והם אחד המאפיינים הבולטים של המשפחה כולה (Bauer, 2013). הזנב ממלא תפקיד נוסף: הוא משמש מאגר שומן, והוא ניתן להשלכה במקום שבר מובנה כאשר הפרט נתפס.</w:t>
       </w:r>
@@ -2764,9 +2980,11 @@
           <w:bCs w:val="false"/>
           <w:i w:val="false"/>
           <w:iCs w:val="false"/>
-          <w:sz w:val="24"/>
-          <w:szCs w:val="24"/>
-          <w:rtl/>
+          <w:noProof w:val="false"/>
+          <w:sz w:val="24"/>
+          <w:szCs w:val="24"/>
+          <w:rtl/>
+          <w:lang w:val="en-US" w:bidi="he-IL"/>
         </w:rPr>
         <w:t xml:space="preserve">הרבייה זוויגית וההפריה פנימית. הנקבה מטילה בדרך כלל שתי ביצים בעלות קליפה קשה בכל הטלה, ובעונה אחת היא עשויה להטיל כמה פעמים בזו אחר זו. הביצים מוסתרות בסדקים ובחללים, לעיתים באתרי הטלה משותפים לכמה נקבות, ואין טיפול הורי בצאצאים. ההתפתחות ישירה, ובקיעת הצאצא נראית כגרסה מוקטנת של הבוגר (Selcer, 1986).</w:t>
       </w:r>
@@ -2784,9 +3002,11 @@
           <w:bCs w:val="false"/>
           <w:i w:val="false"/>
           <w:iCs w:val="false"/>
-          <w:sz w:val="24"/>
-          <w:szCs w:val="24"/>
-          <w:rtl/>
+          <w:noProof w:val="false"/>
+          <w:sz w:val="24"/>
+          <w:szCs w:val="24"/>
+          <w:rtl/>
+          <w:lang w:val="en-US" w:bidi="he-IL"/>
         </w:rPr>
         <w:t xml:space="preserve">הקשר בין השממית המצויה לאדם הדוק במיוחד. היא מין קומנסלי מובהק הנהנה ממבנים, מסדקים ומתאורה מלאכותית, ודרך הסעה אקראית במטענים ובמשלוחי סחורה היא התפשטה מאגן הים התיכון לחלקים נרחבים בעולם, ובהם דרום ארצות הברית ומרכז אמריקה (Selcer, 1986). בישראל היא נפוצה מאוד ואינה מוגדרת במצב שימור בעייתי, והיא נחשבת מועילה לאדם משום שהיא ניזונה מיתושים ומחרקים ביתיים אחרים.</w:t>
       </w:r>
@@ -2804,9 +3024,11 @@
           <w:bCs w:val="false"/>
           <w:i w:val="false"/>
           <w:iCs w:val="false"/>
-          <w:sz w:val="24"/>
-          <w:szCs w:val="24"/>
-          <w:rtl/>
+          <w:noProof w:val="false"/>
+          <w:sz w:val="24"/>
+          <w:szCs w:val="24"/>
+          <w:rtl/>
+          <w:lang w:val="en-US" w:bidi="he-IL"/>
         </w:rPr>
         <w:t xml:space="preserve">אלא שאותה תשתית אנושית פועלת גם בכיוון ההפוך. בשנת 2012 זוהתה בישראל לראשונה שממית החומות המצרית, מין פולש גדול בהרבה שהגיע ככל הנראה בהסעה אקראית, ומאז תועד גם ביישובים נוספים בערבה. היא ניזונה מכל בעל חיים קטן ממנה, ובכלל זה משממיות אחרות, ובאתר שבו נמצאה בעין גדי לא נותרו שממיות מקומיות (רשות הטבע והגנים, 2024; ראו נספח א'). מכאן שאותם קירות, סדקים ופנסים שמיטיבים עם השממית המצויה עלולים גם להביא אליה מתחרה שתדחק אותה.</w:t>
       </w:r>
@@ -2826,9 +3048,11 @@
           <w:bCs/>
           <w:i w:val="false"/>
           <w:iCs w:val="false"/>
+          <w:noProof w:val="false"/>
           <w:sz w:val="28"/>
           <w:szCs w:val="28"/>
           <w:rtl/>
+          <w:lang w:val="en-US" w:bidi="he-IL"/>
         </w:rPr>
         <w:t xml:space="preserve">טבלת השוואה</w:t>
       </w:r>
@@ -2846,9 +3070,11 @@
           <w:bCs w:val="false"/>
           <w:i w:val="false"/>
           <w:iCs w:val="false"/>
-          <w:sz w:val="24"/>
-          <w:szCs w:val="24"/>
-          <w:rtl/>
+          <w:noProof w:val="false"/>
+          <w:sz w:val="24"/>
+          <w:szCs w:val="24"/>
+          <w:rtl/>
+          <w:lang w:val="en-US" w:bidi="he-IL"/>
         </w:rPr>
         <w:t xml:space="preserve">הטבלה שלהלן משווה בין שני המינים לפי הנושאים שהוגדרו במטלה. כל שורה עוסקת בנושא אחד, והטקסט בכל משבצת מובא בתמצית.</w:t>
       </w:r>
@@ -2900,9 +3126,11 @@
                 <w:bCs/>
                 <w:i w:val="false"/>
                 <w:iCs w:val="false"/>
-                <w:sz w:val="21"/>
-                <w:szCs w:val="21"/>
-                <w:rtl/>
+                <w:noProof w:val="false"/>
+                <w:sz w:val="21"/>
+                <w:szCs w:val="21"/>
+                <w:rtl/>
+                <w:lang w:val="en-US" w:bidi="he-IL"/>
               </w:rPr>
               <w:t xml:space="preserve">נושא</w:t>
             </w:r>
@@ -2932,9 +3160,11 @@
                 <w:bCs/>
                 <w:i w:val="false"/>
                 <w:iCs w:val="false"/>
-                <w:sz w:val="21"/>
-                <w:szCs w:val="21"/>
-                <w:rtl/>
+                <w:noProof/>
+                <w:sz w:val="21"/>
+                <w:szCs w:val="21"/>
+                <w:rtl/>
+                <w:lang w:val="en-US" w:bidi="he-IL"/>
               </w:rPr>
               <w:t xml:space="preserve">צרעה מזרחית (Vespa orientalis)</w:t>
             </w:r>
@@ -2964,9 +3194,11 @@
                 <w:bCs/>
                 <w:i w:val="false"/>
                 <w:iCs w:val="false"/>
-                <w:sz w:val="21"/>
-                <w:szCs w:val="21"/>
-                <w:rtl/>
+                <w:noProof/>
+                <w:sz w:val="21"/>
+                <w:szCs w:val="21"/>
+                <w:rtl/>
+                <w:lang w:val="en-US" w:bidi="he-IL"/>
               </w:rPr>
               <w:t xml:space="preserve">שממית מצויה (Hemidactylus turcicus)</w:t>
             </w:r>
@@ -3002,9 +3234,11 @@
                 <w:bCs/>
                 <w:i w:val="false"/>
                 <w:iCs w:val="false"/>
-                <w:sz w:val="21"/>
-                <w:szCs w:val="21"/>
-                <w:rtl/>
+                <w:noProof w:val="false"/>
+                <w:sz w:val="21"/>
+                <w:szCs w:val="21"/>
+                <w:rtl/>
+                <w:lang w:val="en-US" w:bidi="he-IL"/>
               </w:rPr>
               <w:t xml:space="preserve">מבנה גוף</w:t>
             </w:r>
@@ -3079,9 +3313,11 @@
                 <w:bCs w:val="false"/>
                 <w:i w:val="false"/>
                 <w:iCs w:val="false"/>
-                <w:sz w:val="21"/>
-                <w:szCs w:val="21"/>
-                <w:rtl/>
+                <w:noProof/>
+                <w:sz w:val="21"/>
+                <w:szCs w:val="21"/>
+                <w:rtl/>
+                <w:lang w:val="en-US" w:bidi="he-IL"/>
               </w:rPr>
               <w:t xml:space="preserve">שלד חיצוני מכיטין, סימטריה דו-צדדית.</w:t>
             </w:r>
@@ -3099,9 +3335,11 @@
                 <w:bCs w:val="false"/>
                 <w:i w:val="false"/>
                 <w:iCs w:val="false"/>
-                <w:sz w:val="21"/>
-                <w:szCs w:val="21"/>
-                <w:rtl/>
+                <w:noProof/>
+                <w:sz w:val="21"/>
+                <w:szCs w:val="21"/>
+                <w:rtl/>
+                <w:lang w:val="en-US" w:bidi="he-IL"/>
               </w:rPr>
               <w:t xml:space="preserve">שלושה חלקים: ראש, חזה (נושא 6 רגליים ו-2 זוגות כנפיים) ובטן, המחוברת לחזה במותן דקה.</w:t>
             </w:r>
@@ -3119,9 +3357,11 @@
                 <w:bCs w:val="false"/>
                 <w:i w:val="false"/>
                 <w:iCs w:val="false"/>
-                <w:sz w:val="21"/>
-                <w:szCs w:val="21"/>
-                <w:rtl/>
+                <w:noProof/>
+                <w:sz w:val="21"/>
+                <w:szCs w:val="21"/>
+                <w:rtl/>
+                <w:lang w:val="en-US" w:bidi="he-IL"/>
               </w:rPr>
               <w:t xml:space="preserve">אורך פועלת 20-25 מ"מ, מלכה עד כ-35 מ"מ.</w:t>
             </w:r>
@@ -3139,9 +3379,11 @@
                 <w:bCs w:val="false"/>
                 <w:i w:val="false"/>
                 <w:iCs w:val="false"/>
-                <w:sz w:val="21"/>
-                <w:szCs w:val="21"/>
-                <w:rtl/>
+                <w:noProof/>
+                <w:sz w:val="21"/>
+                <w:szCs w:val="21"/>
+                <w:rtl/>
+                <w:lang w:val="en-US" w:bidi="he-IL"/>
               </w:rPr>
               <w:t xml:space="preserve">גדילה מחייבת התנשלות של השלד החיצוני.</w:t>
             </w:r>
@@ -3216,9 +3458,11 @@
                 <w:bCs w:val="false"/>
                 <w:i w:val="false"/>
                 <w:iCs w:val="false"/>
-                <w:sz w:val="21"/>
-                <w:szCs w:val="21"/>
-                <w:rtl/>
+                <w:noProof/>
+                <w:sz w:val="21"/>
+                <w:szCs w:val="21"/>
+                <w:rtl/>
+                <w:lang w:val="en-US" w:bidi="he-IL"/>
               </w:rPr>
               <w:t xml:space="preserve">שלד פנימי מעצם, ובו עמוד שדרה וגולגולת; סימטריה דו-צדדית.</w:t>
             </w:r>
@@ -3236,9 +3480,11 @@
                 <w:bCs w:val="false"/>
                 <w:i w:val="false"/>
                 <w:iCs w:val="false"/>
-                <w:sz w:val="21"/>
-                <w:szCs w:val="21"/>
-                <w:rtl/>
+                <w:noProof/>
+                <w:sz w:val="21"/>
+                <w:szCs w:val="21"/>
+                <w:rtl/>
+                <w:lang w:val="en-US" w:bidi="he-IL"/>
               </w:rPr>
               <w:t xml:space="preserve">ראש, גו, ארבע גפיים וזנב; העור מכוסה קשקשים ויבלות קרניות.</w:t>
             </w:r>
@@ -3256,9 +3502,11 @@
                 <w:bCs w:val="false"/>
                 <w:i w:val="false"/>
                 <w:iCs w:val="false"/>
-                <w:sz w:val="21"/>
-                <w:szCs w:val="21"/>
-                <w:rtl/>
+                <w:noProof/>
+                <w:sz w:val="21"/>
+                <w:szCs w:val="21"/>
+                <w:rtl/>
+                <w:lang w:val="en-US" w:bidi="he-IL"/>
               </w:rPr>
               <w:t xml:space="preserve">אורך כולל כ-10 ס"מ, מהם כמחצית זנב.</w:t>
             </w:r>
@@ -3276,9 +3524,11 @@
                 <w:bCs w:val="false"/>
                 <w:i w:val="false"/>
                 <w:iCs w:val="false"/>
-                <w:sz w:val="21"/>
-                <w:szCs w:val="21"/>
-                <w:rtl/>
+                <w:noProof/>
+                <w:sz w:val="21"/>
+                <w:szCs w:val="21"/>
+                <w:rtl/>
+                <w:lang w:val="en-US" w:bidi="he-IL"/>
               </w:rPr>
               <w:t xml:space="preserve">גדילה רציפה; העור החיצוני מתנשל מדי פעם.</w:t>
             </w:r>
@@ -3314,9 +3564,11 @@
                 <w:bCs/>
                 <w:i w:val="false"/>
                 <w:iCs w:val="false"/>
-                <w:sz w:val="21"/>
-                <w:szCs w:val="21"/>
-                <w:rtl/>
+                <w:noProof w:val="false"/>
+                <w:sz w:val="21"/>
+                <w:szCs w:val="21"/>
+                <w:rtl/>
+                <w:lang w:val="en-US" w:bidi="he-IL"/>
               </w:rPr>
               <w:t xml:space="preserve">מחזור חיים</w:t>
             </w:r>
@@ -3345,9 +3597,11 @@
                 <w:bCs w:val="false"/>
                 <w:i w:val="false"/>
                 <w:iCs w:val="false"/>
-                <w:sz w:val="21"/>
-                <w:szCs w:val="21"/>
-                <w:rtl/>
+                <w:noProof/>
+                <w:sz w:val="21"/>
+                <w:szCs w:val="21"/>
+                <w:rtl/>
+                <w:lang w:val="en-US" w:bidi="he-IL"/>
               </w:rPr>
               <w:t xml:space="preserve">גלגול מלא (הולומטבולי): ביצה ← זחל (חמישה גלגולים) ← גולם ← בוגר.</w:t>
             </w:r>
@@ -3365,9 +3619,11 @@
                 <w:bCs w:val="false"/>
                 <w:i w:val="false"/>
                 <w:iCs w:val="false"/>
-                <w:sz w:val="21"/>
-                <w:szCs w:val="21"/>
-                <w:rtl/>
+                <w:noProof/>
+                <w:sz w:val="21"/>
+                <w:szCs w:val="21"/>
+                <w:rtl/>
+                <w:lang w:val="en-US" w:bidi="he-IL"/>
               </w:rPr>
               <w:t xml:space="preserve">מביצה לבוגר כ-30-40 יום בקיץ.</w:t>
             </w:r>
@@ -3385,9 +3641,11 @@
                 <w:bCs w:val="false"/>
                 <w:i w:val="false"/>
                 <w:iCs w:val="false"/>
-                <w:sz w:val="21"/>
-                <w:szCs w:val="21"/>
-                <w:rtl/>
+                <w:noProof/>
+                <w:sz w:val="21"/>
+                <w:szCs w:val="21"/>
+                <w:rtl/>
+                <w:lang w:val="en-US" w:bidi="he-IL"/>
               </w:rPr>
               <w:t xml:space="preserve">מושבה חד-שנתית: הקמה באביב, שיא בסוף הקיץ, התפרקות בחורף.</w:t>
             </w:r>
@@ -3405,9 +3663,11 @@
                 <w:bCs w:val="false"/>
                 <w:i w:val="false"/>
                 <w:iCs w:val="false"/>
-                <w:sz w:val="21"/>
-                <w:szCs w:val="21"/>
-                <w:rtl/>
+                <w:noProof/>
+                <w:sz w:val="21"/>
+                <w:szCs w:val="21"/>
+                <w:rtl/>
+                <w:lang w:val="en-US" w:bidi="he-IL"/>
               </w:rPr>
               <w:t xml:space="preserve">הפועלת חיה שבועות ספורים; המלכה כשנה.</w:t>
             </w:r>
@@ -3436,9 +3696,11 @@
                 <w:bCs w:val="false"/>
                 <w:i w:val="false"/>
                 <w:iCs w:val="false"/>
-                <w:sz w:val="21"/>
-                <w:szCs w:val="21"/>
-                <w:rtl/>
+                <w:noProof/>
+                <w:sz w:val="21"/>
+                <w:szCs w:val="21"/>
+                <w:rtl/>
+                <w:lang w:val="en-US" w:bidi="he-IL"/>
               </w:rPr>
               <w:t xml:space="preserve">התפתחות ישירה, ללא גלגול. הבוקע דומה לבוגר.</w:t>
             </w:r>
@@ -3456,9 +3718,11 @@
                 <w:bCs w:val="false"/>
                 <w:i w:val="false"/>
                 <w:iCs w:val="false"/>
-                <w:sz w:val="21"/>
-                <w:szCs w:val="21"/>
-                <w:rtl/>
+                <w:noProof/>
+                <w:sz w:val="21"/>
+                <w:szCs w:val="21"/>
+                <w:rtl/>
+                <w:lang w:val="en-US" w:bidi="he-IL"/>
               </w:rPr>
               <w:t xml:space="preserve">דגירה של כ-40-60 יום, תלוי בטמפרטורה.</w:t>
             </w:r>
@@ -3476,9 +3740,11 @@
                 <w:bCs w:val="false"/>
                 <w:i w:val="false"/>
                 <w:iCs w:val="false"/>
-                <w:sz w:val="21"/>
-                <w:szCs w:val="21"/>
-                <w:rtl/>
+                <w:noProof/>
+                <w:sz w:val="21"/>
+                <w:szCs w:val="21"/>
+                <w:rtl/>
+                <w:lang w:val="en-US" w:bidi="he-IL"/>
               </w:rPr>
               <w:t xml:space="preserve">בגרות מינית בגיל שנה עד שנתיים.</w:t>
             </w:r>
@@ -3496,9 +3762,11 @@
                 <w:bCs w:val="false"/>
                 <w:i w:val="false"/>
                 <w:iCs w:val="false"/>
-                <w:sz w:val="21"/>
-                <w:szCs w:val="21"/>
-                <w:rtl/>
+                <w:noProof/>
+                <w:sz w:val="21"/>
+                <w:szCs w:val="21"/>
+                <w:rtl/>
+                <w:lang w:val="en-US" w:bidi="he-IL"/>
               </w:rPr>
               <w:t xml:space="preserve">תוחלת חיים בטבע כמה שנים, ובשבי דווח על יותר.</w:t>
             </w:r>
@@ -3534,9 +3802,11 @@
                 <w:bCs/>
                 <w:i w:val="false"/>
                 <w:iCs w:val="false"/>
-                <w:sz w:val="21"/>
-                <w:szCs w:val="21"/>
-                <w:rtl/>
+                <w:noProof w:val="false"/>
+                <w:sz w:val="21"/>
+                <w:szCs w:val="21"/>
+                <w:rtl/>
+                <w:lang w:val="en-US" w:bidi="he-IL"/>
               </w:rPr>
               <w:t xml:space="preserve">סביבת חיים ותנאים מועדפים</w:t>
             </w:r>
@@ -3565,9 +3835,11 @@
                 <w:bCs w:val="false"/>
                 <w:i w:val="false"/>
                 <w:iCs w:val="false"/>
-                <w:sz w:val="21"/>
-                <w:szCs w:val="21"/>
-                <w:rtl/>
+                <w:noProof/>
+                <w:sz w:val="21"/>
+                <w:szCs w:val="21"/>
+                <w:rtl/>
+                <w:lang w:val="en-US" w:bidi="he-IL"/>
               </w:rPr>
               <w:t xml:space="preserve">אקלים ים תיכוני וחם, פעילה בעיקר באביב ובקיץ.</w:t>
             </w:r>
@@ -3585,9 +3857,11 @@
                 <w:bCs w:val="false"/>
                 <w:i w:val="false"/>
                 <w:iCs w:val="false"/>
-                <w:sz w:val="21"/>
-                <w:szCs w:val="21"/>
-                <w:rtl/>
+                <w:noProof/>
+                <w:sz w:val="21"/>
+                <w:szCs w:val="21"/>
+                <w:rtl/>
+                <w:lang w:val="en-US" w:bidi="he-IL"/>
               </w:rPr>
               <w:t xml:space="preserve">מקננת מתחת לקרקע, בחללי קירות, בין אבנים ובכוורות נטושות.</w:t>
             </w:r>
@@ -3605,9 +3879,11 @@
                 <w:bCs w:val="false"/>
                 <w:i w:val="false"/>
                 <w:iCs w:val="false"/>
-                <w:sz w:val="21"/>
-                <w:szCs w:val="21"/>
-                <w:rtl/>
+                <w:noProof/>
+                <w:sz w:val="21"/>
+                <w:szCs w:val="21"/>
+                <w:rtl/>
+                <w:lang w:val="en-US" w:bidi="he-IL"/>
               </w:rPr>
               <w:t xml:space="preserve">זקוקה לקרבה למקורות מים, לפחמימות ולטרף חלבוני.</w:t>
             </w:r>
@@ -3625,9 +3901,11 @@
                 <w:bCs w:val="false"/>
                 <w:i w:val="false"/>
                 <w:iCs w:val="false"/>
-                <w:sz w:val="21"/>
-                <w:szCs w:val="21"/>
-                <w:rtl/>
+                <w:noProof/>
+                <w:sz w:val="21"/>
+                <w:szCs w:val="21"/>
+                <w:rtl/>
+                <w:lang w:val="en-US" w:bidi="he-IL"/>
               </w:rPr>
               <w:t xml:space="preserve">פעילה ביום, שיא בשעות החמות.</w:t>
             </w:r>
@@ -3645,9 +3923,11 @@
                 <w:bCs w:val="false"/>
                 <w:i w:val="false"/>
                 <w:iCs w:val="false"/>
-                <w:sz w:val="21"/>
-                <w:szCs w:val="21"/>
-                <w:rtl/>
+                <w:noProof/>
+                <w:sz w:val="21"/>
+                <w:szCs w:val="21"/>
+                <w:rtl/>
+                <w:lang w:val="en-US" w:bidi="he-IL"/>
               </w:rPr>
               <w:t xml:space="preserve">המושבה מווסתת את חום הקן ומחזיקה אותו בטווח צר: כ-28 מעלות בתל אביב וכ-35 בים המלח (ויינברגר, 2025).</w:t>
             </w:r>
@@ -3676,9 +3956,11 @@
                 <w:bCs w:val="false"/>
                 <w:i w:val="false"/>
                 <w:iCs w:val="false"/>
-                <w:sz w:val="21"/>
-                <w:szCs w:val="21"/>
-                <w:rtl/>
+                <w:noProof/>
+                <w:sz w:val="21"/>
+                <w:szCs w:val="21"/>
+                <w:rtl/>
+                <w:lang w:val="en-US" w:bidi="he-IL"/>
               </w:rPr>
               <w:t xml:space="preserve">אקלים ים תיכוני וצחיח למחצה, סובלת יובש.</w:t>
             </w:r>
@@ -3696,9 +3978,11 @@
                 <w:bCs w:val="false"/>
                 <w:i w:val="false"/>
                 <w:iCs w:val="false"/>
-                <w:sz w:val="21"/>
-                <w:szCs w:val="21"/>
-                <w:rtl/>
+                <w:noProof/>
+                <w:sz w:val="21"/>
+                <w:szCs w:val="21"/>
+                <w:rtl/>
+                <w:lang w:val="en-US" w:bidi="he-IL"/>
               </w:rPr>
               <w:t xml:space="preserve">קירות, גדרות אבן, סדקים בבניינים, ערמות אבנים.</w:t>
             </w:r>
@@ -3716,9 +4000,11 @@
                 <w:bCs w:val="false"/>
                 <w:i w:val="false"/>
                 <w:iCs w:val="false"/>
-                <w:sz w:val="21"/>
-                <w:szCs w:val="21"/>
-                <w:rtl/>
+                <w:noProof/>
+                <w:sz w:val="21"/>
+                <w:szCs w:val="21"/>
+                <w:rtl/>
+                <w:lang w:val="en-US" w:bidi="he-IL"/>
               </w:rPr>
               <w:t xml:space="preserve">מעדיפה משטחים אנכיים אוגרי חום וקרבה למקור אור.</w:t>
             </w:r>
@@ -3736,9 +4022,11 @@
                 <w:bCs w:val="false"/>
                 <w:i w:val="false"/>
                 <w:iCs w:val="false"/>
-                <w:sz w:val="21"/>
-                <w:szCs w:val="21"/>
-                <w:rtl/>
+                <w:noProof/>
+                <w:sz w:val="21"/>
+                <w:szCs w:val="21"/>
+                <w:rtl/>
+                <w:lang w:val="en-US" w:bidi="he-IL"/>
               </w:rPr>
               <w:t xml:space="preserve">פעילה בלילה; בחורף ממעיטה בפעילות.</w:t>
             </w:r>
@@ -3774,9 +4062,11 @@
                 <w:bCs/>
                 <w:i w:val="false"/>
                 <w:iCs w:val="false"/>
-                <w:sz w:val="21"/>
-                <w:szCs w:val="21"/>
-                <w:rtl/>
+                <w:noProof w:val="false"/>
+                <w:sz w:val="21"/>
+                <w:szCs w:val="21"/>
+                <w:rtl/>
+                <w:lang w:val="en-US" w:bidi="he-IL"/>
               </w:rPr>
               <w:t xml:space="preserve">תפוצה בארץ ובעולם</w:t>
             </w:r>
@@ -3805,9 +4095,11 @@
                 <w:bCs w:val="false"/>
                 <w:i w:val="false"/>
                 <w:iCs w:val="false"/>
-                <w:sz w:val="21"/>
-                <w:szCs w:val="21"/>
-                <w:rtl/>
+                <w:noProof/>
+                <w:sz w:val="21"/>
+                <w:szCs w:val="21"/>
+                <w:rtl/>
+                <w:lang w:val="en-US" w:bidi="he-IL"/>
               </w:rPr>
               <w:t xml:space="preserve">בארץ: כמעט בכל הארץ, ממורדות החרמון (1,400 מ') ועד אילת (ויינברגר, 2025).</w:t>
             </w:r>
@@ -3825,9 +4117,11 @@
                 <w:bCs w:val="false"/>
                 <w:i w:val="false"/>
                 <w:iCs w:val="false"/>
-                <w:sz w:val="21"/>
-                <w:szCs w:val="21"/>
-                <w:rtl/>
+                <w:noProof/>
+                <w:sz w:val="21"/>
+                <w:szCs w:val="21"/>
+                <w:rtl/>
+                <w:lang w:val="en-US" w:bidi="he-IL"/>
               </w:rPr>
               <w:t xml:space="preserve">בעולם: מזרח אגן הים התיכון, צפון אפריקה, דרום-מערב אסיה ודרום אירופה.</w:t>
             </w:r>
@@ -3845,9 +4139,11 @@
                 <w:bCs w:val="false"/>
                 <w:i w:val="false"/>
                 <w:iCs w:val="false"/>
-                <w:sz w:val="21"/>
-                <w:szCs w:val="21"/>
-                <w:rtl/>
+                <w:noProof/>
+                <w:sz w:val="21"/>
+                <w:szCs w:val="21"/>
+                <w:rtl/>
+                <w:lang w:val="en-US" w:bidi="he-IL"/>
               </w:rPr>
               <w:t xml:space="preserve">בגלל האדם: התבססה בדרום אמריקה ובמערב אגן הים התיכון והוגדרה מין פולש (Werenkraut et al., 2022).</w:t>
             </w:r>
@@ -3876,9 +4172,11 @@
                 <w:bCs w:val="false"/>
                 <w:i w:val="false"/>
                 <w:iCs w:val="false"/>
-                <w:sz w:val="21"/>
-                <w:szCs w:val="21"/>
-                <w:rtl/>
+                <w:noProof/>
+                <w:sz w:val="21"/>
+                <w:szCs w:val="21"/>
+                <w:rtl/>
+                <w:lang w:val="en-US" w:bidi="he-IL"/>
               </w:rPr>
               <w:t xml:space="preserve">בארץ: נפוצה מהגליל ועד הנגב, בעיקר בסביבת מבנים.</w:t>
             </w:r>
@@ -3896,9 +4194,11 @@
                 <w:bCs w:val="false"/>
                 <w:i w:val="false"/>
                 <w:iCs w:val="false"/>
-                <w:sz w:val="21"/>
-                <w:szCs w:val="21"/>
-                <w:rtl/>
+                <w:noProof/>
+                <w:sz w:val="21"/>
+                <w:szCs w:val="21"/>
+                <w:rtl/>
+                <w:lang w:val="en-US" w:bidi="he-IL"/>
               </w:rPr>
               <w:t xml:space="preserve">בעולם: מולדתה אגן הים התיכון על שתי גדותיו.</w:t>
             </w:r>
@@ -3916,9 +4216,11 @@
                 <w:bCs w:val="false"/>
                 <w:i w:val="false"/>
                 <w:iCs w:val="false"/>
-                <w:sz w:val="21"/>
-                <w:szCs w:val="21"/>
-                <w:rtl/>
+                <w:noProof/>
+                <w:sz w:val="21"/>
+                <w:szCs w:val="21"/>
+                <w:rtl/>
+                <w:lang w:val="en-US" w:bidi="he-IL"/>
               </w:rPr>
               <w:t xml:space="preserve">בגלל האדם: הועברה במטענים והתבססה בדרום ארה"ב, במקסיקו ובאיים בקריביים (Selcer, 1986).</w:t>
             </w:r>
@@ -3936,9 +4238,11 @@
                 <w:bCs w:val="false"/>
                 <w:i w:val="false"/>
                 <w:iCs w:val="false"/>
-                <w:sz w:val="21"/>
-                <w:szCs w:val="21"/>
-                <w:rtl/>
+                <w:noProof/>
+                <w:sz w:val="21"/>
+                <w:szCs w:val="21"/>
+                <w:rtl/>
+                <w:lang w:val="en-US" w:bidi="he-IL"/>
               </w:rPr>
               <w:t xml:space="preserve">בכיוון ההפוך: שממית החומות המצרית, מין פולש שזוהה בארץ ב-2012, טורפת שממיות מקומיות ומאיימת עליהן (רשות הטבע והגנים, 2024).</w:t>
             </w:r>
@@ -3974,9 +4278,11 @@
                 <w:bCs/>
                 <w:i w:val="false"/>
                 <w:iCs w:val="false"/>
-                <w:sz w:val="21"/>
-                <w:szCs w:val="21"/>
-                <w:rtl/>
+                <w:noProof w:val="false"/>
+                <w:sz w:val="21"/>
+                <w:szCs w:val="21"/>
+                <w:rtl/>
+                <w:lang w:val="en-US" w:bidi="he-IL"/>
               </w:rPr>
               <w:t xml:space="preserve">תזונה ומערכת עיכול</w:t>
             </w:r>
@@ -4005,9 +4311,11 @@
                 <w:bCs w:val="false"/>
                 <w:i w:val="false"/>
                 <w:iCs w:val="false"/>
-                <w:sz w:val="21"/>
-                <w:szCs w:val="21"/>
-                <w:rtl/>
+                <w:noProof/>
+                <w:sz w:val="21"/>
+                <w:szCs w:val="21"/>
+                <w:rtl/>
+                <w:lang w:val="en-US" w:bidi="he-IL"/>
               </w:rPr>
               <w:t xml:space="preserve">בוגרים: פחמימות (צוף, פירות, טל דבש). זחלים: חלבון מן החי.</w:t>
             </w:r>
@@ -4025,9 +4333,11 @@
                 <w:bCs w:val="false"/>
                 <w:i w:val="false"/>
                 <w:iCs w:val="false"/>
-                <w:sz w:val="21"/>
-                <w:szCs w:val="21"/>
-                <w:rtl/>
+                <w:noProof/>
+                <w:sz w:val="21"/>
+                <w:szCs w:val="21"/>
+                <w:rtl/>
+                <w:lang w:val="en-US" w:bidi="he-IL"/>
               </w:rPr>
               <w:t xml:space="preserve">חלקי פה לועסים עם לסתות חזקות.</w:t>
             </w:r>
@@ -4045,9 +4355,11 @@
                 <w:bCs w:val="false"/>
                 <w:i w:val="false"/>
                 <w:iCs w:val="false"/>
-                <w:sz w:val="21"/>
-                <w:szCs w:val="21"/>
-                <w:rtl/>
+                <w:noProof/>
+                <w:sz w:val="21"/>
+                <w:szCs w:val="21"/>
+                <w:rtl/>
+                <w:lang w:val="en-US" w:bidi="he-IL"/>
               </w:rPr>
               <w:t xml:space="preserve">צינור עיכול: זפק, קיבה קדמית, מעי אמצעי עם שקיקים, מעי אחורי; הפרשה בצינורות מלפיגי.</w:t>
             </w:r>
@@ -4065,9 +4377,11 @@
                 <w:bCs w:val="false"/>
                 <w:i w:val="false"/>
                 <w:iCs w:val="false"/>
-                <w:sz w:val="21"/>
-                <w:szCs w:val="21"/>
-                <w:rtl/>
+                <w:noProof/>
+                <w:sz w:val="21"/>
+                <w:szCs w:val="21"/>
+                <w:rtl/>
+                <w:lang w:val="en-US" w:bidi="he-IL"/>
               </w:rPr>
               <w:t xml:space="preserve">טרופלקסיס: הזחל מפריש נוזל סוכרי שהבוגרים ניזונים ממנו (Ishay &amp; Ikan, 1968).</w:t>
             </w:r>
@@ -4096,9 +4410,11 @@
                 <w:bCs w:val="false"/>
                 <w:i w:val="false"/>
                 <w:iCs w:val="false"/>
-                <w:sz w:val="21"/>
-                <w:szCs w:val="21"/>
-                <w:rtl/>
+                <w:noProof/>
+                <w:sz w:val="21"/>
+                <w:szCs w:val="21"/>
+                <w:rtl/>
+                <w:lang w:val="en-US" w:bidi="he-IL"/>
               </w:rPr>
               <w:t xml:space="preserve">חרקים קטנים: עש, יתושים, זבובים, עכבישים.</w:t>
             </w:r>
@@ -4116,9 +4432,11 @@
                 <w:bCs w:val="false"/>
                 <w:i w:val="false"/>
                 <w:iCs w:val="false"/>
-                <w:sz w:val="21"/>
-                <w:szCs w:val="21"/>
-                <w:rtl/>
+                <w:noProof/>
+                <w:sz w:val="21"/>
+                <w:szCs w:val="21"/>
+                <w:rtl/>
+                <w:lang w:val="en-US" w:bidi="he-IL"/>
               </w:rPr>
               <w:t xml:space="preserve">שיניים קטנות ואחידות; הטרף נבלע כמעט בשלמותו.</w:t>
             </w:r>
@@ -4136,9 +4454,11 @@
                 <w:bCs w:val="false"/>
                 <w:i w:val="false"/>
                 <w:iCs w:val="false"/>
-                <w:sz w:val="21"/>
-                <w:szCs w:val="21"/>
-                <w:rtl/>
+                <w:noProof/>
+                <w:sz w:val="21"/>
+                <w:szCs w:val="21"/>
+                <w:rtl/>
+                <w:lang w:val="en-US" w:bidi="he-IL"/>
               </w:rPr>
               <w:t xml:space="preserve">צינור עיכול שלם: לוע, ושט, קיבה, מעי דק, מעי גס, כליות ושלפוחית, והכול מתנקז לביב (קלואקה).</w:t>
             </w:r>
@@ -4156,9 +4476,11 @@
                 <w:bCs w:val="false"/>
                 <w:i w:val="false"/>
                 <w:iCs w:val="false"/>
-                <w:sz w:val="21"/>
-                <w:szCs w:val="21"/>
-                <w:rtl/>
+                <w:noProof/>
+                <w:sz w:val="21"/>
+                <w:szCs w:val="21"/>
+                <w:rtl/>
+                <w:lang w:val="en-US" w:bidi="he-IL"/>
               </w:rPr>
               <w:t xml:space="preserve">הפסולת החנקנית מופרשת כחומצת שתן, חיסכון במים.</w:t>
             </w:r>
@@ -4194,9 +4516,11 @@
                 <w:bCs/>
                 <w:i w:val="false"/>
                 <w:iCs w:val="false"/>
-                <w:sz w:val="21"/>
-                <w:szCs w:val="21"/>
-                <w:rtl/>
+                <w:noProof w:val="false"/>
+                <w:sz w:val="21"/>
+                <w:szCs w:val="21"/>
+                <w:rtl/>
+                <w:lang w:val="en-US" w:bidi="he-IL"/>
               </w:rPr>
               <w:t xml:space="preserve">מערכת הנשימה</w:t>
             </w:r>
@@ -4225,9 +4549,11 @@
                 <w:bCs w:val="false"/>
                 <w:i w:val="false"/>
                 <w:iCs w:val="false"/>
-                <w:sz w:val="21"/>
-                <w:szCs w:val="21"/>
-                <w:rtl/>
+                <w:noProof/>
+                <w:sz w:val="21"/>
+                <w:szCs w:val="21"/>
+                <w:rtl/>
+                <w:lang w:val="en-US" w:bidi="he-IL"/>
               </w:rPr>
               <w:t xml:space="preserve">מערכת קנימים (טרכאות) המסתעפת בכל הגוף ומגיעה ישירות לתאים.</w:t>
             </w:r>
@@ -4245,9 +4571,11 @@
                 <w:bCs w:val="false"/>
                 <w:i w:val="false"/>
                 <w:iCs w:val="false"/>
-                <w:sz w:val="21"/>
-                <w:szCs w:val="21"/>
-                <w:rtl/>
+                <w:noProof/>
+                <w:sz w:val="21"/>
+                <w:szCs w:val="21"/>
+                <w:rtl/>
+                <w:lang w:val="en-US" w:bidi="he-IL"/>
               </w:rPr>
               <w:t xml:space="preserve">כניסת אוויר דרך פתחי נשימה (סטיגמות) בדפנות הגוף.</w:t>
             </w:r>
@@ -4265,9 +4593,11 @@
                 <w:bCs w:val="false"/>
                 <w:i w:val="false"/>
                 <w:iCs w:val="false"/>
-                <w:sz w:val="21"/>
-                <w:szCs w:val="21"/>
-                <w:rtl/>
+                <w:noProof/>
+                <w:sz w:val="21"/>
+                <w:szCs w:val="21"/>
+                <w:rtl/>
+                <w:lang w:val="en-US" w:bidi="he-IL"/>
               </w:rPr>
               <w:t xml:space="preserve">בעיקרה פסיבית, מבוססת דיפוזיה, אך נעזרת בשאיבה אקטיבית של הבטן בזמן מאמץ.</w:t>
             </w:r>
@@ -4285,9 +4615,11 @@
                 <w:bCs w:val="false"/>
                 <w:i w:val="false"/>
                 <w:iCs w:val="false"/>
-                <w:sz w:val="21"/>
-                <w:szCs w:val="21"/>
-                <w:rtl/>
+                <w:noProof/>
+                <w:sz w:val="21"/>
+                <w:szCs w:val="21"/>
+                <w:rtl/>
+                <w:lang w:val="en-US" w:bidi="he-IL"/>
               </w:rPr>
               <w:t xml:space="preserve">הדם אינו נושא חמצן.</w:t>
             </w:r>
@@ -4316,9 +4648,11 @@
                 <w:bCs w:val="false"/>
                 <w:i w:val="false"/>
                 <w:iCs w:val="false"/>
-                <w:sz w:val="21"/>
-                <w:szCs w:val="21"/>
-                <w:rtl/>
+                <w:noProof/>
+                <w:sz w:val="21"/>
+                <w:szCs w:val="21"/>
+                <w:rtl/>
+                <w:lang w:val="en-US" w:bidi="he-IL"/>
               </w:rPr>
               <w:t xml:space="preserve">ריאות זוגיות עם חללים פנימיים המגדילים את שטח הפנים.</w:t>
             </w:r>
@@ -4336,9 +4670,11 @@
                 <w:bCs w:val="false"/>
                 <w:i w:val="false"/>
                 <w:iCs w:val="false"/>
-                <w:sz w:val="21"/>
-                <w:szCs w:val="21"/>
-                <w:rtl/>
+                <w:noProof/>
+                <w:sz w:val="21"/>
+                <w:szCs w:val="21"/>
+                <w:rtl/>
+                <w:lang w:val="en-US" w:bidi="he-IL"/>
               </w:rPr>
               <w:t xml:space="preserve">אוויר נכנס דרך הנחיריים והלוע.</w:t>
             </w:r>
@@ -4356,9 +4692,11 @@
                 <w:bCs w:val="false"/>
                 <w:i w:val="false"/>
                 <w:iCs w:val="false"/>
-                <w:sz w:val="21"/>
-                <w:szCs w:val="21"/>
-                <w:rtl/>
+                <w:noProof/>
+                <w:sz w:val="21"/>
+                <w:szCs w:val="21"/>
+                <w:rtl/>
+                <w:lang w:val="en-US" w:bidi="he-IL"/>
               </w:rPr>
               <w:t xml:space="preserve">אקטיבית: אוורור בלחץ שלילי באמצעות תנועת הצלעות ושרירי הגוף.</w:t>
             </w:r>
@@ -4376,9 +4714,11 @@
                 <w:bCs w:val="false"/>
                 <w:i w:val="false"/>
                 <w:iCs w:val="false"/>
-                <w:sz w:val="21"/>
-                <w:szCs w:val="21"/>
-                <w:rtl/>
+                <w:noProof/>
+                <w:sz w:val="21"/>
+                <w:szCs w:val="21"/>
+                <w:rtl/>
+                <w:lang w:val="en-US" w:bidi="he-IL"/>
               </w:rPr>
               <w:t xml:space="preserve">החמצן נישא בדם הקשור להמוגלובין.</w:t>
             </w:r>
@@ -4414,9 +4754,11 @@
                 <w:bCs/>
                 <w:i w:val="false"/>
                 <w:iCs w:val="false"/>
-                <w:sz w:val="21"/>
-                <w:szCs w:val="21"/>
-                <w:rtl/>
+                <w:noProof w:val="false"/>
+                <w:sz w:val="21"/>
+                <w:szCs w:val="21"/>
+                <w:rtl/>
+                <w:lang w:val="en-US" w:bidi="he-IL"/>
               </w:rPr>
               <w:t xml:space="preserve">מערכת הדם</w:t>
             </w:r>
@@ -4445,9 +4787,11 @@
                 <w:bCs w:val="false"/>
                 <w:i w:val="false"/>
                 <w:iCs w:val="false"/>
-                <w:sz w:val="21"/>
-                <w:szCs w:val="21"/>
-                <w:rtl/>
+                <w:noProof/>
+                <w:sz w:val="21"/>
+                <w:szCs w:val="21"/>
+                <w:rtl/>
+                <w:lang w:val="en-US" w:bidi="he-IL"/>
               </w:rPr>
               <w:t xml:space="preserve">מערכת פתוחה: ההמולימפה זורמת בחלל הגוף ורוחצת את האיברים ישירות.</w:t>
             </w:r>
@@ -4465,9 +4809,11 @@
                 <w:bCs w:val="false"/>
                 <w:i w:val="false"/>
                 <w:iCs w:val="false"/>
-                <w:sz w:val="21"/>
-                <w:szCs w:val="21"/>
-                <w:rtl/>
+                <w:noProof/>
+                <w:sz w:val="21"/>
+                <w:szCs w:val="21"/>
+                <w:rtl/>
+                <w:lang w:val="en-US" w:bidi="he-IL"/>
               </w:rPr>
               <w:t xml:space="preserve">כלי דם גבי אחד ובו סדרת חדרים ופתחי כניסה (אוסטיה), הפועל כלב.</w:t>
             </w:r>
@@ -4485,9 +4831,11 @@
                 <w:bCs w:val="false"/>
                 <w:i w:val="false"/>
                 <w:iCs w:val="false"/>
-                <w:sz w:val="21"/>
-                <w:szCs w:val="21"/>
-                <w:rtl/>
+                <w:noProof/>
+                <w:sz w:val="21"/>
+                <w:szCs w:val="21"/>
+                <w:rtl/>
+                <w:lang w:val="en-US" w:bidi="he-IL"/>
               </w:rPr>
               <w:t xml:space="preserve">ההמולימפה מובילה מזון, הורמונים ותאי חיסון, ולא חמצן.</w:t>
             </w:r>
@@ -4516,9 +4864,11 @@
                 <w:bCs w:val="false"/>
                 <w:i w:val="false"/>
                 <w:iCs w:val="false"/>
-                <w:sz w:val="21"/>
-                <w:szCs w:val="21"/>
-                <w:rtl/>
+                <w:noProof/>
+                <w:sz w:val="21"/>
+                <w:szCs w:val="21"/>
+                <w:rtl/>
+                <w:lang w:val="en-US" w:bidi="he-IL"/>
               </w:rPr>
               <w:t xml:space="preserve">מערכת סגורה: הדם נע בעורקים, בנימים ובוורידים בלבד.</w:t>
             </w:r>
@@ -4536,9 +4886,11 @@
                 <w:bCs w:val="false"/>
                 <w:i w:val="false"/>
                 <w:iCs w:val="false"/>
-                <w:sz w:val="21"/>
-                <w:szCs w:val="21"/>
-                <w:rtl/>
+                <w:noProof/>
+                <w:sz w:val="21"/>
+                <w:szCs w:val="21"/>
+                <w:rtl/>
+                <w:lang w:val="en-US" w:bidi="he-IL"/>
               </w:rPr>
               <w:t xml:space="preserve">לב תלת-מדורי: שתי עליות וחדר אחד המחולק חלקית, שמפחית ערבוב בין דם עשיר לדל בחמצן.</w:t>
             </w:r>
@@ -4556,9 +4908,11 @@
                 <w:bCs w:val="false"/>
                 <w:i w:val="false"/>
                 <w:iCs w:val="false"/>
-                <w:sz w:val="21"/>
-                <w:szCs w:val="21"/>
-                <w:rtl/>
+                <w:noProof/>
+                <w:sz w:val="21"/>
+                <w:szCs w:val="21"/>
+                <w:rtl/>
+                <w:lang w:val="en-US" w:bidi="he-IL"/>
               </w:rPr>
               <w:t xml:space="preserve">הדם מוביל חמצן, מזון ופסולת.</w:t>
             </w:r>
@@ -4594,9 +4948,11 @@
                 <w:bCs/>
                 <w:i w:val="false"/>
                 <w:iCs w:val="false"/>
-                <w:sz w:val="21"/>
-                <w:szCs w:val="21"/>
-                <w:rtl/>
+                <w:noProof w:val="false"/>
+                <w:sz w:val="21"/>
+                <w:szCs w:val="21"/>
+                <w:rtl/>
+                <w:lang w:val="en-US" w:bidi="he-IL"/>
               </w:rPr>
               <w:t xml:space="preserve">מערכת העצבים (כולל מוח)</w:t>
             </w:r>
@@ -4625,9 +4981,11 @@
                 <w:bCs w:val="false"/>
                 <w:i w:val="false"/>
                 <w:iCs w:val="false"/>
-                <w:sz w:val="21"/>
-                <w:szCs w:val="21"/>
-                <w:rtl/>
+                <w:noProof/>
+                <w:sz w:val="21"/>
+                <w:szCs w:val="21"/>
+                <w:rtl/>
+                <w:lang w:val="en-US" w:bidi="he-IL"/>
               </w:rPr>
               <w:t xml:space="preserve">מוח פשוט יחסית: גנגליון על-לועי, ומתחתיו חוט עצבים גחוני עם גנגליונים בכל טבעת.</w:t>
             </w:r>
@@ -4645,9 +5003,11 @@
                 <w:bCs w:val="false"/>
                 <w:i w:val="false"/>
                 <w:iCs w:val="false"/>
-                <w:sz w:val="21"/>
-                <w:szCs w:val="21"/>
-                <w:rtl/>
+                <w:noProof/>
+                <w:sz w:val="21"/>
+                <w:szCs w:val="21"/>
+                <w:rtl/>
+                <w:lang w:val="en-US" w:bidi="he-IL"/>
               </w:rPr>
               <w:t xml:space="preserve">פעולות רבות נשלטות מקומית בגנגליון הטבעתי גם בלי המוח.</w:t>
             </w:r>
@@ -4665,9 +5025,11 @@
                 <w:bCs w:val="false"/>
                 <w:i w:val="false"/>
                 <w:iCs w:val="false"/>
-                <w:sz w:val="21"/>
-                <w:szCs w:val="21"/>
-                <w:rtl/>
+                <w:noProof/>
+                <w:sz w:val="21"/>
+                <w:szCs w:val="21"/>
+                <w:rtl/>
+                <w:lang w:val="en-US" w:bidi="he-IL"/>
               </w:rPr>
               <w:t xml:space="preserve">גופיפי הפטרייה במוח קשורים בלמידה, בזיכרון ריח ובהתמצאות במרחב.</w:t>
             </w:r>
@@ -4685,9 +5047,11 @@
                 <w:bCs w:val="false"/>
                 <w:i w:val="false"/>
                 <w:iCs w:val="false"/>
-                <w:sz w:val="21"/>
-                <w:szCs w:val="21"/>
-                <w:rtl/>
+                <w:noProof/>
+                <w:sz w:val="21"/>
+                <w:szCs w:val="21"/>
+                <w:rtl/>
+                <w:lang w:val="en-US" w:bidi="he-IL"/>
               </w:rPr>
               <w:t xml:space="preserve">מורכבות התנהגותית גבוהה בזכות ארגון חברתי, לא בזכות מוח גדול.</w:t>
             </w:r>
@@ -4716,9 +5080,11 @@
                 <w:bCs w:val="false"/>
                 <w:i w:val="false"/>
                 <w:iCs w:val="false"/>
-                <w:sz w:val="21"/>
-                <w:szCs w:val="21"/>
-                <w:rtl/>
+                <w:noProof/>
+                <w:sz w:val="21"/>
+                <w:szCs w:val="21"/>
+                <w:rtl/>
+                <w:lang w:val="en-US" w:bidi="he-IL"/>
               </w:rPr>
               <w:t xml:space="preserve">מוח אמיתי בעל חלוקה לאונות: מוח קדמי, מוח אמצעי ומוח אחורי עם מוחון.</w:t>
             </w:r>
@@ -4736,9 +5102,11 @@
                 <w:bCs w:val="false"/>
                 <w:i w:val="false"/>
                 <w:iCs w:val="false"/>
-                <w:sz w:val="21"/>
-                <w:szCs w:val="21"/>
-                <w:rtl/>
+                <w:noProof/>
+                <w:sz w:val="21"/>
+                <w:szCs w:val="21"/>
+                <w:rtl/>
+                <w:lang w:val="en-US" w:bidi="he-IL"/>
               </w:rPr>
               <w:t xml:space="preserve">חוט שדרה גבי מוגן בתעלת החוליות, ומתפצלים ממנו עצבים היקפיים.</w:t>
             </w:r>
@@ -4756,9 +5124,11 @@
                 <w:bCs w:val="false"/>
                 <w:i w:val="false"/>
                 <w:iCs w:val="false"/>
-                <w:sz w:val="21"/>
-                <w:szCs w:val="21"/>
-                <w:rtl/>
+                <w:noProof/>
+                <w:sz w:val="21"/>
+                <w:szCs w:val="21"/>
+                <w:rtl/>
+                <w:lang w:val="en-US" w:bidi="he-IL"/>
               </w:rPr>
               <w:t xml:space="preserve">שליטה מרכזית בתנועה, ולמידה מרחבית טובה של אזור המחיה.</w:t>
             </w:r>
@@ -4776,9 +5146,11 @@
                 <w:bCs w:val="false"/>
                 <w:i w:val="false"/>
                 <w:iCs w:val="false"/>
-                <w:sz w:val="21"/>
-                <w:szCs w:val="21"/>
-                <w:rtl/>
+                <w:noProof/>
+                <w:sz w:val="21"/>
+                <w:szCs w:val="21"/>
+                <w:rtl/>
+                <w:lang w:val="en-US" w:bidi="he-IL"/>
               </w:rPr>
               <w:t xml:space="preserve">מורכבות גבוהה יותר ברמת הפרט הבודד.</w:t>
             </w:r>
@@ -4814,9 +5186,11 @@
                 <w:bCs/>
                 <w:i w:val="false"/>
                 <w:iCs w:val="false"/>
-                <w:sz w:val="21"/>
-                <w:szCs w:val="21"/>
-                <w:rtl/>
+                <w:noProof w:val="false"/>
+                <w:sz w:val="21"/>
+                <w:szCs w:val="21"/>
+                <w:rtl/>
+                <w:lang w:val="en-US" w:bidi="he-IL"/>
               </w:rPr>
               <w:t xml:space="preserve">חושים עיקריים</w:t>
             </w:r>
@@ -4845,9 +5219,11 @@
                 <w:bCs w:val="false"/>
                 <w:i w:val="false"/>
                 <w:iCs w:val="false"/>
-                <w:sz w:val="21"/>
-                <w:szCs w:val="21"/>
-                <w:rtl/>
+                <w:noProof/>
+                <w:sz w:val="21"/>
+                <w:szCs w:val="21"/>
+                <w:rtl/>
+                <w:lang w:val="en-US" w:bidi="he-IL"/>
               </w:rPr>
               <w:t xml:space="preserve">ריח וטעם, החושים המובילים; נקלטים בעיקר במחושים ומשמשים לזיהוי בני המושבה, מזון ופרומוני אזעקה.</w:t>
             </w:r>
@@ -4865,9 +5241,11 @@
                 <w:bCs w:val="false"/>
                 <w:i w:val="false"/>
                 <w:iCs w:val="false"/>
-                <w:sz w:val="21"/>
-                <w:szCs w:val="21"/>
-                <w:rtl/>
+                <w:noProof/>
+                <w:sz w:val="21"/>
+                <w:szCs w:val="21"/>
+                <w:rtl/>
+                <w:lang w:val="en-US" w:bidi="he-IL"/>
               </w:rPr>
               <w:t xml:space="preserve">ראייה: זוג עיני פסיפס גדולות ושלוש עיניות פשוטות; רגישות גבוהה לתנועה.</w:t>
             </w:r>
@@ -4885,9 +5263,11 @@
                 <w:bCs w:val="false"/>
                 <w:i w:val="false"/>
                 <w:iCs w:val="false"/>
-                <w:sz w:val="21"/>
-                <w:szCs w:val="21"/>
-                <w:rtl/>
+                <w:noProof/>
+                <w:sz w:val="21"/>
+                <w:szCs w:val="21"/>
+                <w:rtl/>
+                <w:lang w:val="en-US" w:bidi="he-IL"/>
               </w:rPr>
               <w:t xml:space="preserve">מישוש באמצעות זיפים על פני הגוף.</w:t>
             </w:r>
@@ -4916,9 +5296,11 @@
                 <w:bCs w:val="false"/>
                 <w:i w:val="false"/>
                 <w:iCs w:val="false"/>
-                <w:sz w:val="21"/>
-                <w:szCs w:val="21"/>
-                <w:rtl/>
+                <w:noProof/>
+                <w:sz w:val="21"/>
+                <w:szCs w:val="21"/>
+                <w:rtl/>
+                <w:lang w:val="en-US" w:bidi="he-IL"/>
               </w:rPr>
               <w:t xml:space="preserve">ראייה, החוש המוביל; עין גדולה, אישון אנכי ורשתית המותאמת לראייה בעוצמות אור נמוכות (Roth &amp; Kelber, 2004).</w:t>
             </w:r>
@@ -4936,9 +5318,11 @@
                 <w:bCs w:val="false"/>
                 <w:i w:val="false"/>
                 <w:iCs w:val="false"/>
-                <w:sz w:val="21"/>
-                <w:szCs w:val="21"/>
-                <w:rtl/>
+                <w:noProof/>
+                <w:sz w:val="21"/>
+                <w:szCs w:val="21"/>
+                <w:rtl/>
+                <w:lang w:val="en-US" w:bidi="he-IL"/>
               </w:rPr>
               <w:t xml:space="preserve">ריח וחוש כימי דרך הלשון ואיבר יעקובסון.</w:t>
             </w:r>
@@ -4956,9 +5340,11 @@
                 <w:bCs w:val="false"/>
                 <w:i w:val="false"/>
                 <w:iCs w:val="false"/>
-                <w:sz w:val="21"/>
-                <w:szCs w:val="21"/>
-                <w:rtl/>
+                <w:noProof/>
+                <w:sz w:val="21"/>
+                <w:szCs w:val="21"/>
+                <w:rtl/>
+                <w:lang w:val="en-US" w:bidi="he-IL"/>
               </w:rPr>
               <w:t xml:space="preserve">שמיעה של ממש, כולל תקשורת קולית (Bauer, 2013).</w:t>
             </w:r>
@@ -4994,9 +5380,11 @@
                 <w:bCs/>
                 <w:i w:val="false"/>
                 <w:iCs w:val="false"/>
-                <w:sz w:val="21"/>
-                <w:szCs w:val="21"/>
-                <w:rtl/>
+                <w:noProof w:val="false"/>
+                <w:sz w:val="21"/>
+                <w:szCs w:val="21"/>
+                <w:rtl/>
+                <w:lang w:val="en-US" w:bidi="he-IL"/>
               </w:rPr>
               <w:t xml:space="preserve">אופן התנועה</w:t>
             </w:r>
@@ -5025,9 +5413,11 @@
                 <w:bCs w:val="false"/>
                 <w:i w:val="false"/>
                 <w:iCs w:val="false"/>
-                <w:sz w:val="21"/>
-                <w:szCs w:val="21"/>
-                <w:rtl/>
+                <w:noProof/>
+                <w:sz w:val="21"/>
+                <w:szCs w:val="21"/>
+                <w:rtl/>
+                <w:lang w:val="en-US" w:bidi="he-IL"/>
               </w:rPr>
               <w:t xml:space="preserve">תווך עיקרי: אוויר. תעופה בשני זוגות כנפיים קרומיות המחוברות זו לזו בווים.</w:t>
             </w:r>
@@ -5045,9 +5435,11 @@
                 <w:bCs w:val="false"/>
                 <w:i w:val="false"/>
                 <w:iCs w:val="false"/>
-                <w:sz w:val="21"/>
-                <w:szCs w:val="21"/>
-                <w:rtl/>
+                <w:noProof/>
+                <w:sz w:val="21"/>
+                <w:szCs w:val="21"/>
+                <w:rtl/>
+                <w:lang w:val="en-US" w:bidi="he-IL"/>
               </w:rPr>
               <w:t xml:space="preserve">התעופה מונעת בשרירים עקיפים המעוותים את בית החזה.</w:t>
             </w:r>
@@ -5065,9 +5457,11 @@
                 <w:bCs w:val="false"/>
                 <w:i w:val="false"/>
                 <w:iCs w:val="false"/>
-                <w:sz w:val="21"/>
-                <w:szCs w:val="21"/>
-                <w:rtl/>
+                <w:noProof/>
+                <w:sz w:val="21"/>
+                <w:szCs w:val="21"/>
+                <w:rtl/>
+                <w:lang w:val="en-US" w:bidi="he-IL"/>
               </w:rPr>
               <w:t xml:space="preserve">שש רגליים המשמשות להליכה, לאחיזה בטרף ולבניית הקן.</w:t>
             </w:r>
@@ -5096,9 +5490,11 @@
                 <w:bCs w:val="false"/>
                 <w:i w:val="false"/>
                 <w:iCs w:val="false"/>
-                <w:sz w:val="21"/>
-                <w:szCs w:val="21"/>
-                <w:rtl/>
+                <w:noProof/>
+                <w:sz w:val="21"/>
+                <w:szCs w:val="21"/>
+                <w:rtl/>
+                <w:lang w:val="en-US" w:bidi="he-IL"/>
               </w:rPr>
               <w:t xml:space="preserve">תווך עיקרי: יבשה, כולל משטחים אנכיים והפוכים.</w:t>
             </w:r>
@@ -5116,9 +5512,11 @@
                 <w:bCs w:val="false"/>
                 <w:i w:val="false"/>
                 <w:iCs w:val="false"/>
-                <w:sz w:val="21"/>
-                <w:szCs w:val="21"/>
-                <w:rtl/>
+                <w:noProof/>
+                <w:sz w:val="21"/>
+                <w:szCs w:val="21"/>
+                <w:rtl/>
+                <w:lang w:val="en-US" w:bidi="he-IL"/>
               </w:rPr>
               <w:t xml:space="preserve">הליכה וריצה על ארבע גפיים בתנועה גלית של הגו.</w:t>
             </w:r>
@@ -5136,9 +5534,11 @@
                 <w:bCs w:val="false"/>
                 <w:i w:val="false"/>
                 <w:iCs w:val="false"/>
-                <w:sz w:val="21"/>
-                <w:szCs w:val="21"/>
-                <w:rtl/>
+                <w:noProof/>
+                <w:sz w:val="21"/>
+                <w:szCs w:val="21"/>
+                <w:rtl/>
+                <w:lang w:val="en-US" w:bidi="he-IL"/>
               </w:rPr>
               <w:t xml:space="preserve">כריות היצמדות המאפשרות טיפוס על זכוכית ועל תקרות (Autumn et al., 2000).</w:t>
             </w:r>
@@ -5174,9 +5574,11 @@
                 <w:bCs/>
                 <w:i w:val="false"/>
                 <w:iCs w:val="false"/>
-                <w:sz w:val="21"/>
-                <w:szCs w:val="21"/>
-                <w:rtl/>
+                <w:noProof w:val="false"/>
+                <w:sz w:val="21"/>
+                <w:szCs w:val="21"/>
+                <w:rtl/>
+                <w:lang w:val="en-US" w:bidi="he-IL"/>
               </w:rPr>
               <w:t xml:space="preserve">אמצעי הגנה</w:t>
             </w:r>
@@ -5205,9 +5607,11 @@
                 <w:bCs w:val="false"/>
                 <w:i w:val="false"/>
                 <w:iCs w:val="false"/>
-                <w:sz w:val="21"/>
-                <w:szCs w:val="21"/>
-                <w:rtl/>
+                <w:noProof/>
+                <w:sz w:val="21"/>
+                <w:szCs w:val="21"/>
+                <w:rtl/>
+                <w:lang w:val="en-US" w:bidi="he-IL"/>
               </w:rPr>
               <w:t xml:space="preserve">אקטיבי: עוקץ, שהוא צינור הטלה שעבר שינוי ולכן קיים בנקבות בלבד; ניתן לעקוץ שוב ושוב.</w:t>
             </w:r>
@@ -5225,9 +5629,11 @@
                 <w:bCs w:val="false"/>
                 <w:i w:val="false"/>
                 <w:iCs w:val="false"/>
-                <w:sz w:val="21"/>
-                <w:szCs w:val="21"/>
-                <w:rtl/>
+                <w:noProof/>
+                <w:sz w:val="21"/>
+                <w:szCs w:val="21"/>
+                <w:rtl/>
+                <w:lang w:val="en-US" w:bidi="he-IL"/>
               </w:rPr>
               <w:t xml:space="preserve">כימי: ארס וכן פרומון אזעקה המגייס פועלות נוספות תוך שניות.</w:t>
             </w:r>
@@ -5245,9 +5651,11 @@
                 <w:bCs w:val="false"/>
                 <w:i w:val="false"/>
                 <w:iCs w:val="false"/>
-                <w:sz w:val="21"/>
-                <w:szCs w:val="21"/>
-                <w:rtl/>
+                <w:noProof/>
+                <w:sz w:val="21"/>
+                <w:szCs w:val="21"/>
+                <w:rtl/>
+                <w:lang w:val="en-US" w:bidi="he-IL"/>
               </w:rPr>
               <w:t xml:space="preserve">פסיבי: צבעי אזהרה (אפוסמטיים) של צהוב וחום.</w:t>
             </w:r>
@@ -5265,9 +5673,11 @@
                 <w:bCs w:val="false"/>
                 <w:i w:val="false"/>
                 <w:iCs w:val="false"/>
-                <w:sz w:val="21"/>
-                <w:szCs w:val="21"/>
-                <w:rtl/>
+                <w:noProof/>
+                <w:sz w:val="21"/>
+                <w:szCs w:val="21"/>
+                <w:rtl/>
+                <w:lang w:val="en-US" w:bidi="he-IL"/>
               </w:rPr>
               <w:t xml:space="preserve">לסתות חזקות לנשיכה.</w:t>
             </w:r>
@@ -5296,9 +5706,11 @@
                 <w:bCs w:val="false"/>
                 <w:i w:val="false"/>
                 <w:iCs w:val="false"/>
-                <w:sz w:val="21"/>
-                <w:szCs w:val="21"/>
-                <w:rtl/>
+                <w:noProof/>
+                <w:sz w:val="21"/>
+                <w:szCs w:val="21"/>
+                <w:rtl/>
+                <w:lang w:val="en-US" w:bidi="he-IL"/>
               </w:rPr>
               <w:t xml:space="preserve">אקטיבי: בריחה מהירה למחבוא, ונשיכה חלשה כמוצא אחרון.</w:t>
             </w:r>
@@ -5316,9 +5728,11 @@
                 <w:bCs w:val="false"/>
                 <w:i w:val="false"/>
                 <w:iCs w:val="false"/>
-                <w:sz w:val="21"/>
-                <w:szCs w:val="21"/>
-                <w:rtl/>
+                <w:noProof/>
+                <w:sz w:val="21"/>
+                <w:szCs w:val="21"/>
+                <w:rtl/>
+                <w:lang w:val="en-US" w:bidi="he-IL"/>
               </w:rPr>
               <w:t xml:space="preserve">השלכת זנב (אוטוטומיה) במקום שבר מובנה; הזנב המתפתל מסיח את הטורף והפרט נמלט (Bateman &amp; Fleming, 2009).</w:t>
             </w:r>
@@ -5336,9 +5750,11 @@
                 <w:bCs w:val="false"/>
                 <w:i w:val="false"/>
                 <w:iCs w:val="false"/>
-                <w:sz w:val="21"/>
-                <w:szCs w:val="21"/>
-                <w:rtl/>
+                <w:noProof/>
+                <w:sz w:val="21"/>
+                <w:szCs w:val="21"/>
+                <w:rtl/>
+                <w:lang w:val="en-US" w:bidi="he-IL"/>
               </w:rPr>
               <w:t xml:space="preserve">פסיבי: הסוואה בצבע העור ופעילות לילית.</w:t>
             </w:r>
@@ -5356,9 +5772,11 @@
                 <w:bCs w:val="false"/>
                 <w:i w:val="false"/>
                 <w:iCs w:val="false"/>
-                <w:sz w:val="21"/>
-                <w:szCs w:val="21"/>
-                <w:rtl/>
+                <w:noProof/>
+                <w:sz w:val="21"/>
+                <w:szCs w:val="21"/>
+                <w:rtl/>
+                <w:lang w:val="en-US" w:bidi="he-IL"/>
               </w:rPr>
               <w:t xml:space="preserve">הזנב מתחדש, אך בנוי סחוס ואינו זהה למקורי.</w:t>
             </w:r>
@@ -5394,9 +5812,11 @@
                 <w:bCs/>
                 <w:i w:val="false"/>
                 <w:iCs w:val="false"/>
-                <w:sz w:val="21"/>
-                <w:szCs w:val="21"/>
-                <w:rtl/>
+                <w:noProof w:val="false"/>
+                <w:sz w:val="21"/>
+                <w:szCs w:val="21"/>
+                <w:rtl/>
+                <w:lang w:val="en-US" w:bidi="he-IL"/>
               </w:rPr>
               <w:t xml:space="preserve">רבייה</w:t>
             </w:r>
@@ -5425,9 +5845,11 @@
                 <w:bCs w:val="false"/>
                 <w:i w:val="false"/>
                 <w:iCs w:val="false"/>
-                <w:sz w:val="21"/>
-                <w:szCs w:val="21"/>
-                <w:rtl/>
+                <w:noProof/>
+                <w:sz w:val="21"/>
+                <w:szCs w:val="21"/>
+                <w:rtl/>
+                <w:lang w:val="en-US" w:bidi="he-IL"/>
               </w:rPr>
               <w:t xml:space="preserve">רבייה זוויגית עם הפריה פנימית, ולצדה מנגנון הפלואידי-דיפלואידי: ביצים מופרות מתפתחות לנקבות ולא מופרות לזכרים.</w:t>
             </w:r>
@@ -5445,9 +5867,11 @@
                 <w:bCs w:val="false"/>
                 <w:i w:val="false"/>
                 <w:iCs w:val="false"/>
-                <w:sz w:val="21"/>
-                <w:szCs w:val="21"/>
-                <w:rtl/>
+                <w:noProof/>
+                <w:sz w:val="21"/>
+                <w:szCs w:val="21"/>
+                <w:rtl/>
+                <w:lang w:val="en-US" w:bidi="he-IL"/>
               </w:rPr>
               <w:t xml:space="preserve">אוסוציאליות: חלוקת תפקידים רבייתית (מלכה אחת פורייה מול פועלות עקרות), דורות חופפים בקן, וטיפול משותף בצאצאים (ויינברגר, 2025).</w:t>
             </w:r>
@@ -5465,9 +5889,11 @@
                 <w:bCs w:val="false"/>
                 <w:i w:val="false"/>
                 <w:iCs w:val="false"/>
-                <w:sz w:val="21"/>
-                <w:szCs w:val="21"/>
-                <w:rtl/>
+                <w:noProof/>
+                <w:sz w:val="21"/>
+                <w:szCs w:val="21"/>
+                <w:rtl/>
+                <w:lang w:val="en-US" w:bidi="he-IL"/>
               </w:rPr>
               <w:t xml:space="preserve">המלכה נושאת זרע שנקלט בהזדווגות אחת ומשתמשת בו לאורך כל העונה.</w:t>
             </w:r>
@@ -5485,9 +5911,11 @@
                 <w:bCs w:val="false"/>
                 <w:i w:val="false"/>
                 <w:iCs w:val="false"/>
-                <w:sz w:val="21"/>
-                <w:szCs w:val="21"/>
-                <w:rtl/>
+                <w:noProof/>
+                <w:sz w:val="21"/>
+                <w:szCs w:val="21"/>
+                <w:rtl/>
+                <w:lang w:val="en-US" w:bidi="he-IL"/>
               </w:rPr>
               <w:t xml:space="preserve">טיפול בצאצאים משותף לכל הפועלות.</w:t>
             </w:r>
@@ -5516,9 +5944,11 @@
                 <w:bCs w:val="false"/>
                 <w:i w:val="false"/>
                 <w:iCs w:val="false"/>
-                <w:sz w:val="21"/>
-                <w:szCs w:val="21"/>
-                <w:rtl/>
+                <w:noProof/>
+                <w:sz w:val="21"/>
+                <w:szCs w:val="21"/>
+                <w:rtl/>
+                <w:lang w:val="en-US" w:bidi="he-IL"/>
               </w:rPr>
               <w:t xml:space="preserve">רבייה זוויגית עם הפריה פנימית; שני זוויגים נפרדים.</w:t>
             </w:r>
@@ -5536,9 +5966,11 @@
                 <w:bCs w:val="false"/>
                 <w:i w:val="false"/>
                 <w:iCs w:val="false"/>
-                <w:sz w:val="21"/>
-                <w:szCs w:val="21"/>
-                <w:rtl/>
+                <w:noProof/>
+                <w:sz w:val="21"/>
+                <w:szCs w:val="21"/>
+                <w:rtl/>
+                <w:lang w:val="en-US" w:bidi="he-IL"/>
               </w:rPr>
               <w:t xml:space="preserve">לזכר שני איברי הזדווגות (hemipenes) והוא משתמש באחד מהם בכל הזדווגות.</w:t>
             </w:r>
@@ -5556,9 +5988,11 @@
                 <w:bCs w:val="false"/>
                 <w:i w:val="false"/>
                 <w:iCs w:val="false"/>
-                <w:sz w:val="21"/>
-                <w:szCs w:val="21"/>
-                <w:rtl/>
+                <w:noProof/>
+                <w:sz w:val="21"/>
+                <w:szCs w:val="21"/>
+                <w:rtl/>
+                <w:lang w:val="en-US" w:bidi="he-IL"/>
               </w:rPr>
               <w:t xml:space="preserve">מטילת ביצים: שתי ביצים בקליפה קשה בכל הטלה, כמה הטלות בעונה (Selcer, 1986).</w:t>
             </w:r>
@@ -5576,9 +6010,11 @@
                 <w:bCs w:val="false"/>
                 <w:i w:val="false"/>
                 <w:iCs w:val="false"/>
-                <w:sz w:val="21"/>
-                <w:szCs w:val="21"/>
-                <w:rtl/>
+                <w:noProof/>
+                <w:sz w:val="21"/>
+                <w:szCs w:val="21"/>
+                <w:rtl/>
+                <w:lang w:val="en-US" w:bidi="he-IL"/>
               </w:rPr>
               <w:t xml:space="preserve">אין טיפול הורי; הצאצא עצמאי מרגע הבקיעה.</w:t>
             </w:r>
@@ -5614,9 +6050,11 @@
                 <w:bCs/>
                 <w:i w:val="false"/>
                 <w:iCs w:val="false"/>
-                <w:sz w:val="21"/>
-                <w:szCs w:val="21"/>
-                <w:rtl/>
+                <w:noProof w:val="false"/>
+                <w:sz w:val="21"/>
+                <w:szCs w:val="21"/>
+                <w:rtl/>
+                <w:lang w:val="en-US" w:bidi="he-IL"/>
               </w:rPr>
               <w:t xml:space="preserve">איברים מיוחדים</w:t>
             </w:r>
@@ -5645,9 +6083,11 @@
                 <w:bCs w:val="false"/>
                 <w:i w:val="false"/>
                 <w:iCs w:val="false"/>
-                <w:sz w:val="21"/>
-                <w:szCs w:val="21"/>
-                <w:rtl/>
+                <w:noProof/>
+                <w:sz w:val="21"/>
+                <w:szCs w:val="21"/>
+                <w:rtl/>
+                <w:lang w:val="en-US" w:bidi="he-IL"/>
               </w:rPr>
               <w:t xml:space="preserve">רצועה צהובה ובה קסנתופטרין ומבנה חריצים, שלגביה הוצע תפקיד בקציר אנרגיה מאור (Plotkin et al., 2010).</w:t>
             </w:r>
@@ -5665,9 +6105,11 @@
                 <w:bCs w:val="false"/>
                 <w:i w:val="false"/>
                 <w:iCs w:val="false"/>
-                <w:sz w:val="21"/>
-                <w:szCs w:val="21"/>
-                <w:rtl/>
+                <w:noProof/>
+                <w:sz w:val="21"/>
+                <w:szCs w:val="21"/>
+                <w:rtl/>
+                <w:lang w:val="en-US" w:bidi="he-IL"/>
               </w:rPr>
               <w:t xml:space="preserve">בלוטת ארס וצינור הטלה שהפך לעוקץ.</w:t>
             </w:r>
@@ -5685,9 +6127,11 @@
                 <w:bCs w:val="false"/>
                 <w:i w:val="false"/>
                 <w:iCs w:val="false"/>
-                <w:sz w:val="21"/>
-                <w:szCs w:val="21"/>
-                <w:rtl/>
+                <w:noProof/>
+                <w:sz w:val="21"/>
+                <w:szCs w:val="21"/>
+                <w:rtl/>
+                <w:lang w:val="en-US" w:bidi="he-IL"/>
               </w:rPr>
               <w:t xml:space="preserve">צינורות מלפיגי כאיבר הפרשה ייחודי לחרקים.</w:t>
             </w:r>
@@ -5716,9 +6160,11 @@
                 <w:bCs w:val="false"/>
                 <w:i w:val="false"/>
                 <w:iCs w:val="false"/>
-                <w:sz w:val="21"/>
-                <w:szCs w:val="21"/>
-                <w:rtl/>
+                <w:noProof/>
+                <w:sz w:val="21"/>
+                <w:szCs w:val="21"/>
+                <w:rtl/>
+                <w:lang w:val="en-US" w:bidi="he-IL"/>
               </w:rPr>
               <w:t xml:space="preserve">כריות היצמדות עם זיפים ננומטריים.</w:t>
             </w:r>
@@ -5736,9 +6182,11 @@
                 <w:bCs w:val="false"/>
                 <w:i w:val="false"/>
                 <w:iCs w:val="false"/>
-                <w:sz w:val="21"/>
-                <w:szCs w:val="21"/>
-                <w:rtl/>
+                <w:noProof/>
+                <w:sz w:val="21"/>
+                <w:szCs w:val="21"/>
+                <w:rtl/>
+                <w:lang w:val="en-US" w:bidi="he-IL"/>
               </w:rPr>
               <w:t xml:space="preserve">קשקש שקוף במקום עפעף נייד, המנוקה בלשון.</w:t>
             </w:r>
@@ -5756,9 +6204,11 @@
                 <w:bCs w:val="false"/>
                 <w:i w:val="false"/>
                 <w:iCs w:val="false"/>
-                <w:sz w:val="21"/>
-                <w:szCs w:val="21"/>
-                <w:rtl/>
+                <w:noProof/>
+                <w:sz w:val="21"/>
+                <w:szCs w:val="21"/>
+                <w:rtl/>
+                <w:lang w:val="en-US" w:bidi="he-IL"/>
               </w:rPr>
               <w:t xml:space="preserve">מישורי שבר מובנים בחוליות הזנב, המאפשרים את השלכתו.</w:t>
             </w:r>
@@ -5776,9 +6226,11 @@
                 <w:bCs w:val="false"/>
                 <w:i w:val="false"/>
                 <w:iCs w:val="false"/>
-                <w:sz w:val="21"/>
-                <w:szCs w:val="21"/>
-                <w:rtl/>
+                <w:noProof/>
+                <w:sz w:val="21"/>
+                <w:szCs w:val="21"/>
+                <w:rtl/>
+                <w:lang w:val="en-US" w:bidi="he-IL"/>
               </w:rPr>
               <w:t xml:space="preserve">איבר יעקובסון לקליטת גירויים כימיים.</w:t>
             </w:r>
@@ -5814,9 +6266,11 @@
                 <w:bCs/>
                 <w:i w:val="false"/>
                 <w:iCs w:val="false"/>
-                <w:sz w:val="21"/>
-                <w:szCs w:val="21"/>
-                <w:rtl/>
+                <w:noProof w:val="false"/>
+                <w:sz w:val="21"/>
+                <w:szCs w:val="21"/>
+                <w:rtl/>
+                <w:lang w:val="en-US" w:bidi="he-IL"/>
               </w:rPr>
               <w:t xml:space="preserve">הקשר לאדם</w:t>
             </w:r>
@@ -5845,9 +6299,11 @@
                 <w:bCs w:val="false"/>
                 <w:i w:val="false"/>
                 <w:iCs w:val="false"/>
-                <w:sz w:val="21"/>
-                <w:szCs w:val="21"/>
-                <w:rtl/>
+                <w:noProof/>
+                <w:sz w:val="21"/>
+                <w:szCs w:val="21"/>
+                <w:rtl/>
+                <w:lang w:val="en-US" w:bidi="he-IL"/>
               </w:rPr>
               <w:t xml:space="preserve">מזיק כלכלי לענף הדבורים; תוקפת כוורות וטורפת דבורים.</w:t>
             </w:r>
@@ -5865,9 +6321,11 @@
                 <w:bCs w:val="false"/>
                 <w:i w:val="false"/>
                 <w:iCs w:val="false"/>
-                <w:sz w:val="21"/>
-                <w:szCs w:val="21"/>
-                <w:rtl/>
+                <w:noProof/>
+                <w:sz w:val="21"/>
+                <w:szCs w:val="21"/>
+                <w:rtl/>
+                <w:lang w:val="en-US" w:bidi="he-IL"/>
               </w:rPr>
               <w:t xml:space="preserve">עקיצה כואבת ומסוכנת לאנשים אלרגיים.</w:t>
             </w:r>
@@ -5885,9 +6343,11 @@
                 <w:bCs w:val="false"/>
                 <w:i w:val="false"/>
                 <w:iCs w:val="false"/>
-                <w:sz w:val="21"/>
-                <w:szCs w:val="21"/>
-                <w:rtl/>
+                <w:noProof/>
+                <w:sz w:val="21"/>
+                <w:szCs w:val="21"/>
+                <w:rtl/>
+                <w:lang w:val="en-US" w:bidi="he-IL"/>
               </w:rPr>
               <w:t xml:space="preserve">מועילה בטריפת חרקים, בסילוק פגרים ובהאבקה.</w:t>
             </w:r>
@@ -5905,9 +6365,11 @@
                 <w:bCs w:val="false"/>
                 <w:i w:val="false"/>
                 <w:iCs w:val="false"/>
-                <w:sz w:val="21"/>
-                <w:szCs w:val="21"/>
-                <w:rtl/>
+                <w:noProof/>
+                <w:sz w:val="21"/>
+                <w:szCs w:val="21"/>
+                <w:rtl/>
+                <w:lang w:val="en-US" w:bidi="he-IL"/>
               </w:rPr>
               <w:t xml:space="preserve">מפיצה שמרי יין אל הענבים בסתיו, תפקיד בעל חשיבות לתעשיית היין (ויינברגר, 2025).</w:t>
             </w:r>
@@ -5925,9 +6387,11 @@
                 <w:bCs w:val="false"/>
                 <w:i w:val="false"/>
                 <w:iCs w:val="false"/>
-                <w:sz w:val="21"/>
-                <w:szCs w:val="21"/>
-                <w:rtl/>
+                <w:noProof/>
+                <w:sz w:val="21"/>
+                <w:szCs w:val="21"/>
+                <w:rtl/>
+                <w:lang w:val="en-US" w:bidi="he-IL"/>
               </w:rPr>
               <w:t xml:space="preserve">מין פולש מחוץ לתחום תפוצתה (Werenkraut et al., 2022).</w:t>
             </w:r>
@@ -5956,9 +6420,11 @@
                 <w:bCs w:val="false"/>
                 <w:i w:val="false"/>
                 <w:iCs w:val="false"/>
-                <w:sz w:val="21"/>
-                <w:szCs w:val="21"/>
-                <w:rtl/>
+                <w:noProof/>
+                <w:sz w:val="21"/>
+                <w:szCs w:val="21"/>
+                <w:rtl/>
+                <w:lang w:val="en-US" w:bidi="he-IL"/>
               </w:rPr>
               <w:t xml:space="preserve">קומנסלית: מפיקה תועלת ישירה ממבנים ומתאורה מלאכותית.</w:t>
             </w:r>
@@ -5976,9 +6442,11 @@
                 <w:bCs w:val="false"/>
                 <w:i w:val="false"/>
                 <w:iCs w:val="false"/>
-                <w:sz w:val="21"/>
-                <w:szCs w:val="21"/>
-                <w:rtl/>
+                <w:noProof/>
+                <w:sz w:val="21"/>
+                <w:szCs w:val="21"/>
+                <w:rtl/>
+                <w:lang w:val="en-US" w:bidi="he-IL"/>
               </w:rPr>
               <w:t xml:space="preserve">מועילה בצמצום יתושים וחרקים ביתיים.</w:t>
             </w:r>
@@ -5996,9 +6464,11 @@
                 <w:bCs w:val="false"/>
                 <w:i w:val="false"/>
                 <w:iCs w:val="false"/>
-                <w:sz w:val="21"/>
-                <w:szCs w:val="21"/>
-                <w:rtl/>
+                <w:noProof/>
+                <w:sz w:val="21"/>
+                <w:szCs w:val="21"/>
+                <w:rtl/>
+                <w:lang w:val="en-US" w:bidi="he-IL"/>
               </w:rPr>
               <w:t xml:space="preserve">אינה מזיקה ואינה ארסית.</w:t>
             </w:r>
@@ -6016,9 +6486,11 @@
                 <w:bCs w:val="false"/>
                 <w:i w:val="false"/>
                 <w:iCs w:val="false"/>
-                <w:sz w:val="21"/>
-                <w:szCs w:val="21"/>
-                <w:rtl/>
+                <w:noProof/>
+                <w:sz w:val="21"/>
+                <w:szCs w:val="21"/>
+                <w:rtl/>
+                <w:lang w:val="en-US" w:bidi="he-IL"/>
               </w:rPr>
               <w:t xml:space="preserve">הופצה בעולם בהסעה אקראית באמצעות האדם (Selcer, 1986).</w:t>
             </w:r>
@@ -6041,9 +6513,11 @@
           <w:bCs/>
           <w:i w:val="false"/>
           <w:iCs w:val="false"/>
+          <w:noProof w:val="false"/>
           <w:sz w:val="28"/>
           <w:szCs w:val="28"/>
           <w:rtl/>
+          <w:lang w:val="en-US" w:bidi="he-IL"/>
         </w:rPr>
         <w:t xml:space="preserve">סיכום ומסקנות</w:t>
       </w:r>
@@ -6061,9 +6535,11 @@
           <w:bCs w:val="false"/>
           <w:i w:val="false"/>
           <w:iCs w:val="false"/>
-          <w:sz w:val="24"/>
-          <w:szCs w:val="24"/>
-          <w:rtl/>
+          <w:noProof w:val="false"/>
+          <w:sz w:val="24"/>
+          <w:szCs w:val="24"/>
+          <w:rtl/>
+          <w:lang w:val="en-US" w:bidi="he-IL"/>
         </w:rPr>
         <w:t xml:space="preserve">ההשוואה בין הצרעה המזרחית לשממית המצויה מציבה זו מול זו שתי ארכיטקטורות שונות בתכלית. אצל הצרעה השלד החיצוני מספק הגנה טובה ומונע איבוד מים, אך הוא כלוב: הגדילה אפשרית רק בהתנשלות, והמשקל שהוא מוסיף עולה מהר יותר מן הנפח שהוא עוטף. לצדו פועלות מערכת דם פתוחה שאינה מובילה חמצן ומערכת קנימים המספקת חמצן בדיפוזיה, ושתיהן יעילות רק במרחקים קצרים. יחד, שלוש המגבלות האלה מסבירות מדוע 35 מ"מ הם כמעט התקרה של המין הזה.</w:t>
       </w:r>
@@ -6081,9 +6557,11 @@
           <w:bCs w:val="false"/>
           <w:i w:val="false"/>
           <w:iCs w:val="false"/>
-          <w:sz w:val="24"/>
-          <w:szCs w:val="24"/>
-          <w:rtl/>
+          <w:noProof w:val="false"/>
+          <w:sz w:val="24"/>
+          <w:szCs w:val="24"/>
+          <w:rtl/>
+          <w:lang w:val="en-US" w:bidi="he-IL"/>
         </w:rPr>
         <w:t xml:space="preserve">השממית פתרה את אותן דרישות אחרת. השלד הפנימי גדל יחד עם בעל החיים ואינו מחייב החלפה, מערכת הדם הסגורה מובילה חמצן בהמוגלובין ומאפשרת בקרה על לחץ ועל קצב האספקה, והריאות מאווררות באופן אקטיבי. הפתרון הזה יקר יותר מבחינה אנרגטית, אך הוא מסיר את התקרה על גודל הגוף ומאפשר פעילות ממושכת. עם זאת, שתיהן בעלות חום גוף משתנה ותלויות בטמפרטורת הסביבה.</w:t>
       </w:r>
@@ -6101,9 +6579,11 @@
           <w:bCs w:val="false"/>
           <w:i w:val="false"/>
           <w:iCs w:val="false"/>
-          <w:sz w:val="24"/>
-          <w:szCs w:val="24"/>
-          <w:rtl/>
+          <w:noProof w:val="false"/>
+          <w:sz w:val="24"/>
+          <w:szCs w:val="24"/>
+          <w:rtl/>
+          <w:lang w:val="en-US" w:bidi="he-IL"/>
         </w:rPr>
         <w:t xml:space="preserve">ההבדל השני שעלה בבירור נוגע למקום שבו נמצאת המורכבות. אצל הצרעה המוח קטן ופשוט, ורוב היכולת המרשימה נמצאת ברמת המושבה: חלוקת תפקידים, בנייה משותפת, גיוס מהיר להגנה והזנה הדדית בין דורות. אצל השממית המורכבות נמצאת כולה בפרט: מוח מפותח, למידה של מפת המחייה, תקשורת קולית וזיהוי מחסות. שתי הדרכים מובילות להתנהגות מתוחכמת, אבל היחידה שנושאת אותה שונה לגמרי. הדוגמה החדה ביותר היא ויסות חום: השממית מווסתת את חומה בבחירת מקום על הקיר, ואילו מושבת הצרעות מווסתת את חום הקן כולו ומחזיקה אותו בטווח של מעלות בודדות (ויינברגר, 2025). זו יכולת של קבוצה, לא של פרט.</w:t>
       </w:r>
@@ -6121,9 +6601,11 @@
           <w:bCs w:val="false"/>
           <w:i w:val="false"/>
           <w:iCs w:val="false"/>
-          <w:sz w:val="24"/>
-          <w:szCs w:val="24"/>
-          <w:rtl/>
+          <w:noProof w:val="false"/>
+          <w:sz w:val="24"/>
+          <w:szCs w:val="24"/>
+          <w:rtl/>
+          <w:lang w:val="en-US" w:bidi="he-IL"/>
         </w:rPr>
         <w:t xml:space="preserve">נקודה שלישית שעולה מן ההשוואה היא מידת התלות באדם. שני המינים הם מקומיים, אך שניהם הרוויחו מהסביבה הבנויה, ובשניהם הרווח הזה הוביל להתפשטות רחוקה מתחום התפוצה המקורי בעזרת תחבורה אנושית (Selcer, 1986; Werenkraut et al., 2022). התוצאה שונה: השממית נחשבת ברוב האזורים לחסרת נזק ואף מועילה, ואילו הצרעה המזרחית הוגדרה מין פולש בעל פוטנציאל נזק לענף הדבורים ולמערכות מקומיות. התנועה פועלת גם פנימה: שממית החומות המצרית, שהגיעה לישראל בהסעה אקראית ודחקה שממיות מקומיות עד להיעלמותן מאתר שלם, היא הצד השני של אותו מטבע (רשות הטבע והגנים, 2024).</w:t>
       </w:r>
@@ -6141,9 +6623,11 @@
           <w:bCs w:val="false"/>
           <w:i w:val="false"/>
           <w:iCs w:val="false"/>
-          <w:sz w:val="24"/>
-          <w:szCs w:val="24"/>
-          <w:rtl/>
+          <w:noProof w:val="false"/>
+          <w:sz w:val="24"/>
+          <w:szCs w:val="24"/>
+          <w:rtl/>
+          <w:lang w:val="en-US" w:bidi="he-IL"/>
         </w:rPr>
         <w:t xml:space="preserve">מן ההשוואה עולות כמה מסקנות מעשיות. ראשית, קן צרעים בחצר אינו מטרד שיש לטפל בו לבד: ריסוס עצמאי מגרה את פרומון האזעקה ומגדיל את הסיכון לעקיצות המוניות, ולכן יש לפנות למדביר מוסמך או לרשות המקומית, ורצוי בשעות החושך שבהן הפועלות בקן. שנית, פחי אשפה סגורים והרחקת פירות נשירה מן החצר מפחיתים את מספר הצרעות סביב הבית יותר מכל אמצעי אחר, משום שהם מסלקים את מקור הפחמימות. שלישית, שממית על קיר הבית אינה מצריכה טיפול, ומי שמעוניין למעט ביתושים יפיק תועלת מהשארתה במקומה, ואילו החלפת תאורת חוץ לבנה בתאורה חמה מצמצמת את כמות החרקים הנמשכים לבית ומשנה בעקיפין את פעילות שני המינים. רביעית, שממית גדולה במיוחד הנושאת ארבעה כתמים לבנים על הגב אינה השממית המצויה אלא המין הפולש, ומי שמזהה אותה בערבה או בדרום מתבקש לצלם, לדווח לרשות הטבע והגנים ולא לגעת בה (רשות הטבע והגנים, 2024).</w:t>
       </w:r>
@@ -6163,9 +6647,11 @@
           <w:bCs/>
           <w:i w:val="false"/>
           <w:iCs w:val="false"/>
+          <w:noProof w:val="false"/>
           <w:sz w:val="28"/>
           <w:szCs w:val="28"/>
           <w:rtl/>
+          <w:lang w:val="en-US" w:bidi="he-IL"/>
         </w:rPr>
         <w:t xml:space="preserve">רפלקציה אישית</w:t>
       </w:r>
@@ -6183,9 +6669,11 @@
           <w:bCs w:val="false"/>
           <w:i w:val="false"/>
           <w:iCs w:val="false"/>
-          <w:sz w:val="24"/>
-          <w:szCs w:val="24"/>
-          <w:rtl/>
+          <w:noProof w:val="false"/>
+          <w:sz w:val="24"/>
+          <w:szCs w:val="24"/>
+          <w:rtl/>
+          <w:lang w:val="en-US" w:bidi="he-IL"/>
         </w:rPr>
         <w:t xml:space="preserve">התחלתי את העבודה מתוך הנחה שאני מכירה את שני בעלי החיים האלה היטב. הם נמצאים בחצר שלי כל קיץ, ראיתי אותם אלפי פעמים, והייתי בטוחה שאין הרבה מה ללמוד עליהם. הנחה זו התבררה כשגויה כבר בשלב איסוף החומר.</w:t>
       </w:r>
@@ -6203,9 +6691,11 @@
           <w:bCs w:val="false"/>
           <w:i w:val="false"/>
           <w:iCs w:val="false"/>
-          <w:sz w:val="24"/>
-          <w:szCs w:val="24"/>
-          <w:rtl/>
+          <w:noProof w:val="false"/>
+          <w:sz w:val="24"/>
+          <w:szCs w:val="24"/>
+          <w:rtl/>
+          <w:lang w:val="en-US" w:bidi="he-IL"/>
         </w:rPr>
         <w:t xml:space="preserve">הדבר שהפתיע אותי יותר מכול היה הקשר בין הזחלים לפועלות אצל הצרעה. עד לעבודה הזו חשבתי שהזחלים הם נטל שהמושבה מטפלת בו עד שיגדל, ולמדתי שהם למעשה חלק ממערכת ההזנה של הבוגרות עצמן. זה שינה לי לגמרי את הדרך שבה אני מסתכלת על מושבה: לא אוסף של פרטים שאחד מהם שולט באחרים, אלא יחידה שהחלקים בה תלויים זה בזה בשני הכיוונים.</w:t>
       </w:r>
@@ -6223,9 +6713,11 @@
           <w:bCs w:val="false"/>
           <w:i w:val="false"/>
           <w:iCs w:val="false"/>
-          <w:sz w:val="24"/>
-          <w:szCs w:val="24"/>
-          <w:rtl/>
+          <w:noProof w:val="false"/>
+          <w:sz w:val="24"/>
+          <w:szCs w:val="24"/>
+          <w:rtl/>
+          <w:lang w:val="en-US" w:bidi="he-IL"/>
         </w:rPr>
         <w:t xml:space="preserve">החלק הקשה יותר היה דווקא הטבלה. בהתחלה ניסיתי למלא אותה נושא אחרי נושא, וגיליתי שאני חוזרת על עצמי ומעתיקה משפטים ארוכים מן המקורות בלי להבין אותם באמת. רק אחרי שהתחלתי לשאול על כל שורה למה זה כך ולא אחרת, למשל למה החרק לא יכול להיות גדול יותר, הטבלה הפכה לכלי חשיבה ולא לתרגיל בהעתקה. הפער הזה בין לדעת עובדה לבין להבין למה היא נכונה הוא מה שהכי ניכר בעיניי בהבדל בין הטיוטה הראשונה לנוסח הסופי.</w:t>
       </w:r>
@@ -6243,9 +6735,11 @@
           <w:bCs w:val="false"/>
           <w:i w:val="false"/>
           <w:iCs w:val="false"/>
-          <w:sz w:val="24"/>
-          <w:szCs w:val="24"/>
-          <w:rtl/>
+          <w:noProof w:val="false"/>
+          <w:sz w:val="24"/>
+          <w:szCs w:val="24"/>
+          <w:rtl/>
+          <w:lang w:val="en-US" w:bidi="he-IL"/>
         </w:rPr>
         <w:t xml:space="preserve">היה גם קושי שלא ציפיתי לו במציאת מידע אמין. על השממית המצויה יש ספרות מסודרת וזמינה, ואילו על הצרעה המזרחית מצאתי הרבה מאוד תוכן ברשת שסותר את עצמו, בעיקר בכל הנוגע להסבר על הרצועה הצהובה. בסופו של דבר בחרתי להציג את הממצא ולציין שההסבר שנוי במחלוקת, במקום לכתוב אותו כעובדה. זו הייתה הבחירה הנכונה, אבל לקח לי זמן להגיע אליה, ולפני כן כתבתי פסקה בטוחה מדי שהייתי צריכה למחוק.</w:t>
       </w:r>
@@ -6263,9 +6757,11 @@
           <w:bCs w:val="false"/>
           <w:i w:val="false"/>
           <w:iCs w:val="false"/>
-          <w:sz w:val="24"/>
-          <w:szCs w:val="24"/>
-          <w:rtl/>
+          <w:noProof w:val="false"/>
+          <w:sz w:val="24"/>
+          <w:szCs w:val="24"/>
+          <w:rtl/>
+          <w:lang w:val="en-US" w:bidi="he-IL"/>
         </w:rPr>
         <w:t xml:space="preserve">ואמירה אישית לסיום. עד העבודה הזו הרגתי צרעות בלי לחשוב פעמיים, ואת השממית סבלתי בקושי. אחרי שקראתי איך מושבה שלמה מחזיקה את עצמה על טיפת נוזל שמפרישים הזחלים, ואיך אותה צרעה שאני מגרשת מהשולחן היא זו שמעבירה שמרים אל הענבים בסתיו, קשה לי לחזור לאותה תגובה אוטומטית. אני לא הופכת לאדם שמאמץ קן צרעים בחצר, וגם לא צריך. אבל למדתי שהמרחק בין "מטרד" לבין "מין שלא ידעתי עליו דבר" הוא בעיקר מרחק של בורות, ושהוא נסגר בשעה של קריאה. זה מה שאני לוקחת מהעבודה הזו הלאה, יותר מכל פרט אנטומי שרשמתי בטבלה.</w:t>
       </w:r>
@@ -6283,9 +6779,11 @@
           <w:bCs w:val="false"/>
           <w:i w:val="false"/>
           <w:iCs w:val="false"/>
-          <w:sz w:val="24"/>
-          <w:szCs w:val="24"/>
-          <w:rtl/>
+          <w:noProof w:val="false"/>
+          <w:sz w:val="24"/>
+          <w:szCs w:val="24"/>
+          <w:rtl/>
+          <w:lang w:val="en-US" w:bidi="he-IL"/>
         </w:rPr>
         <w:t xml:space="preserve">אם הייתי משנה משהו במטלה, הייתי מוסיפה דרישה לתצפית חוזרת לאורך כמה ימים ולא לצילום יחיד. הצילום מספק תמונת רגע, ואילו שעה של ישיבה מול הקיר בערב מלמדת על השממית דברים שאף מקור לא כתב, למשל שהיא חוזרת בכל לילה בדיוק לאותו מקום ליד המנורה. מה שהייתי משמרת הוא דווקא הדרישה לבחור בעל חיים מסביבת הבית. היא זו שהפכה את העבודה ממטלה בכתיבה לתצפית של ממש, וזה מה שגרם לי לצאת לחצר בלילה עם פנס ולחכות.</w:t>
       </w:r>
@@ -6305,9 +6803,11 @@
           <w:bCs/>
           <w:i w:val="false"/>
           <w:iCs w:val="false"/>
+          <w:noProof w:val="false"/>
           <w:sz w:val="28"/>
           <w:szCs w:val="28"/>
           <w:rtl/>
+          <w:lang w:val="en-US" w:bidi="he-IL"/>
         </w:rPr>
         <w:t xml:space="preserve">רשימת מקורות</w:t>
       </w:r>
@@ -6326,9 +6826,11 @@
           <w:bCs w:val="false"/>
           <w:i w:val="false"/>
           <w:iCs w:val="false"/>
-          <w:sz w:val="24"/>
-          <w:szCs w:val="24"/>
-          <w:rtl/>
+          <w:noProof/>
+          <w:sz w:val="24"/>
+          <w:szCs w:val="24"/>
+          <w:rtl/>
+          <w:lang w:val="en-US" w:bidi="he-IL"/>
         </w:rPr>
         <w:t xml:space="preserve">בר, א', וחיימוביץ', ג' (2011). </w:t>
       </w:r>
@@ -6339,9 +6841,11 @@
           <w:bCs w:val="false"/>
           <w:i/>
           <w:iCs/>
-          <w:sz w:val="24"/>
-          <w:szCs w:val="24"/>
-          <w:rtl/>
+          <w:noProof/>
+          <w:sz w:val="24"/>
+          <w:szCs w:val="24"/>
+          <w:rtl/>
+          <w:lang w:val="en-US" w:bidi="he-IL"/>
         </w:rPr>
         <w:t xml:space="preserve">מדריך הזוחלים והדו-חיים של ישראל</w:t>
       </w:r>
@@ -6352,9 +6856,11 @@
           <w:bCs w:val="false"/>
           <w:i w:val="false"/>
           <w:iCs w:val="false"/>
-          <w:sz w:val="24"/>
-          <w:szCs w:val="24"/>
-          <w:rtl/>
+          <w:noProof/>
+          <w:sz w:val="24"/>
+          <w:szCs w:val="24"/>
+          <w:rtl/>
+          <w:lang w:val="en-US" w:bidi="he-IL"/>
         </w:rPr>
         <w:t xml:space="preserve">. פזבר.</w:t>
       </w:r>
@@ -6373,9 +6879,11 @@
           <w:bCs w:val="false"/>
           <w:i w:val="false"/>
           <w:iCs w:val="false"/>
-          <w:sz w:val="24"/>
-          <w:szCs w:val="24"/>
-          <w:rtl/>
+          <w:noProof/>
+          <w:sz w:val="24"/>
+          <w:szCs w:val="24"/>
+          <w:rtl/>
+          <w:lang w:val="en-US" w:bidi="he-IL"/>
         </w:rPr>
         <w:t xml:space="preserve">ברטוב, א' (ל.ת.). </w:t>
       </w:r>
@@ -6386,9 +6894,11 @@
           <w:bCs w:val="false"/>
           <w:i/>
           <w:iCs/>
-          <w:sz w:val="24"/>
-          <w:szCs w:val="24"/>
-          <w:rtl/>
+          <w:noProof/>
+          <w:sz w:val="24"/>
+          <w:szCs w:val="24"/>
+          <w:rtl/>
+          <w:lang w:val="en-US" w:bidi="he-IL"/>
         </w:rPr>
         <w:t xml:space="preserve">שממית הבתים (Hemidactylus turcicus)</w:t>
       </w:r>
@@ -6399,9 +6909,11 @@
           <w:bCs w:val="false"/>
           <w:i w:val="false"/>
           <w:iCs w:val="false"/>
-          <w:sz w:val="24"/>
-          <w:szCs w:val="24"/>
-          <w:rtl/>
+          <w:noProof/>
+          <w:sz w:val="24"/>
+          <w:szCs w:val="24"/>
+          <w:rtl/>
+          <w:lang w:val="en-US" w:bidi="he-IL"/>
         </w:rPr>
         <w:t xml:space="preserve"> [תצלום]. הגן למחקר זואולוגי ע"ש א' סיגלס, אוניברסיטת תל אביב. http://zoo.tau.ac.il/content/shmmyt-btym</w:t>
       </w:r>
@@ -6420,9 +6932,11 @@
           <w:bCs w:val="false"/>
           <w:i w:val="false"/>
           <w:iCs w:val="false"/>
-          <w:sz w:val="24"/>
-          <w:szCs w:val="24"/>
-          <w:rtl/>
+          <w:noProof/>
+          <w:sz w:val="24"/>
+          <w:szCs w:val="24"/>
+          <w:rtl/>
+          <w:lang w:val="en-US" w:bidi="he-IL"/>
         </w:rPr>
         <w:t xml:space="preserve">ויינברגר, ע' (2025, 22 בדצמבר). חיות את הרגע: צרעה מזרחית. </w:t>
       </w:r>
@@ -6433,9 +6947,11 @@
           <w:bCs w:val="false"/>
           <w:i/>
           <w:iCs/>
-          <w:sz w:val="24"/>
-          <w:szCs w:val="24"/>
-          <w:rtl/>
+          <w:noProof/>
+          <w:sz w:val="24"/>
+          <w:szCs w:val="24"/>
+          <w:rtl/>
+          <w:lang w:val="en-US" w:bidi="he-IL"/>
         </w:rPr>
         <w:t xml:space="preserve">זווית: סוכנות ידיעות למדע ולסביבה</w:t>
       </w:r>
@@ -6446,9 +6962,11 @@
           <w:bCs w:val="false"/>
           <w:i w:val="false"/>
           <w:iCs w:val="false"/>
-          <w:sz w:val="24"/>
-          <w:szCs w:val="24"/>
-          <w:rtl/>
+          <w:noProof/>
+          <w:sz w:val="24"/>
+          <w:szCs w:val="24"/>
+          <w:rtl/>
+          <w:lang w:val="en-US" w:bidi="he-IL"/>
         </w:rPr>
         <w:t xml:space="preserve">. https://www.zavit.org.il/חיות-את-הרגע-צרעה-מזרחית</w:t>
       </w:r>
@@ -6467,9 +6985,11 @@
           <w:bCs w:val="false"/>
           <w:i w:val="false"/>
           <w:iCs w:val="false"/>
-          <w:sz w:val="24"/>
-          <w:szCs w:val="24"/>
-          <w:rtl/>
+          <w:noProof/>
+          <w:sz w:val="24"/>
+          <w:szCs w:val="24"/>
+          <w:rtl/>
+          <w:lang w:val="en-US" w:bidi="he-IL"/>
         </w:rPr>
         <w:t xml:space="preserve">לוטן, א' (ל.ת.). </w:t>
       </w:r>
@@ -6480,9 +7000,11 @@
           <w:bCs w:val="false"/>
           <w:i/>
           <w:iCs/>
-          <w:sz w:val="24"/>
-          <w:szCs w:val="24"/>
-          <w:rtl/>
+          <w:noProof/>
+          <w:sz w:val="24"/>
+          <w:szCs w:val="24"/>
+          <w:rtl/>
+          <w:lang w:val="en-US" w:bidi="he-IL"/>
         </w:rPr>
         <w:t xml:space="preserve">ממלכת בעלי החיים: רקע כללי</w:t>
       </w:r>
@@ -6493,9 +7015,11 @@
           <w:bCs w:val="false"/>
           <w:i w:val="false"/>
           <w:iCs w:val="false"/>
-          <w:sz w:val="24"/>
-          <w:szCs w:val="24"/>
-          <w:rtl/>
+          <w:noProof/>
+          <w:sz w:val="24"/>
+          <w:szCs w:val="24"/>
+          <w:rtl/>
+          <w:lang w:val="en-US" w:bidi="he-IL"/>
         </w:rPr>
         <w:t xml:space="preserve"> [מצגת הרצאה]. זואולוגיה, סמינר הקיבוצים.</w:t>
       </w:r>
@@ -6514,9 +7038,11 @@
           <w:bCs w:val="false"/>
           <w:i w:val="false"/>
           <w:iCs w:val="false"/>
-          <w:sz w:val="24"/>
-          <w:szCs w:val="24"/>
-          <w:rtl/>
+          <w:noProof/>
+          <w:sz w:val="24"/>
+          <w:szCs w:val="24"/>
+          <w:rtl/>
+          <w:lang w:val="en-US" w:bidi="he-IL"/>
         </w:rPr>
         <w:t xml:space="preserve">רשות הטבע והגנים. (2024, 21 ביולי). </w:t>
       </w:r>
@@ -6527,9 +7053,11 @@
           <w:bCs w:val="false"/>
           <w:i/>
           <w:iCs/>
-          <w:sz w:val="24"/>
-          <w:szCs w:val="24"/>
-          <w:rtl/>
+          <w:noProof/>
+          <w:sz w:val="24"/>
+          <w:szCs w:val="24"/>
+          <w:rtl/>
+          <w:lang w:val="en-US" w:bidi="he-IL"/>
         </w:rPr>
         <w:t xml:space="preserve">השממית המצרית שמאיימת על ישראל</w:t>
       </w:r>
@@ -6540,9 +7068,11 @@
           <w:bCs w:val="false"/>
           <w:i w:val="false"/>
           <w:iCs w:val="false"/>
-          <w:sz w:val="24"/>
-          <w:szCs w:val="24"/>
-          <w:rtl/>
+          <w:noProof/>
+          <w:sz w:val="24"/>
+          <w:szCs w:val="24"/>
+          <w:rtl/>
+          <w:lang w:val="en-US" w:bidi="he-IL"/>
         </w:rPr>
         <w:t xml:space="preserve">. https://www.parks.org.il/new/smamit</w:t>
       </w:r>
@@ -6561,9 +7091,11 @@
           <w:bCs w:val="false"/>
           <w:i w:val="false"/>
           <w:iCs w:val="false"/>
+          <w:noProof/>
           <w:sz w:val="24"/>
           <w:szCs w:val="24"/>
           <w:rtl w:val="false"/>
+          <w:lang w:val="en-US" w:bidi="he-IL"/>
         </w:rPr>
         <w:t xml:space="preserve">Autumn, K., Liang, Y. A., Hsieh, S. T., Zesch, W., Chan, W. P., Kenny, T. W., Fearing, R., &amp; Full, R. J. (2000). Adhesive force of a single gecko foot-hair. </w:t>
       </w:r>
@@ -6574,9 +7106,11 @@
           <w:bCs w:val="false"/>
           <w:i/>
           <w:iCs/>
+          <w:noProof/>
           <w:sz w:val="24"/>
           <w:szCs w:val="24"/>
           <w:rtl w:val="false"/>
+          <w:lang w:val="en-US" w:bidi="he-IL"/>
         </w:rPr>
         <w:t xml:space="preserve">Nature, 405</w:t>
       </w:r>
@@ -6587,9 +7121,11 @@
           <w:bCs w:val="false"/>
           <w:i w:val="false"/>
           <w:iCs w:val="false"/>
+          <w:noProof/>
           <w:sz w:val="24"/>
           <w:szCs w:val="24"/>
           <w:rtl w:val="false"/>
+          <w:lang w:val="en-US" w:bidi="he-IL"/>
         </w:rPr>
         <w:t xml:space="preserve">(6787), 681-685. https://doi.org/10.1038/35015073</w:t>
       </w:r>
@@ -6608,9 +7144,11 @@
           <w:bCs w:val="false"/>
           <w:i w:val="false"/>
           <w:iCs w:val="false"/>
+          <w:noProof/>
           <w:sz w:val="24"/>
           <w:szCs w:val="24"/>
           <w:rtl w:val="false"/>
+          <w:lang w:val="en-US" w:bidi="he-IL"/>
         </w:rPr>
         <w:t xml:space="preserve">Bateman, P. W., &amp; Fleming, P. A. (2009). To cut a long tail short: A review of lizard caudal autotomy studies carried out over the last 20 years. </w:t>
       </w:r>
@@ -6621,9 +7159,11 @@
           <w:bCs w:val="false"/>
           <w:i/>
           <w:iCs/>
+          <w:noProof/>
           <w:sz w:val="24"/>
           <w:szCs w:val="24"/>
           <w:rtl w:val="false"/>
+          <w:lang w:val="en-US" w:bidi="he-IL"/>
         </w:rPr>
         <w:t xml:space="preserve">Journal of Zoology, 277</w:t>
       </w:r>
@@ -6634,9 +7174,11 @@
           <w:bCs w:val="false"/>
           <w:i w:val="false"/>
           <w:iCs w:val="false"/>
+          <w:noProof/>
           <w:sz w:val="24"/>
           <w:szCs w:val="24"/>
           <w:rtl w:val="false"/>
+          <w:lang w:val="en-US" w:bidi="he-IL"/>
         </w:rPr>
         <w:t xml:space="preserve">(1), 1-14. https://doi.org/10.1111/j.1469-7998.2008.00484.x</w:t>
       </w:r>
@@ -6655,9 +7197,11 @@
           <w:bCs w:val="false"/>
           <w:i w:val="false"/>
           <w:iCs w:val="false"/>
+          <w:noProof/>
           <w:sz w:val="24"/>
           <w:szCs w:val="24"/>
           <w:rtl w:val="false"/>
+          <w:lang w:val="en-US" w:bidi="he-IL"/>
         </w:rPr>
         <w:t xml:space="preserve">Bauer, A. M. (2013). </w:t>
       </w:r>
@@ -6668,9 +7212,11 @@
           <w:bCs w:val="false"/>
           <w:i/>
           <w:iCs/>
+          <w:noProof/>
           <w:sz w:val="24"/>
           <w:szCs w:val="24"/>
           <w:rtl w:val="false"/>
+          <w:lang w:val="en-US" w:bidi="he-IL"/>
         </w:rPr>
         <w:t xml:space="preserve">Geckos: The animal answer guide</w:t>
       </w:r>
@@ -6681,9 +7227,11 @@
           <w:bCs w:val="false"/>
           <w:i w:val="false"/>
           <w:iCs w:val="false"/>
+          <w:noProof/>
           <w:sz w:val="24"/>
           <w:szCs w:val="24"/>
           <w:rtl w:val="false"/>
+          <w:lang w:val="en-US" w:bidi="he-IL"/>
         </w:rPr>
         <w:t xml:space="preserve">. Johns Hopkins University Press.</w:t>
       </w:r>
@@ -6702,9 +7250,11 @@
           <w:bCs w:val="false"/>
           <w:i w:val="false"/>
           <w:iCs w:val="false"/>
+          <w:noProof/>
           <w:sz w:val="24"/>
           <w:szCs w:val="24"/>
           <w:rtl w:val="false"/>
+          <w:lang w:val="en-US" w:bidi="he-IL"/>
         </w:rPr>
         <w:t xml:space="preserve">Ishay, J., &amp; Ikan, R. (1968). Gluconeogenesis in the oriental hornet Vespa orientalis F. </w:t>
       </w:r>
@@ -6715,9 +7265,11 @@
           <w:bCs w:val="false"/>
           <w:i/>
           <w:iCs/>
+          <w:noProof/>
           <w:sz w:val="24"/>
           <w:szCs w:val="24"/>
           <w:rtl w:val="false"/>
+          <w:lang w:val="en-US" w:bidi="he-IL"/>
         </w:rPr>
         <w:t xml:space="preserve">Ecology, 49</w:t>
       </w:r>
@@ -6728,9 +7280,11 @@
           <w:bCs w:val="false"/>
           <w:i w:val="false"/>
           <w:iCs w:val="false"/>
+          <w:noProof/>
           <w:sz w:val="24"/>
           <w:szCs w:val="24"/>
           <w:rtl w:val="false"/>
+          <w:lang w:val="en-US" w:bidi="he-IL"/>
         </w:rPr>
         <w:t xml:space="preserve">(1), 169-171. https://doi.org/10.2307/1933576</w:t>
       </w:r>
@@ -6749,9 +7303,11 @@
           <w:bCs w:val="false"/>
           <w:i w:val="false"/>
           <w:iCs w:val="false"/>
+          <w:noProof/>
           <w:sz w:val="24"/>
           <w:szCs w:val="24"/>
           <w:rtl w:val="false"/>
+          <w:lang w:val="en-US" w:bidi="he-IL"/>
         </w:rPr>
         <w:t xml:space="preserve">kedi0959. (n.d.). </w:t>
       </w:r>
@@ -6762,9 +7318,11 @@
           <w:bCs w:val="false"/>
           <w:i/>
           <w:iCs/>
+          <w:noProof/>
           <w:sz w:val="24"/>
           <w:szCs w:val="24"/>
           <w:rtl w:val="false"/>
+          <w:lang w:val="en-US" w:bidi="he-IL"/>
         </w:rPr>
         <w:t xml:space="preserve">Vespa orientalis</w:t>
       </w:r>
@@ -6775,9 +7333,11 @@
           <w:bCs w:val="false"/>
           <w:i w:val="false"/>
           <w:iCs w:val="false"/>
+          <w:noProof/>
           <w:sz w:val="24"/>
           <w:szCs w:val="24"/>
           <w:rtl w:val="false"/>
+          <w:lang w:val="en-US" w:bidi="he-IL"/>
         </w:rPr>
         <w:t xml:space="preserve"> [Photograph]. iNaturalist Israel. https://israel.inaturalist.org/taxa/83801-Vespa-orientalis</w:t>
       </w:r>
@@ -6796,9 +7356,11 @@
           <w:bCs w:val="false"/>
           <w:i w:val="false"/>
           <w:iCs w:val="false"/>
+          <w:noProof/>
           <w:sz w:val="24"/>
           <w:szCs w:val="24"/>
           <w:rtl w:val="false"/>
+          <w:lang w:val="en-US" w:bidi="he-IL"/>
         </w:rPr>
         <w:t xml:space="preserve">Plotkin, M., Hod, I., Zaban, A., Boden, S. A., Bagnall, D. M., Galushko, D., &amp; Bergman, D. J. (2010). Solar energy harvesting in the epicuticle of the oriental hornet (Vespa orientalis). </w:t>
       </w:r>
@@ -6809,9 +7371,11 @@
           <w:bCs w:val="false"/>
           <w:i/>
           <w:iCs/>
+          <w:noProof/>
           <w:sz w:val="24"/>
           <w:szCs w:val="24"/>
           <w:rtl w:val="false"/>
+          <w:lang w:val="en-US" w:bidi="he-IL"/>
         </w:rPr>
         <w:t xml:space="preserve">Naturwissenschaften, 97</w:t>
       </w:r>
@@ -6822,9 +7386,11 @@
           <w:bCs w:val="false"/>
           <w:i w:val="false"/>
           <w:iCs w:val="false"/>
+          <w:noProof/>
           <w:sz w:val="24"/>
           <w:szCs w:val="24"/>
           <w:rtl w:val="false"/>
+          <w:lang w:val="en-US" w:bidi="he-IL"/>
         </w:rPr>
         <w:t xml:space="preserve">(12), 1067-1076. https://doi.org/10.1007/s00114-010-0728-1</w:t>
       </w:r>
@@ -6843,9 +7409,11 @@
           <w:bCs w:val="false"/>
           <w:i w:val="false"/>
           <w:iCs w:val="false"/>
+          <w:noProof/>
           <w:sz w:val="24"/>
           <w:szCs w:val="24"/>
           <w:rtl w:val="false"/>
+          <w:lang w:val="en-US" w:bidi="he-IL"/>
         </w:rPr>
         <w:t xml:space="preserve">Roth, L. S. V., &amp; Kelber, A. (2004). Nocturnal colour vision in geckos. </w:t>
       </w:r>
@@ -6856,9 +7424,11 @@
           <w:bCs w:val="false"/>
           <w:i/>
           <w:iCs/>
+          <w:noProof/>
           <w:sz w:val="24"/>
           <w:szCs w:val="24"/>
           <w:rtl w:val="false"/>
+          <w:lang w:val="en-US" w:bidi="he-IL"/>
         </w:rPr>
         <w:t xml:space="preserve">Proceedings of the Royal Society B: Biological Sciences, 271</w:t>
       </w:r>
@@ -6869,9 +7439,11 @@
           <w:bCs w:val="false"/>
           <w:i w:val="false"/>
           <w:iCs w:val="false"/>
+          <w:noProof/>
           <w:sz w:val="24"/>
           <w:szCs w:val="24"/>
           <w:rtl w:val="false"/>
+          <w:lang w:val="en-US" w:bidi="he-IL"/>
         </w:rPr>
         <w:t xml:space="preserve">(Suppl. 6), S485-S487. https://doi.org/10.1098/rsbl.2004.0227</w:t>
       </w:r>
@@ -6890,9 +7462,11 @@
           <w:bCs w:val="false"/>
           <w:i w:val="false"/>
           <w:iCs w:val="false"/>
+          <w:noProof/>
           <w:sz w:val="24"/>
           <w:szCs w:val="24"/>
           <w:rtl w:val="false"/>
+          <w:lang w:val="en-US" w:bidi="he-IL"/>
         </w:rPr>
         <w:t xml:space="preserve">Selcer, K. W. (1986). Life history of a successful colonizer: The Mediterranean gecko, Hemidactylus turcicus, in southern Texas. </w:t>
       </w:r>
@@ -6903,9 +7477,11 @@
           <w:bCs w:val="false"/>
           <w:i/>
           <w:iCs/>
+          <w:noProof/>
           <w:sz w:val="24"/>
           <w:szCs w:val="24"/>
           <w:rtl w:val="false"/>
+          <w:lang w:val="en-US" w:bidi="he-IL"/>
         </w:rPr>
         <w:t xml:space="preserve">Copeia, 1986</w:t>
       </w:r>
@@ -6916,9 +7492,11 @@
           <w:bCs w:val="false"/>
           <w:i w:val="false"/>
           <w:iCs w:val="false"/>
+          <w:noProof/>
           <w:sz w:val="24"/>
           <w:szCs w:val="24"/>
           <w:rtl w:val="false"/>
+          <w:lang w:val="en-US" w:bidi="he-IL"/>
         </w:rPr>
         <w:t xml:space="preserve">(4), 956-962. https://doi.org/10.2307/1445291</w:t>
       </w:r>
@@ -6937,9 +7515,11 @@
           <w:bCs w:val="false"/>
           <w:i w:val="false"/>
           <w:iCs w:val="false"/>
+          <w:noProof/>
           <w:sz w:val="24"/>
           <w:szCs w:val="24"/>
           <w:rtl w:val="false"/>
+          <w:lang w:val="en-US" w:bidi="he-IL"/>
         </w:rPr>
         <w:t xml:space="preserve">Spradbery, J. P. (1973). </w:t>
       </w:r>
@@ -6950,9 +7530,11 @@
           <w:bCs w:val="false"/>
           <w:i/>
           <w:iCs/>
+          <w:noProof/>
           <w:sz w:val="24"/>
           <w:szCs w:val="24"/>
           <w:rtl w:val="false"/>
+          <w:lang w:val="en-US" w:bidi="he-IL"/>
         </w:rPr>
         <w:t xml:space="preserve">Wasps: An account of the biology and natural history of solitary and social wasps</w:t>
       </w:r>
@@ -6963,9 +7545,11 @@
           <w:bCs w:val="false"/>
           <w:i w:val="false"/>
           <w:iCs w:val="false"/>
+          <w:noProof/>
           <w:sz w:val="24"/>
           <w:szCs w:val="24"/>
           <w:rtl w:val="false"/>
+          <w:lang w:val="en-US" w:bidi="he-IL"/>
         </w:rPr>
         <w:t xml:space="preserve">. Sidgwick &amp; Jackson.</w:t>
       </w:r>
@@ -6984,9 +7568,11 @@
           <w:bCs w:val="false"/>
           <w:i w:val="false"/>
           <w:iCs w:val="false"/>
+          <w:noProof/>
           <w:sz w:val="24"/>
           <w:szCs w:val="24"/>
           <w:rtl w:val="false"/>
+          <w:lang w:val="en-US" w:bidi="he-IL"/>
         </w:rPr>
         <w:t xml:space="preserve">Werenkraut, V., Arbetman, M. P., &amp; Fergnani, P. N. (2022). The oriental hornet (Vespa orientalis L.): A threat to the Americas? </w:t>
       </w:r>
@@ -6997,9 +7583,11 @@
           <w:bCs w:val="false"/>
           <w:i/>
           <w:iCs/>
+          <w:noProof/>
           <w:sz w:val="24"/>
           <w:szCs w:val="24"/>
           <w:rtl w:val="false"/>
+          <w:lang w:val="en-US" w:bidi="he-IL"/>
         </w:rPr>
         <w:t xml:space="preserve">Neotropical Entomology, 51</w:t>
       </w:r>
@@ -7010,9 +7598,11 @@
           <w:bCs w:val="false"/>
           <w:i w:val="false"/>
           <w:iCs w:val="false"/>
+          <w:noProof/>
           <w:sz w:val="24"/>
           <w:szCs w:val="24"/>
           <w:rtl w:val="false"/>
+          <w:lang w:val="en-US" w:bidi="he-IL"/>
         </w:rPr>
         <w:t xml:space="preserve">(2), 330-338. https://doi.org/10.1007/s13744-021-00929-4</w:t>
       </w:r>
@@ -7031,9 +7621,11 @@
           <w:bCs w:val="false"/>
           <w:i w:val="false"/>
           <w:iCs w:val="false"/>
+          <w:noProof/>
           <w:sz w:val="24"/>
           <w:szCs w:val="24"/>
           <w:rtl w:val="false"/>
+          <w:lang w:val="en-US" w:bidi="he-IL"/>
         </w:rPr>
         <w:t xml:space="preserve">Werner, Y. L. (2016). </w:t>
       </w:r>
@@ -7044,9 +7636,11 @@
           <w:bCs w:val="false"/>
           <w:i/>
           <w:iCs/>
+          <w:noProof/>
           <w:sz w:val="24"/>
           <w:szCs w:val="24"/>
           <w:rtl w:val="false"/>
+          <w:lang w:val="en-US" w:bidi="he-IL"/>
         </w:rPr>
         <w:t xml:space="preserve">Reptile life in the land of Israel, with comments on adjacent regions</w:t>
       </w:r>
@@ -7057,9 +7651,11 @@
           <w:bCs w:val="false"/>
           <w:i w:val="false"/>
           <w:iCs w:val="false"/>
+          <w:noProof/>
           <w:sz w:val="24"/>
           <w:szCs w:val="24"/>
           <w:rtl w:val="false"/>
+          <w:lang w:val="en-US" w:bidi="he-IL"/>
         </w:rPr>
         <w:t xml:space="preserve">. Edition Chimaira.</w:t>
       </w:r>
@@ -7079,9 +7675,11 @@
           <w:bCs/>
           <w:i w:val="false"/>
           <w:iCs w:val="false"/>
+          <w:noProof w:val="false"/>
           <w:sz w:val="28"/>
           <w:szCs w:val="28"/>
           <w:rtl/>
+          <w:lang w:val="en-US" w:bidi="he-IL"/>
         </w:rPr>
         <w:t xml:space="preserve">נספח א': שממית החומות המצרית, המין הפולש</w:t>
       </w:r>
@@ -7099,9 +7697,11 @@
           <w:bCs w:val="false"/>
           <w:i w:val="false"/>
           <w:iCs w:val="false"/>
-          <w:sz w:val="24"/>
-          <w:szCs w:val="24"/>
-          <w:rtl/>
+          <w:noProof w:val="false"/>
+          <w:sz w:val="24"/>
+          <w:szCs w:val="24"/>
+          <w:rtl/>
+          <w:lang w:val="en-US" w:bidi="he-IL"/>
         </w:rPr>
         <w:t xml:space="preserve">הנספח מובא כהשלמה לפרק על השממית המצויה. שני המינים נמצאים על קירות בתים באותם אזורים, והבחנה ביניהם היא תנאי לדיווח נכון לרשות הטבע והגנים.</w:t>
       </w:r>
@@ -7167,9 +7767,11 @@
           <w:bCs/>
           <w:i w:val="false"/>
           <w:iCs w:val="false"/>
+          <w:noProof w:val="false"/>
           <w:sz w:val="21"/>
           <w:szCs w:val="21"/>
           <w:rtl/>
+          <w:lang w:val="en-US" w:bidi="he-IL"/>
         </w:rPr>
         <w:t xml:space="preserve">תמונה 3. </w:t>
       </w:r>
@@ -7180,9 +7782,11 @@
           <w:bCs w:val="false"/>
           <w:i w:val="false"/>
           <w:iCs w:val="false"/>
+          <w:noProof/>
           <w:sz w:val="21"/>
           <w:szCs w:val="21"/>
           <w:rtl/>
+          <w:lang w:val="en-US" w:bidi="he-IL"/>
         </w:rPr>
         <w:t xml:space="preserve">שממית חומות מצרית (Tarentola annularis), המין הפולש. ניכרים בה הכתמים הלבנים על הגב, קצות האצבעות הישרים בעלי הציפורן והזנב המשונן, שלושת הסימנים המבדילים אותה מהשממית המצויה שכריות ההיצמדות שלה מחולקות וזנבה חלק.</w:t>
       </w:r>
@@ -7200,9 +7804,11 @@
           <w:bCs w:val="false"/>
           <w:i w:val="false"/>
           <w:iCs w:val="false"/>
+          <w:noProof w:val="false"/>
           <w:sz w:val="20"/>
           <w:szCs w:val="20"/>
           <w:rtl/>
+          <w:lang w:val="en-US" w:bidi="he-IL"/>
         </w:rPr>
         <w:t xml:space="preserve">מקור: צילום אביעד בר, מתוך רשות הטבע והגנים (2024). </w:t>
       </w:r>
@@ -7213,9 +7819,11 @@
           <w:bCs w:val="false"/>
           <w:i w:val="false"/>
           <w:iCs w:val="false"/>
+          <w:noProof w:val="false"/>
           <w:sz w:val="20"/>
           <w:szCs w:val="20"/>
           <w:rtl/>
+          <w:lang w:val="en-US" w:bidi="he-IL"/>
         </w:rPr>
         <w:t xml:space="preserve">https://www.parks.org.il/new/smamit</w:t>
       </w:r>
@@ -7411,6 +8019,7 @@
         <w:rFonts w:ascii="Times New Roman" w:cs="David" w:eastAsia="David" w:hAnsi="Times New Roman"/>
         <w:sz w:val="24"/>
         <w:szCs w:val="24"/>
+        <w:lang w:val="en-US" w:bidi="he-IL"/>
       </w:rPr>
     </w:rPrDefault>
     <w:pPrDefault>
